--- a/documents/word/06_Performance.docx
+++ b/documents/word/06_Performance.docx
@@ -4,7 +4,7 @@
   <w:body>
     <w:p>
       <w:pPr>
-        <w:shd w:val="clear" w:color="auto" w:fill="002060"/>
+        <w:shd w:val="clear" w:color="auto" w:fill="0E2841" w:themeFill="text2"/>
         <w:spacing w:before="100" w:beforeAutospacing="1" w:after="100" w:afterAutospacing="1" w:line="240" w:lineRule="auto"/>
         <w:jc w:val="center"/>
         <w:outlineLvl w:val="0"/>
@@ -19,6 +19,7 @@
           <w14:ligatures w14:val="none"/>
         </w:rPr>
       </w:pPr>
+      <w:bookmarkStart w:id="0" w:name="_Toc224153121"/>
       <w:r>
         <w:rPr>
           <w:rFonts w:ascii="Times New Roman" w:eastAsia="Times New Roman" w:hAnsi="Times New Roman" w:cs="Times New Roman"/>
@@ -30,7 +31,7 @@
           <w:lang w:val="en-GB" w:eastAsia="en-GB" w:bidi="ar-SA"/>
           <w14:ligatures w14:val="none"/>
         </w:rPr>
-        <w:t>RAM ENTERPRISE P&amp;P WBS STRUCTURE –</w:t>
+        <w:t xml:space="preserve">RAM ENTERPRISE P&amp;P </w:t>
       </w:r>
       <w:r>
         <w:rPr>
@@ -56,13 +57,9 @@
           <w:lang w:val="en-GB" w:eastAsia="en-GB" w:bidi="ar-SA"/>
           <w14:ligatures w14:val="none"/>
         </w:rPr>
-        <w:t>06_Performance</w:t>
-      </w:r>
-    </w:p>
-    <w:p>
-      <w:pPr>
-        <w:spacing w:before="100" w:beforeAutospacing="1" w:after="100" w:afterAutospacing="1" w:line="240" w:lineRule="auto"/>
-        <w:outlineLvl w:val="0"/>
+        <w:t xml:space="preserve"> –</w:t>
+      </w:r>
+      <w:r>
         <w:rPr>
           <w:rFonts w:ascii="Times New Roman" w:eastAsia="Times New Roman" w:hAnsi="Times New Roman" w:cs="Times New Roman"/>
           <w:b/>
@@ -73,7 +70,8 @@
           <w:lang w:val="en-GB" w:eastAsia="en-GB" w:bidi="ar-SA"/>
           <w14:ligatures w14:val="none"/>
         </w:rPr>
-      </w:pPr>
+        <w:t xml:space="preserve"> </w:t>
+      </w:r>
       <w:r>
         <w:rPr>
           <w:rFonts w:ascii="Times New Roman" w:eastAsia="Times New Roman" w:hAnsi="Times New Roman" w:cs="Times New Roman"/>
@@ -87,6 +85,5814 @@
         </w:rPr>
         <w:t>06_Performance</w:t>
       </w:r>
+      <w:bookmarkEnd w:id="0"/>
+    </w:p>
+    <w:p>
+      <w:pPr>
+        <w:rPr>
+          <w:rFonts w:ascii="Times New Roman" w:eastAsia="Times New Roman" w:hAnsi="Times New Roman" w:cs="Times New Roman"/>
+          <w:b/>
+          <w:bCs/>
+          <w:kern w:val="0"/>
+          <w:sz w:val="27"/>
+          <w:szCs w:val="27"/>
+          <w:lang w:val="en-GB" w:eastAsia="en-GB" w:bidi="ar-SA"/>
+          <w14:ligatures w14:val="none"/>
+        </w:rPr>
+      </w:pPr>
+      <w:r>
+        <w:rPr>
+          <w:rFonts w:ascii="Times New Roman" w:eastAsia="Times New Roman" w:hAnsi="Times New Roman" w:cs="Times New Roman"/>
+          <w:b/>
+          <w:bCs/>
+          <w:kern w:val="0"/>
+          <w:sz w:val="27"/>
+          <w:szCs w:val="27"/>
+          <w:lang w:val="en-GB" w:eastAsia="en-GB" w:bidi="ar-SA"/>
+          <w14:ligatures w14:val="none"/>
+        </w:rPr>
+        <w:t xml:space="preserve">Document quality </w:t>
+      </w:r>
+    </w:p>
+    <w:tbl>
+      <w:tblPr>
+        <w:tblStyle w:val="PlainTable1"/>
+        <w:tblW w:w="9085" w:type="dxa"/>
+        <w:tblLook w:val="04A0" w:firstRow="1" w:lastRow="0" w:firstColumn="1" w:lastColumn="0" w:noHBand="0" w:noVBand="1"/>
+      </w:tblPr>
+      <w:tblGrid>
+        <w:gridCol w:w="2605"/>
+        <w:gridCol w:w="6480"/>
+      </w:tblGrid>
+      <w:tr>
+        <w:trPr>
+          <w:cnfStyle w:val="100000000000" w:firstRow="1" w:lastRow="0" w:firstColumn="0" w:lastColumn="0" w:oddVBand="0" w:evenVBand="0" w:oddHBand="0" w:evenHBand="0" w:firstRowFirstColumn="0" w:firstRowLastColumn="0" w:lastRowFirstColumn="0" w:lastRowLastColumn="0"/>
+        </w:trPr>
+        <w:tc>
+          <w:tcPr>
+            <w:cnfStyle w:val="001000000000" w:firstRow="0" w:lastRow="0" w:firstColumn="1" w:lastColumn="0" w:oddVBand="0" w:evenVBand="0" w:oddHBand="0" w:evenHBand="0" w:firstRowFirstColumn="0" w:firstRowLastColumn="0" w:lastRowFirstColumn="0" w:lastRowLastColumn="0"/>
+            <w:tcW w:w="2605" w:type="dxa"/>
+            <w:shd w:val="clear" w:color="auto" w:fill="0A2F41" w:themeFill="accent1" w:themeFillShade="80"/>
+          </w:tcPr>
+          <w:p>
+            <w:pPr>
+              <w:jc w:val="center"/>
+              <w:rPr>
+                <w:rFonts w:ascii="Times New Roman" w:eastAsia="Times New Roman" w:hAnsi="Times New Roman" w:cs="Times New Roman"/>
+                <w:kern w:val="0"/>
+                <w:sz w:val="24"/>
+                <w:szCs w:val="24"/>
+                <w:lang w:val="en-GB" w:eastAsia="en-GB" w:bidi="ar-SA"/>
+                <w14:ligatures w14:val="none"/>
+              </w:rPr>
+            </w:pPr>
+            <w:r>
+              <w:rPr>
+                <w:rFonts w:ascii="Times New Roman" w:eastAsia="Times New Roman" w:hAnsi="Times New Roman" w:cs="Times New Roman"/>
+                <w:kern w:val="0"/>
+                <w:sz w:val="24"/>
+                <w:szCs w:val="24"/>
+                <w:lang w:val="en-GB" w:eastAsia="en-GB" w:bidi="ar-SA"/>
+                <w14:ligatures w14:val="none"/>
+              </w:rPr>
+              <w:t>Item</w:t>
+            </w:r>
+          </w:p>
+        </w:tc>
+        <w:tc>
+          <w:tcPr>
+            <w:tcW w:w="6480" w:type="dxa"/>
+            <w:shd w:val="clear" w:color="auto" w:fill="0A2F41" w:themeFill="accent1" w:themeFillShade="80"/>
+          </w:tcPr>
+          <w:p>
+            <w:pPr>
+              <w:jc w:val="center"/>
+              <w:cnfStyle w:val="100000000000" w:firstRow="1" w:lastRow="0" w:firstColumn="0" w:lastColumn="0" w:oddVBand="0" w:evenVBand="0" w:oddHBand="0" w:evenHBand="0" w:firstRowFirstColumn="0" w:firstRowLastColumn="0" w:lastRowFirstColumn="0" w:lastRowLastColumn="0"/>
+              <w:rPr>
+                <w:rFonts w:ascii="Times New Roman" w:eastAsia="Times New Roman" w:hAnsi="Times New Roman" w:cs="Times New Roman"/>
+                <w:kern w:val="0"/>
+                <w:sz w:val="24"/>
+                <w:szCs w:val="24"/>
+                <w:lang w:val="en-GB" w:eastAsia="en-GB" w:bidi="ar-SA"/>
+                <w14:ligatures w14:val="none"/>
+              </w:rPr>
+            </w:pPr>
+            <w:r>
+              <w:rPr>
+                <w:rFonts w:ascii="Times New Roman" w:eastAsia="Times New Roman" w:hAnsi="Times New Roman" w:cs="Times New Roman"/>
+                <w:kern w:val="0"/>
+                <w:sz w:val="24"/>
+                <w:szCs w:val="24"/>
+                <w:lang w:val="en-GB" w:eastAsia="en-GB" w:bidi="ar-SA"/>
+                <w14:ligatures w14:val="none"/>
+              </w:rPr>
+              <w:t>Details</w:t>
+            </w:r>
+          </w:p>
+        </w:tc>
+      </w:tr>
+      <w:tr>
+        <w:trPr>
+          <w:cnfStyle w:val="000000100000" w:firstRow="0" w:lastRow="0" w:firstColumn="0" w:lastColumn="0" w:oddVBand="0" w:evenVBand="0" w:oddHBand="1" w:evenHBand="0" w:firstRowFirstColumn="0" w:firstRowLastColumn="0" w:lastRowFirstColumn="0" w:lastRowLastColumn="0"/>
+        </w:trPr>
+        <w:tc>
+          <w:tcPr>
+            <w:cnfStyle w:val="001000000000" w:firstRow="0" w:lastRow="0" w:firstColumn="1" w:lastColumn="0" w:oddVBand="0" w:evenVBand="0" w:oddHBand="0" w:evenHBand="0" w:firstRowFirstColumn="0" w:firstRowLastColumn="0" w:lastRowFirstColumn="0" w:lastRowLastColumn="0"/>
+            <w:tcW w:w="2605" w:type="dxa"/>
+            <w:hideMark/>
+          </w:tcPr>
+          <w:p>
+            <w:pPr>
+              <w:rPr>
+                <w:rFonts w:ascii="Times New Roman" w:eastAsia="Times New Roman" w:hAnsi="Times New Roman" w:cs="Times New Roman"/>
+                <w:kern w:val="0"/>
+                <w:sz w:val="24"/>
+                <w:szCs w:val="24"/>
+                <w:lang w:val="en-GB" w:eastAsia="en-GB" w:bidi="ar-SA"/>
+                <w14:ligatures w14:val="none"/>
+              </w:rPr>
+            </w:pPr>
+            <w:r>
+              <w:rPr>
+                <w:rFonts w:ascii="Times New Roman" w:eastAsia="Times New Roman" w:hAnsi="Times New Roman" w:cs="Times New Roman"/>
+                <w:kern w:val="0"/>
+                <w:sz w:val="24"/>
+                <w:szCs w:val="24"/>
+                <w:lang w:val="en-GB" w:eastAsia="en-GB" w:bidi="ar-SA"/>
+                <w14:ligatures w14:val="none"/>
+              </w:rPr>
+              <w:t>Organization</w:t>
+            </w:r>
+          </w:p>
+        </w:tc>
+        <w:tc>
+          <w:tcPr>
+            <w:tcW w:w="6480" w:type="dxa"/>
+            <w:hideMark/>
+          </w:tcPr>
+          <w:p>
+            <w:pPr>
+              <w:cnfStyle w:val="000000100000" w:firstRow="0" w:lastRow="0" w:firstColumn="0" w:lastColumn="0" w:oddVBand="0" w:evenVBand="0" w:oddHBand="1" w:evenHBand="0" w:firstRowFirstColumn="0" w:firstRowLastColumn="0" w:lastRowFirstColumn="0" w:lastRowLastColumn="0"/>
+              <w:rPr>
+                <w:rFonts w:ascii="Times New Roman" w:eastAsia="Times New Roman" w:hAnsi="Times New Roman" w:cs="Times New Roman"/>
+                <w:kern w:val="0"/>
+                <w:sz w:val="24"/>
+                <w:szCs w:val="24"/>
+                <w:lang w:val="en-GB" w:eastAsia="en-GB" w:bidi="ar-SA"/>
+                <w14:ligatures w14:val="none"/>
+              </w:rPr>
+            </w:pPr>
+            <w:r>
+              <w:rPr>
+                <w:rFonts w:ascii="Times New Roman" w:eastAsia="Times New Roman" w:hAnsi="Times New Roman" w:cs="Times New Roman"/>
+                <w:kern w:val="0"/>
+                <w:sz w:val="24"/>
+                <w:szCs w:val="24"/>
+                <w:lang w:val="en-GB" w:eastAsia="en-GB" w:bidi="ar-SA"/>
+                <w14:ligatures w14:val="none"/>
+              </w:rPr>
+              <w:t>RAM Governance Portal</w:t>
+            </w:r>
+          </w:p>
+        </w:tc>
+      </w:tr>
+      <w:tr>
+        <w:tc>
+          <w:tcPr>
+            <w:cnfStyle w:val="001000000000" w:firstRow="0" w:lastRow="0" w:firstColumn="1" w:lastColumn="0" w:oddVBand="0" w:evenVBand="0" w:oddHBand="0" w:evenHBand="0" w:firstRowFirstColumn="0" w:firstRowLastColumn="0" w:lastRowFirstColumn="0" w:lastRowLastColumn="0"/>
+            <w:tcW w:w="2605" w:type="dxa"/>
+            <w:hideMark/>
+          </w:tcPr>
+          <w:p>
+            <w:pPr>
+              <w:rPr>
+                <w:rFonts w:ascii="Times New Roman" w:eastAsia="Times New Roman" w:hAnsi="Times New Roman" w:cs="Times New Roman"/>
+                <w:kern w:val="0"/>
+                <w:sz w:val="24"/>
+                <w:szCs w:val="24"/>
+                <w:lang w:val="en-GB" w:eastAsia="en-GB" w:bidi="ar-SA"/>
+                <w14:ligatures w14:val="none"/>
+              </w:rPr>
+            </w:pPr>
+            <w:r>
+              <w:rPr>
+                <w:rFonts w:ascii="Times New Roman" w:eastAsia="Times New Roman" w:hAnsi="Times New Roman" w:cs="Times New Roman"/>
+                <w:kern w:val="0"/>
+                <w:sz w:val="24"/>
+                <w:szCs w:val="24"/>
+                <w:lang w:val="en-GB" w:eastAsia="en-GB" w:bidi="ar-SA"/>
+                <w14:ligatures w14:val="none"/>
+              </w:rPr>
+              <w:t>Document Title</w:t>
+            </w:r>
+          </w:p>
+        </w:tc>
+        <w:tc>
+          <w:tcPr>
+            <w:tcW w:w="6480" w:type="dxa"/>
+            <w:hideMark/>
+          </w:tcPr>
+          <w:p>
+            <w:pPr>
+              <w:cnfStyle w:val="000000000000" w:firstRow="0" w:lastRow="0" w:firstColumn="0" w:lastColumn="0" w:oddVBand="0" w:evenVBand="0" w:oddHBand="0" w:evenHBand="0" w:firstRowFirstColumn="0" w:firstRowLastColumn="0" w:lastRowFirstColumn="0" w:lastRowLastColumn="0"/>
+              <w:rPr>
+                <w:rFonts w:ascii="Times New Roman" w:eastAsia="Times New Roman" w:hAnsi="Times New Roman" w:cs="Times New Roman"/>
+                <w:kern w:val="0"/>
+                <w:sz w:val="24"/>
+                <w:szCs w:val="24"/>
+                <w:lang w:val="en-GB" w:eastAsia="en-GB" w:bidi="ar-SA"/>
+                <w14:ligatures w14:val="none"/>
+              </w:rPr>
+            </w:pPr>
+            <w:r>
+              <w:rPr>
+                <w:rFonts w:ascii="Times New Roman" w:eastAsia="Times New Roman" w:hAnsi="Times New Roman" w:cs="Times New Roman"/>
+                <w:kern w:val="0"/>
+                <w:sz w:val="24"/>
+                <w:szCs w:val="24"/>
+                <w:lang w:val="en-GB" w:eastAsia="en-GB" w:bidi="ar-SA"/>
+                <w14:ligatures w14:val="none"/>
+              </w:rPr>
+              <w:t>06_Performance</w:t>
+            </w:r>
+          </w:p>
+        </w:tc>
+      </w:tr>
+      <w:tr>
+        <w:trPr>
+          <w:cnfStyle w:val="000000100000" w:firstRow="0" w:lastRow="0" w:firstColumn="0" w:lastColumn="0" w:oddVBand="0" w:evenVBand="0" w:oddHBand="1" w:evenHBand="0" w:firstRowFirstColumn="0" w:firstRowLastColumn="0" w:lastRowFirstColumn="0" w:lastRowLastColumn="0"/>
+        </w:trPr>
+        <w:tc>
+          <w:tcPr>
+            <w:cnfStyle w:val="001000000000" w:firstRow="0" w:lastRow="0" w:firstColumn="1" w:lastColumn="0" w:oddVBand="0" w:evenVBand="0" w:oddHBand="0" w:evenHBand="0" w:firstRowFirstColumn="0" w:firstRowLastColumn="0" w:lastRowFirstColumn="0" w:lastRowLastColumn="0"/>
+            <w:tcW w:w="2605" w:type="dxa"/>
+            <w:hideMark/>
+          </w:tcPr>
+          <w:p>
+            <w:pPr>
+              <w:rPr>
+                <w:rFonts w:ascii="Times New Roman" w:eastAsia="Times New Roman" w:hAnsi="Times New Roman" w:cs="Times New Roman"/>
+                <w:kern w:val="0"/>
+                <w:sz w:val="24"/>
+                <w:szCs w:val="24"/>
+                <w:lang w:val="en-GB" w:eastAsia="en-GB" w:bidi="ar-SA"/>
+                <w14:ligatures w14:val="none"/>
+              </w:rPr>
+            </w:pPr>
+            <w:r>
+              <w:rPr>
+                <w:rFonts w:ascii="Times New Roman" w:eastAsia="Times New Roman" w:hAnsi="Times New Roman" w:cs="Times New Roman"/>
+                <w:kern w:val="0"/>
+                <w:sz w:val="24"/>
+                <w:szCs w:val="24"/>
+                <w:lang w:val="en-GB" w:eastAsia="en-GB" w:bidi="ar-SA"/>
+                <w14:ligatures w14:val="none"/>
+              </w:rPr>
+              <w:t>Document Code</w:t>
+            </w:r>
+          </w:p>
+        </w:tc>
+        <w:tc>
+          <w:tcPr>
+            <w:tcW w:w="6480" w:type="dxa"/>
+            <w:hideMark/>
+          </w:tcPr>
+          <w:p>
+            <w:pPr>
+              <w:cnfStyle w:val="000000100000" w:firstRow="0" w:lastRow="0" w:firstColumn="0" w:lastColumn="0" w:oddVBand="0" w:evenVBand="0" w:oddHBand="1" w:evenHBand="0" w:firstRowFirstColumn="0" w:firstRowLastColumn="0" w:lastRowFirstColumn="0" w:lastRowLastColumn="0"/>
+              <w:rPr>
+                <w:rFonts w:ascii="Times New Roman" w:eastAsia="Times New Roman" w:hAnsi="Times New Roman" w:cs="Times New Roman"/>
+                <w:kern w:val="0"/>
+                <w:sz w:val="24"/>
+                <w:szCs w:val="24"/>
+                <w:lang w:val="en-GB" w:eastAsia="en-GB" w:bidi="ar-SA"/>
+                <w14:ligatures w14:val="none"/>
+              </w:rPr>
+            </w:pPr>
+            <w:r>
+              <w:rPr>
+                <w:rFonts w:ascii="Times New Roman" w:eastAsia="Times New Roman" w:hAnsi="Times New Roman" w:cs="Times New Roman"/>
+                <w:kern w:val="0"/>
+                <w:sz w:val="24"/>
+                <w:szCs w:val="24"/>
+                <w:lang w:val="en-GB" w:eastAsia="en-GB" w:bidi="ar-SA"/>
+                <w14:ligatures w14:val="none"/>
+              </w:rPr>
+              <w:t>RAM-PROC-0</w:t>
+            </w:r>
+            <w:r>
+              <w:rPr>
+                <w:rFonts w:ascii="Times New Roman" w:eastAsia="Times New Roman" w:hAnsi="Times New Roman" w:cs="Times New Roman"/>
+                <w:kern w:val="0"/>
+                <w:sz w:val="24"/>
+                <w:szCs w:val="24"/>
+                <w:lang w:val="en-GB" w:eastAsia="en-GB" w:bidi="ar-SA"/>
+                <w14:ligatures w14:val="none"/>
+              </w:rPr>
+              <w:t>6</w:t>
+            </w:r>
+          </w:p>
+        </w:tc>
+      </w:tr>
+      <w:tr>
+        <w:tc>
+          <w:tcPr>
+            <w:cnfStyle w:val="001000000000" w:firstRow="0" w:lastRow="0" w:firstColumn="1" w:lastColumn="0" w:oddVBand="0" w:evenVBand="0" w:oddHBand="0" w:evenHBand="0" w:firstRowFirstColumn="0" w:firstRowLastColumn="0" w:lastRowFirstColumn="0" w:lastRowLastColumn="0"/>
+            <w:tcW w:w="2605" w:type="dxa"/>
+            <w:hideMark/>
+          </w:tcPr>
+          <w:p>
+            <w:pPr>
+              <w:rPr>
+                <w:rFonts w:ascii="Times New Roman" w:eastAsia="Times New Roman" w:hAnsi="Times New Roman" w:cs="Times New Roman"/>
+                <w:kern w:val="0"/>
+                <w:sz w:val="24"/>
+                <w:szCs w:val="24"/>
+                <w:lang w:val="en-GB" w:eastAsia="en-GB" w:bidi="ar-SA"/>
+                <w14:ligatures w14:val="none"/>
+              </w:rPr>
+            </w:pPr>
+            <w:r>
+              <w:rPr>
+                <w:rFonts w:ascii="Times New Roman" w:eastAsia="Times New Roman" w:hAnsi="Times New Roman" w:cs="Times New Roman"/>
+                <w:kern w:val="0"/>
+                <w:sz w:val="24"/>
+                <w:szCs w:val="24"/>
+                <w:lang w:val="en-GB" w:eastAsia="en-GB" w:bidi="ar-SA"/>
+                <w14:ligatures w14:val="none"/>
+              </w:rPr>
+              <w:t>Process Area</w:t>
+            </w:r>
+          </w:p>
+        </w:tc>
+        <w:tc>
+          <w:tcPr>
+            <w:tcW w:w="6480" w:type="dxa"/>
+            <w:hideMark/>
+          </w:tcPr>
+          <w:p>
+            <w:pPr>
+              <w:cnfStyle w:val="000000000000" w:firstRow="0" w:lastRow="0" w:firstColumn="0" w:lastColumn="0" w:oddVBand="0" w:evenVBand="0" w:oddHBand="0" w:evenHBand="0" w:firstRowFirstColumn="0" w:firstRowLastColumn="0" w:lastRowFirstColumn="0" w:lastRowLastColumn="0"/>
+              <w:rPr>
+                <w:rFonts w:ascii="Times New Roman" w:eastAsia="Times New Roman" w:hAnsi="Times New Roman" w:cs="Times New Roman"/>
+                <w:kern w:val="0"/>
+                <w:sz w:val="24"/>
+                <w:szCs w:val="24"/>
+                <w:lang w:val="en-GB" w:eastAsia="en-GB" w:bidi="ar-SA"/>
+                <w14:ligatures w14:val="none"/>
+              </w:rPr>
+            </w:pPr>
+            <w:r>
+              <w:rPr>
+                <w:rFonts w:ascii="Times New Roman" w:eastAsia="Times New Roman" w:hAnsi="Times New Roman" w:cs="Times New Roman"/>
+                <w:kern w:val="0"/>
+                <w:sz w:val="24"/>
+                <w:szCs w:val="24"/>
+                <w:lang w:val="en-GB" w:eastAsia="en-GB" w:bidi="ar-SA"/>
+                <w14:ligatures w14:val="none"/>
+              </w:rPr>
+              <w:t>06_Performance</w:t>
+            </w:r>
+          </w:p>
+        </w:tc>
+      </w:tr>
+      <w:tr>
+        <w:trPr>
+          <w:cnfStyle w:val="000000100000" w:firstRow="0" w:lastRow="0" w:firstColumn="0" w:lastColumn="0" w:oddVBand="0" w:evenVBand="0" w:oddHBand="1" w:evenHBand="0" w:firstRowFirstColumn="0" w:firstRowLastColumn="0" w:lastRowFirstColumn="0" w:lastRowLastColumn="0"/>
+        </w:trPr>
+        <w:tc>
+          <w:tcPr>
+            <w:cnfStyle w:val="001000000000" w:firstRow="0" w:lastRow="0" w:firstColumn="1" w:lastColumn="0" w:oddVBand="0" w:evenVBand="0" w:oddHBand="0" w:evenHBand="0" w:firstRowFirstColumn="0" w:firstRowLastColumn="0" w:lastRowFirstColumn="0" w:lastRowLastColumn="0"/>
+            <w:tcW w:w="2605" w:type="dxa"/>
+            <w:hideMark/>
+          </w:tcPr>
+          <w:p>
+            <w:pPr>
+              <w:rPr>
+                <w:rFonts w:ascii="Times New Roman" w:eastAsia="Times New Roman" w:hAnsi="Times New Roman" w:cs="Times New Roman"/>
+                <w:kern w:val="0"/>
+                <w:sz w:val="24"/>
+                <w:szCs w:val="24"/>
+                <w:lang w:val="en-GB" w:eastAsia="en-GB" w:bidi="ar-SA"/>
+                <w14:ligatures w14:val="none"/>
+              </w:rPr>
+            </w:pPr>
+            <w:r>
+              <w:rPr>
+                <w:rFonts w:ascii="Times New Roman" w:eastAsia="Times New Roman" w:hAnsi="Times New Roman" w:cs="Times New Roman"/>
+                <w:kern w:val="0"/>
+                <w:sz w:val="24"/>
+                <w:szCs w:val="24"/>
+                <w:lang w:val="en-GB" w:eastAsia="en-GB" w:bidi="ar-SA"/>
+                <w14:ligatures w14:val="none"/>
+              </w:rPr>
+              <w:t>Document Type</w:t>
+            </w:r>
+          </w:p>
+        </w:tc>
+        <w:tc>
+          <w:tcPr>
+            <w:tcW w:w="6480" w:type="dxa"/>
+            <w:hideMark/>
+          </w:tcPr>
+          <w:p>
+            <w:pPr>
+              <w:cnfStyle w:val="000000100000" w:firstRow="0" w:lastRow="0" w:firstColumn="0" w:lastColumn="0" w:oddVBand="0" w:evenVBand="0" w:oddHBand="1" w:evenHBand="0" w:firstRowFirstColumn="0" w:firstRowLastColumn="0" w:lastRowFirstColumn="0" w:lastRowLastColumn="0"/>
+              <w:rPr>
+                <w:rFonts w:ascii="Times New Roman" w:eastAsia="Times New Roman" w:hAnsi="Times New Roman" w:cs="Times New Roman"/>
+                <w:kern w:val="0"/>
+                <w:sz w:val="24"/>
+                <w:szCs w:val="24"/>
+                <w:lang w:val="en-GB" w:eastAsia="en-GB" w:bidi="ar-SA"/>
+                <w14:ligatures w14:val="none"/>
+              </w:rPr>
+            </w:pPr>
+            <w:r>
+              <w:rPr>
+                <w:rFonts w:ascii="Times New Roman" w:eastAsia="Times New Roman" w:hAnsi="Times New Roman" w:cs="Times New Roman"/>
+                <w:kern w:val="0"/>
+                <w:sz w:val="24"/>
+                <w:szCs w:val="24"/>
+                <w:lang w:val="en-GB" w:eastAsia="en-GB" w:bidi="ar-SA"/>
+                <w14:ligatures w14:val="none"/>
+              </w:rPr>
+              <w:t>Procedure</w:t>
+            </w:r>
+          </w:p>
+        </w:tc>
+      </w:tr>
+      <w:tr>
+        <w:tc>
+          <w:tcPr>
+            <w:cnfStyle w:val="001000000000" w:firstRow="0" w:lastRow="0" w:firstColumn="1" w:lastColumn="0" w:oddVBand="0" w:evenVBand="0" w:oddHBand="0" w:evenHBand="0" w:firstRowFirstColumn="0" w:firstRowLastColumn="0" w:lastRowFirstColumn="0" w:lastRowLastColumn="0"/>
+            <w:tcW w:w="2605" w:type="dxa"/>
+            <w:hideMark/>
+          </w:tcPr>
+          <w:p>
+            <w:pPr>
+              <w:rPr>
+                <w:rFonts w:ascii="Times New Roman" w:eastAsia="Times New Roman" w:hAnsi="Times New Roman" w:cs="Times New Roman"/>
+                <w:kern w:val="0"/>
+                <w:sz w:val="24"/>
+                <w:szCs w:val="24"/>
+                <w:lang w:val="en-GB" w:eastAsia="en-GB" w:bidi="ar-SA"/>
+                <w14:ligatures w14:val="none"/>
+              </w:rPr>
+            </w:pPr>
+            <w:r>
+              <w:rPr>
+                <w:rFonts w:ascii="Times New Roman" w:eastAsia="Times New Roman" w:hAnsi="Times New Roman" w:cs="Times New Roman"/>
+                <w:kern w:val="0"/>
+                <w:sz w:val="24"/>
+                <w:szCs w:val="24"/>
+                <w:lang w:val="en-GB" w:eastAsia="en-GB" w:bidi="ar-SA"/>
+                <w14:ligatures w14:val="none"/>
+              </w:rPr>
+              <w:t>Version</w:t>
+            </w:r>
+          </w:p>
+        </w:tc>
+        <w:tc>
+          <w:tcPr>
+            <w:tcW w:w="6480" w:type="dxa"/>
+            <w:hideMark/>
+          </w:tcPr>
+          <w:p>
+            <w:pPr>
+              <w:cnfStyle w:val="000000000000" w:firstRow="0" w:lastRow="0" w:firstColumn="0" w:lastColumn="0" w:oddVBand="0" w:evenVBand="0" w:oddHBand="0" w:evenHBand="0" w:firstRowFirstColumn="0" w:firstRowLastColumn="0" w:lastRowFirstColumn="0" w:lastRowLastColumn="0"/>
+              <w:rPr>
+                <w:rFonts w:ascii="Times New Roman" w:eastAsia="Times New Roman" w:hAnsi="Times New Roman" w:cs="Times New Roman"/>
+                <w:kern w:val="0"/>
+                <w:sz w:val="24"/>
+                <w:szCs w:val="24"/>
+                <w:lang w:val="en-GB" w:eastAsia="en-GB" w:bidi="ar-SA"/>
+                <w14:ligatures w14:val="none"/>
+              </w:rPr>
+            </w:pPr>
+            <w:r>
+              <w:rPr>
+                <w:rFonts w:ascii="Times New Roman" w:eastAsia="Times New Roman" w:hAnsi="Times New Roman" w:cs="Times New Roman"/>
+                <w:kern w:val="0"/>
+                <w:sz w:val="24"/>
+                <w:szCs w:val="24"/>
+                <w:lang w:val="en-GB" w:eastAsia="en-GB" w:bidi="ar-SA"/>
+                <w14:ligatures w14:val="none"/>
+              </w:rPr>
+              <w:t>1.0</w:t>
+            </w:r>
+          </w:p>
+        </w:tc>
+      </w:tr>
+      <w:tr>
+        <w:trPr>
+          <w:cnfStyle w:val="000000100000" w:firstRow="0" w:lastRow="0" w:firstColumn="0" w:lastColumn="0" w:oddVBand="0" w:evenVBand="0" w:oddHBand="1" w:evenHBand="0" w:firstRowFirstColumn="0" w:firstRowLastColumn="0" w:lastRowFirstColumn="0" w:lastRowLastColumn="0"/>
+        </w:trPr>
+        <w:tc>
+          <w:tcPr>
+            <w:cnfStyle w:val="001000000000" w:firstRow="0" w:lastRow="0" w:firstColumn="1" w:lastColumn="0" w:oddVBand="0" w:evenVBand="0" w:oddHBand="0" w:evenHBand="0" w:firstRowFirstColumn="0" w:firstRowLastColumn="0" w:lastRowFirstColumn="0" w:lastRowLastColumn="0"/>
+            <w:tcW w:w="2605" w:type="dxa"/>
+            <w:hideMark/>
+          </w:tcPr>
+          <w:p>
+            <w:pPr>
+              <w:rPr>
+                <w:rFonts w:ascii="Times New Roman" w:eastAsia="Times New Roman" w:hAnsi="Times New Roman" w:cs="Times New Roman"/>
+                <w:kern w:val="0"/>
+                <w:sz w:val="24"/>
+                <w:szCs w:val="24"/>
+                <w:lang w:val="en-GB" w:eastAsia="en-GB" w:bidi="ar-SA"/>
+                <w14:ligatures w14:val="none"/>
+              </w:rPr>
+            </w:pPr>
+            <w:r>
+              <w:rPr>
+                <w:rFonts w:ascii="Times New Roman" w:eastAsia="Times New Roman" w:hAnsi="Times New Roman" w:cs="Times New Roman"/>
+                <w:kern w:val="0"/>
+                <w:sz w:val="24"/>
+                <w:szCs w:val="24"/>
+                <w:lang w:val="en-GB" w:eastAsia="en-GB" w:bidi="ar-SA"/>
+                <w14:ligatures w14:val="none"/>
+              </w:rPr>
+              <w:t>Effective Date</w:t>
+            </w:r>
+          </w:p>
+        </w:tc>
+        <w:tc>
+          <w:tcPr>
+            <w:tcW w:w="6480" w:type="dxa"/>
+            <w:hideMark/>
+          </w:tcPr>
+          <w:p>
+            <w:pPr>
+              <w:cnfStyle w:val="000000100000" w:firstRow="0" w:lastRow="0" w:firstColumn="0" w:lastColumn="0" w:oddVBand="0" w:evenVBand="0" w:oddHBand="1" w:evenHBand="0" w:firstRowFirstColumn="0" w:firstRowLastColumn="0" w:lastRowFirstColumn="0" w:lastRowLastColumn="0"/>
+              <w:rPr>
+                <w:rFonts w:ascii="Times New Roman" w:eastAsia="Times New Roman" w:hAnsi="Times New Roman" w:cs="Times New Roman"/>
+                <w:kern w:val="0"/>
+                <w:sz w:val="24"/>
+                <w:szCs w:val="24"/>
+                <w:lang w:val="en-GB" w:eastAsia="en-GB" w:bidi="ar-SA"/>
+                <w14:ligatures w14:val="none"/>
+              </w:rPr>
+            </w:pPr>
+            <w:r>
+              <w:rPr>
+                <w:rFonts w:ascii="Times New Roman" w:eastAsia="Times New Roman" w:hAnsi="Times New Roman" w:cs="Times New Roman"/>
+                <w:kern w:val="0"/>
+                <w:sz w:val="24"/>
+                <w:szCs w:val="24"/>
+                <w:lang w:val="en-GB" w:eastAsia="en-GB" w:bidi="ar-SA"/>
+                <w14:ligatures w14:val="none"/>
+              </w:rPr>
+              <w:t>01 Jan 2026</w:t>
+            </w:r>
+          </w:p>
+        </w:tc>
+      </w:tr>
+      <w:tr>
+        <w:tc>
+          <w:tcPr>
+            <w:cnfStyle w:val="001000000000" w:firstRow="0" w:lastRow="0" w:firstColumn="1" w:lastColumn="0" w:oddVBand="0" w:evenVBand="0" w:oddHBand="0" w:evenHBand="0" w:firstRowFirstColumn="0" w:firstRowLastColumn="0" w:lastRowFirstColumn="0" w:lastRowLastColumn="0"/>
+            <w:tcW w:w="2605" w:type="dxa"/>
+            <w:hideMark/>
+          </w:tcPr>
+          <w:p>
+            <w:pPr>
+              <w:rPr>
+                <w:rFonts w:ascii="Times New Roman" w:eastAsia="Times New Roman" w:hAnsi="Times New Roman" w:cs="Times New Roman"/>
+                <w:kern w:val="0"/>
+                <w:sz w:val="24"/>
+                <w:szCs w:val="24"/>
+                <w:lang w:val="en-GB" w:eastAsia="en-GB" w:bidi="ar-SA"/>
+                <w14:ligatures w14:val="none"/>
+              </w:rPr>
+            </w:pPr>
+            <w:r>
+              <w:rPr>
+                <w:rFonts w:ascii="Times New Roman" w:eastAsia="Times New Roman" w:hAnsi="Times New Roman" w:cs="Times New Roman"/>
+                <w:kern w:val="0"/>
+                <w:sz w:val="24"/>
+                <w:szCs w:val="24"/>
+                <w:lang w:val="en-GB" w:eastAsia="en-GB" w:bidi="ar-SA"/>
+                <w14:ligatures w14:val="none"/>
+              </w:rPr>
+              <w:t>Review Cycle</w:t>
+            </w:r>
+          </w:p>
+        </w:tc>
+        <w:tc>
+          <w:tcPr>
+            <w:tcW w:w="6480" w:type="dxa"/>
+            <w:hideMark/>
+          </w:tcPr>
+          <w:p>
+            <w:pPr>
+              <w:cnfStyle w:val="000000000000" w:firstRow="0" w:lastRow="0" w:firstColumn="0" w:lastColumn="0" w:oddVBand="0" w:evenVBand="0" w:oddHBand="0" w:evenHBand="0" w:firstRowFirstColumn="0" w:firstRowLastColumn="0" w:lastRowFirstColumn="0" w:lastRowLastColumn="0"/>
+              <w:rPr>
+                <w:rFonts w:ascii="Times New Roman" w:eastAsia="Times New Roman" w:hAnsi="Times New Roman" w:cs="Times New Roman"/>
+                <w:kern w:val="0"/>
+                <w:sz w:val="24"/>
+                <w:szCs w:val="24"/>
+                <w:lang w:val="en-GB" w:eastAsia="en-GB" w:bidi="ar-SA"/>
+                <w14:ligatures w14:val="none"/>
+              </w:rPr>
+            </w:pPr>
+            <w:r>
+              <w:rPr>
+                <w:rFonts w:ascii="Times New Roman" w:eastAsia="Times New Roman" w:hAnsi="Times New Roman" w:cs="Times New Roman"/>
+                <w:kern w:val="0"/>
+                <w:sz w:val="24"/>
+                <w:szCs w:val="24"/>
+                <w:lang w:val="en-GB" w:eastAsia="en-GB" w:bidi="ar-SA"/>
+                <w14:ligatures w14:val="none"/>
+              </w:rPr>
+              <w:t>Annual</w:t>
+            </w:r>
+          </w:p>
+        </w:tc>
+      </w:tr>
+      <w:tr>
+        <w:trPr>
+          <w:cnfStyle w:val="000000100000" w:firstRow="0" w:lastRow="0" w:firstColumn="0" w:lastColumn="0" w:oddVBand="0" w:evenVBand="0" w:oddHBand="1" w:evenHBand="0" w:firstRowFirstColumn="0" w:firstRowLastColumn="0" w:lastRowFirstColumn="0" w:lastRowLastColumn="0"/>
+        </w:trPr>
+        <w:tc>
+          <w:tcPr>
+            <w:cnfStyle w:val="001000000000" w:firstRow="0" w:lastRow="0" w:firstColumn="1" w:lastColumn="0" w:oddVBand="0" w:evenVBand="0" w:oddHBand="0" w:evenHBand="0" w:firstRowFirstColumn="0" w:firstRowLastColumn="0" w:lastRowFirstColumn="0" w:lastRowLastColumn="0"/>
+            <w:tcW w:w="2605" w:type="dxa"/>
+            <w:hideMark/>
+          </w:tcPr>
+          <w:p>
+            <w:pPr>
+              <w:rPr>
+                <w:rFonts w:ascii="Times New Roman" w:eastAsia="Times New Roman" w:hAnsi="Times New Roman" w:cs="Times New Roman"/>
+                <w:kern w:val="0"/>
+                <w:sz w:val="24"/>
+                <w:szCs w:val="24"/>
+                <w:lang w:val="en-GB" w:eastAsia="en-GB" w:bidi="ar-SA"/>
+                <w14:ligatures w14:val="none"/>
+              </w:rPr>
+            </w:pPr>
+            <w:r>
+              <w:rPr>
+                <w:rFonts w:ascii="Times New Roman" w:eastAsia="Times New Roman" w:hAnsi="Times New Roman" w:cs="Times New Roman"/>
+                <w:kern w:val="0"/>
+                <w:sz w:val="24"/>
+                <w:szCs w:val="24"/>
+                <w:lang w:val="en-GB" w:eastAsia="en-GB" w:bidi="ar-SA"/>
+                <w14:ligatures w14:val="none"/>
+              </w:rPr>
+              <w:t>Owner</w:t>
+            </w:r>
+          </w:p>
+        </w:tc>
+        <w:tc>
+          <w:tcPr>
+            <w:tcW w:w="6480" w:type="dxa"/>
+            <w:hideMark/>
+          </w:tcPr>
+          <w:p>
+            <w:pPr>
+              <w:cnfStyle w:val="000000100000" w:firstRow="0" w:lastRow="0" w:firstColumn="0" w:lastColumn="0" w:oddVBand="0" w:evenVBand="0" w:oddHBand="1" w:evenHBand="0" w:firstRowFirstColumn="0" w:firstRowLastColumn="0" w:lastRowFirstColumn="0" w:lastRowLastColumn="0"/>
+              <w:rPr>
+                <w:rFonts w:ascii="Times New Roman" w:eastAsia="Times New Roman" w:hAnsi="Times New Roman" w:cs="Times New Roman"/>
+                <w:kern w:val="0"/>
+                <w:sz w:val="24"/>
+                <w:szCs w:val="24"/>
+                <w:lang w:val="en-GB" w:eastAsia="en-GB" w:bidi="ar-SA"/>
+                <w14:ligatures w14:val="none"/>
+              </w:rPr>
+            </w:pPr>
+            <w:r>
+              <w:rPr>
+                <w:rFonts w:ascii="Times New Roman" w:eastAsia="Times New Roman" w:hAnsi="Times New Roman" w:cs="Times New Roman"/>
+                <w:kern w:val="0"/>
+                <w:sz w:val="24"/>
+                <w:szCs w:val="24"/>
+                <w:lang w:val="en-GB" w:eastAsia="en-GB" w:bidi="ar-SA"/>
+                <w14:ligatures w14:val="none"/>
+              </w:rPr>
+              <w:t>CEO</w:t>
+            </w:r>
+          </w:p>
+        </w:tc>
+      </w:tr>
+      <w:tr>
+        <w:tc>
+          <w:tcPr>
+            <w:cnfStyle w:val="001000000000" w:firstRow="0" w:lastRow="0" w:firstColumn="1" w:lastColumn="0" w:oddVBand="0" w:evenVBand="0" w:oddHBand="0" w:evenHBand="0" w:firstRowFirstColumn="0" w:firstRowLastColumn="0" w:lastRowFirstColumn="0" w:lastRowLastColumn="0"/>
+            <w:tcW w:w="2605" w:type="dxa"/>
+            <w:hideMark/>
+          </w:tcPr>
+          <w:p>
+            <w:pPr>
+              <w:rPr>
+                <w:rFonts w:ascii="Times New Roman" w:eastAsia="Times New Roman" w:hAnsi="Times New Roman" w:cs="Times New Roman"/>
+                <w:kern w:val="0"/>
+                <w:sz w:val="24"/>
+                <w:szCs w:val="24"/>
+                <w:lang w:val="en-GB" w:eastAsia="en-GB" w:bidi="ar-SA"/>
+                <w14:ligatures w14:val="none"/>
+              </w:rPr>
+            </w:pPr>
+            <w:r>
+              <w:rPr>
+                <w:rFonts w:ascii="Times New Roman" w:eastAsia="Times New Roman" w:hAnsi="Times New Roman" w:cs="Times New Roman"/>
+                <w:kern w:val="0"/>
+                <w:sz w:val="24"/>
+                <w:szCs w:val="24"/>
+                <w:lang w:val="en-GB" w:eastAsia="en-GB" w:bidi="ar-SA"/>
+                <w14:ligatures w14:val="none"/>
+              </w:rPr>
+              <w:t>Approved By</w:t>
+            </w:r>
+          </w:p>
+        </w:tc>
+        <w:tc>
+          <w:tcPr>
+            <w:tcW w:w="6480" w:type="dxa"/>
+            <w:hideMark/>
+          </w:tcPr>
+          <w:p>
+            <w:pPr>
+              <w:cnfStyle w:val="000000000000" w:firstRow="0" w:lastRow="0" w:firstColumn="0" w:lastColumn="0" w:oddVBand="0" w:evenVBand="0" w:oddHBand="0" w:evenHBand="0" w:firstRowFirstColumn="0" w:firstRowLastColumn="0" w:lastRowFirstColumn="0" w:lastRowLastColumn="0"/>
+              <w:rPr>
+                <w:rFonts w:ascii="Times New Roman" w:eastAsia="Times New Roman" w:hAnsi="Times New Roman" w:cs="Times New Roman"/>
+                <w:kern w:val="0"/>
+                <w:sz w:val="24"/>
+                <w:szCs w:val="24"/>
+                <w:lang w:val="en-GB" w:eastAsia="en-GB" w:bidi="ar-SA"/>
+                <w14:ligatures w14:val="none"/>
+              </w:rPr>
+            </w:pPr>
+            <w:r>
+              <w:rPr>
+                <w:rFonts w:ascii="Times New Roman" w:eastAsia="Times New Roman" w:hAnsi="Times New Roman" w:cs="Times New Roman"/>
+                <w:kern w:val="0"/>
+                <w:sz w:val="24"/>
+                <w:szCs w:val="24"/>
+                <w:lang w:val="en-GB" w:eastAsia="en-GB" w:bidi="ar-SA"/>
+                <w14:ligatures w14:val="none"/>
+              </w:rPr>
+              <w:t>CEO / Board</w:t>
+            </w:r>
+          </w:p>
+        </w:tc>
+      </w:tr>
+      <w:tr>
+        <w:trPr>
+          <w:cnfStyle w:val="000000100000" w:firstRow="0" w:lastRow="0" w:firstColumn="0" w:lastColumn="0" w:oddVBand="0" w:evenVBand="0" w:oddHBand="1" w:evenHBand="0" w:firstRowFirstColumn="0" w:firstRowLastColumn="0" w:lastRowFirstColumn="0" w:lastRowLastColumn="0"/>
+        </w:trPr>
+        <w:tc>
+          <w:tcPr>
+            <w:cnfStyle w:val="001000000000" w:firstRow="0" w:lastRow="0" w:firstColumn="1" w:lastColumn="0" w:oddVBand="0" w:evenVBand="0" w:oddHBand="0" w:evenHBand="0" w:firstRowFirstColumn="0" w:firstRowLastColumn="0" w:lastRowFirstColumn="0" w:lastRowLastColumn="0"/>
+            <w:tcW w:w="2605" w:type="dxa"/>
+            <w:hideMark/>
+          </w:tcPr>
+          <w:p>
+            <w:pPr>
+              <w:rPr>
+                <w:rFonts w:ascii="Times New Roman" w:eastAsia="Times New Roman" w:hAnsi="Times New Roman" w:cs="Times New Roman"/>
+                <w:kern w:val="0"/>
+                <w:sz w:val="24"/>
+                <w:szCs w:val="24"/>
+                <w:lang w:val="en-GB" w:eastAsia="en-GB" w:bidi="ar-SA"/>
+                <w14:ligatures w14:val="none"/>
+              </w:rPr>
+            </w:pPr>
+            <w:r>
+              <w:rPr>
+                <w:rFonts w:ascii="Times New Roman" w:eastAsia="Times New Roman" w:hAnsi="Times New Roman" w:cs="Times New Roman"/>
+                <w:kern w:val="0"/>
+                <w:sz w:val="24"/>
+                <w:szCs w:val="24"/>
+                <w:lang w:val="en-GB" w:eastAsia="en-GB" w:bidi="ar-SA"/>
+                <w14:ligatures w14:val="none"/>
+              </w:rPr>
+              <w:t>Prepared By</w:t>
+            </w:r>
+          </w:p>
+        </w:tc>
+        <w:tc>
+          <w:tcPr>
+            <w:tcW w:w="6480" w:type="dxa"/>
+            <w:hideMark/>
+          </w:tcPr>
+          <w:p>
+            <w:pPr>
+              <w:cnfStyle w:val="000000100000" w:firstRow="0" w:lastRow="0" w:firstColumn="0" w:lastColumn="0" w:oddVBand="0" w:evenVBand="0" w:oddHBand="1" w:evenHBand="0" w:firstRowFirstColumn="0" w:firstRowLastColumn="0" w:lastRowFirstColumn="0" w:lastRowLastColumn="0"/>
+              <w:rPr>
+                <w:rFonts w:ascii="Times New Roman" w:eastAsia="Times New Roman" w:hAnsi="Times New Roman" w:cs="Times New Roman"/>
+                <w:kern w:val="0"/>
+                <w:sz w:val="24"/>
+                <w:szCs w:val="24"/>
+                <w:lang w:val="en-GB" w:eastAsia="en-GB" w:bidi="ar-SA"/>
+                <w14:ligatures w14:val="none"/>
+              </w:rPr>
+            </w:pPr>
+            <w:r>
+              <w:rPr>
+                <w:rFonts w:ascii="Times New Roman" w:eastAsia="Times New Roman" w:hAnsi="Times New Roman" w:cs="Times New Roman"/>
+                <w:kern w:val="0"/>
+                <w:sz w:val="24"/>
+                <w:szCs w:val="24"/>
+                <w:lang w:val="en-GB" w:eastAsia="en-GB" w:bidi="ar-SA"/>
+                <w14:ligatures w14:val="none"/>
+              </w:rPr>
+              <w:t>Governance Office</w:t>
+            </w:r>
+          </w:p>
+        </w:tc>
+      </w:tr>
+      <w:tr>
+        <w:tc>
+          <w:tcPr>
+            <w:cnfStyle w:val="001000000000" w:firstRow="0" w:lastRow="0" w:firstColumn="1" w:lastColumn="0" w:oddVBand="0" w:evenVBand="0" w:oddHBand="0" w:evenHBand="0" w:firstRowFirstColumn="0" w:firstRowLastColumn="0" w:lastRowFirstColumn="0" w:lastRowLastColumn="0"/>
+            <w:tcW w:w="2605" w:type="dxa"/>
+            <w:hideMark/>
+          </w:tcPr>
+          <w:p>
+            <w:pPr>
+              <w:rPr>
+                <w:rFonts w:ascii="Times New Roman" w:eastAsia="Times New Roman" w:hAnsi="Times New Roman" w:cs="Times New Roman"/>
+                <w:kern w:val="0"/>
+                <w:sz w:val="24"/>
+                <w:szCs w:val="24"/>
+                <w:lang w:val="en-GB" w:eastAsia="en-GB" w:bidi="ar-SA"/>
+                <w14:ligatures w14:val="none"/>
+              </w:rPr>
+            </w:pPr>
+            <w:r>
+              <w:rPr>
+                <w:rFonts w:ascii="Times New Roman" w:eastAsia="Times New Roman" w:hAnsi="Times New Roman" w:cs="Times New Roman"/>
+                <w:kern w:val="0"/>
+                <w:sz w:val="24"/>
+                <w:szCs w:val="24"/>
+                <w:lang w:val="en-GB" w:eastAsia="en-GB" w:bidi="ar-SA"/>
+                <w14:ligatures w14:val="none"/>
+              </w:rPr>
+              <w:t>Classification</w:t>
+            </w:r>
+          </w:p>
+        </w:tc>
+        <w:tc>
+          <w:tcPr>
+            <w:tcW w:w="6480" w:type="dxa"/>
+            <w:hideMark/>
+          </w:tcPr>
+          <w:p>
+            <w:pPr>
+              <w:cnfStyle w:val="000000000000" w:firstRow="0" w:lastRow="0" w:firstColumn="0" w:lastColumn="0" w:oddVBand="0" w:evenVBand="0" w:oddHBand="0" w:evenHBand="0" w:firstRowFirstColumn="0" w:firstRowLastColumn="0" w:lastRowFirstColumn="0" w:lastRowLastColumn="0"/>
+              <w:rPr>
+                <w:rFonts w:ascii="Times New Roman" w:eastAsia="Times New Roman" w:hAnsi="Times New Roman" w:cs="Times New Roman"/>
+                <w:kern w:val="0"/>
+                <w:sz w:val="24"/>
+                <w:szCs w:val="24"/>
+                <w:lang w:val="en-GB" w:eastAsia="en-GB" w:bidi="ar-SA"/>
+                <w14:ligatures w14:val="none"/>
+              </w:rPr>
+            </w:pPr>
+            <w:r>
+              <w:rPr>
+                <w:rFonts w:ascii="Times New Roman" w:eastAsia="Times New Roman" w:hAnsi="Times New Roman" w:cs="Times New Roman"/>
+                <w:kern w:val="0"/>
+                <w:sz w:val="24"/>
+                <w:szCs w:val="24"/>
+                <w:lang w:val="en-GB" w:eastAsia="en-GB" w:bidi="ar-SA"/>
+                <w14:ligatures w14:val="none"/>
+              </w:rPr>
+              <w:t>Internal</w:t>
+            </w:r>
+          </w:p>
+        </w:tc>
+      </w:tr>
+      <w:tr>
+        <w:trPr>
+          <w:cnfStyle w:val="000000100000" w:firstRow="0" w:lastRow="0" w:firstColumn="0" w:lastColumn="0" w:oddVBand="0" w:evenVBand="0" w:oddHBand="1" w:evenHBand="0" w:firstRowFirstColumn="0" w:firstRowLastColumn="0" w:lastRowFirstColumn="0" w:lastRowLastColumn="0"/>
+        </w:trPr>
+        <w:tc>
+          <w:tcPr>
+            <w:cnfStyle w:val="001000000000" w:firstRow="0" w:lastRow="0" w:firstColumn="1" w:lastColumn="0" w:oddVBand="0" w:evenVBand="0" w:oddHBand="0" w:evenHBand="0" w:firstRowFirstColumn="0" w:firstRowLastColumn="0" w:lastRowFirstColumn="0" w:lastRowLastColumn="0"/>
+            <w:tcW w:w="2605" w:type="dxa"/>
+            <w:hideMark/>
+          </w:tcPr>
+          <w:p>
+            <w:pPr>
+              <w:rPr>
+                <w:rFonts w:ascii="Times New Roman" w:eastAsia="Times New Roman" w:hAnsi="Times New Roman" w:cs="Times New Roman"/>
+                <w:kern w:val="0"/>
+                <w:sz w:val="24"/>
+                <w:szCs w:val="24"/>
+                <w:lang w:val="en-GB" w:eastAsia="en-GB" w:bidi="ar-SA"/>
+                <w14:ligatures w14:val="none"/>
+              </w:rPr>
+            </w:pPr>
+            <w:r>
+              <w:rPr>
+                <w:rFonts w:ascii="Times New Roman" w:eastAsia="Times New Roman" w:hAnsi="Times New Roman" w:cs="Times New Roman"/>
+                <w:kern w:val="0"/>
+                <w:sz w:val="24"/>
+                <w:szCs w:val="24"/>
+                <w:lang w:val="en-GB" w:eastAsia="en-GB" w:bidi="ar-SA"/>
+                <w14:ligatures w14:val="none"/>
+              </w:rPr>
+              <w:t>Next Review</w:t>
+            </w:r>
+          </w:p>
+        </w:tc>
+        <w:tc>
+          <w:tcPr>
+            <w:tcW w:w="6480" w:type="dxa"/>
+            <w:hideMark/>
+          </w:tcPr>
+          <w:p>
+            <w:pPr>
+              <w:cnfStyle w:val="000000100000" w:firstRow="0" w:lastRow="0" w:firstColumn="0" w:lastColumn="0" w:oddVBand="0" w:evenVBand="0" w:oddHBand="1" w:evenHBand="0" w:firstRowFirstColumn="0" w:firstRowLastColumn="0" w:lastRowFirstColumn="0" w:lastRowLastColumn="0"/>
+              <w:rPr>
+                <w:rFonts w:ascii="Times New Roman" w:eastAsia="Times New Roman" w:hAnsi="Times New Roman" w:cs="Times New Roman"/>
+                <w:kern w:val="0"/>
+                <w:sz w:val="24"/>
+                <w:szCs w:val="24"/>
+                <w:lang w:val="en-GB" w:eastAsia="en-GB" w:bidi="ar-SA"/>
+                <w14:ligatures w14:val="none"/>
+              </w:rPr>
+            </w:pPr>
+            <w:r>
+              <w:rPr>
+                <w:rFonts w:ascii="Times New Roman" w:eastAsia="Times New Roman" w:hAnsi="Times New Roman" w:cs="Times New Roman"/>
+                <w:kern w:val="0"/>
+                <w:sz w:val="24"/>
+                <w:szCs w:val="24"/>
+                <w:lang w:val="en-GB" w:eastAsia="en-GB" w:bidi="ar-SA"/>
+                <w14:ligatures w14:val="none"/>
+              </w:rPr>
+              <w:t>Jan 2027</w:t>
+            </w:r>
+          </w:p>
+        </w:tc>
+      </w:tr>
+    </w:tbl>
+    <w:p>
+      <w:pPr>
+        <w:rPr>
+          <w:rFonts w:ascii="Times New Roman" w:eastAsia="Times New Roman" w:hAnsi="Times New Roman" w:cs="Times New Roman"/>
+          <w:kern w:val="0"/>
+          <w:sz w:val="24"/>
+          <w:szCs w:val="24"/>
+          <w:lang w:val="en-GB" w:eastAsia="en-GB" w:bidi="ar-SA"/>
+          <w14:ligatures w14:val="none"/>
+        </w:rPr>
+      </w:pPr>
+    </w:p>
+    <w:p>
+      <w:pPr>
+        <w:rPr>
+          <w:rFonts w:ascii="Times New Roman" w:eastAsia="Times New Roman" w:hAnsi="Times New Roman" w:cs="Times New Roman"/>
+          <w:b/>
+          <w:bCs/>
+          <w:kern w:val="0"/>
+          <w:sz w:val="27"/>
+          <w:szCs w:val="27"/>
+          <w:lang w:val="en-GB" w:eastAsia="en-GB" w:bidi="ar-SA"/>
+          <w14:ligatures w14:val="none"/>
+        </w:rPr>
+      </w:pPr>
+      <w:r>
+        <w:rPr>
+          <w:rFonts w:ascii="Times New Roman" w:eastAsia="Times New Roman" w:hAnsi="Times New Roman" w:cs="Times New Roman"/>
+          <w:b/>
+          <w:bCs/>
+          <w:kern w:val="0"/>
+          <w:sz w:val="27"/>
+          <w:szCs w:val="27"/>
+          <w:lang w:val="en-GB" w:eastAsia="en-GB" w:bidi="ar-SA"/>
+          <w14:ligatures w14:val="none"/>
+        </w:rPr>
+        <w:t>Revision History</w:t>
+      </w:r>
+    </w:p>
+    <w:tbl>
+      <w:tblPr>
+        <w:tblStyle w:val="PlainTable1"/>
+        <w:tblW w:w="9085" w:type="dxa"/>
+        <w:tblLook w:val="04A0" w:firstRow="1" w:lastRow="0" w:firstColumn="1" w:lastColumn="0" w:noHBand="0" w:noVBand="1"/>
+      </w:tblPr>
+      <w:tblGrid>
+        <w:gridCol w:w="1016"/>
+        <w:gridCol w:w="1376"/>
+        <w:gridCol w:w="2049"/>
+        <w:gridCol w:w="4644"/>
+      </w:tblGrid>
+      <w:tr>
+        <w:trPr>
+          <w:cnfStyle w:val="100000000000" w:firstRow="1" w:lastRow="0" w:firstColumn="0" w:lastColumn="0" w:oddVBand="0" w:evenVBand="0" w:oddHBand="0" w:evenHBand="0" w:firstRowFirstColumn="0" w:firstRowLastColumn="0" w:lastRowFirstColumn="0" w:lastRowLastColumn="0"/>
+        </w:trPr>
+        <w:tc>
+          <w:tcPr>
+            <w:cnfStyle w:val="001000000000" w:firstRow="0" w:lastRow="0" w:firstColumn="1" w:lastColumn="0" w:oddVBand="0" w:evenVBand="0" w:oddHBand="0" w:evenHBand="0" w:firstRowFirstColumn="0" w:firstRowLastColumn="0" w:lastRowFirstColumn="0" w:lastRowLastColumn="0"/>
+            <w:tcW w:w="0" w:type="auto"/>
+            <w:shd w:val="clear" w:color="auto" w:fill="0A2F41" w:themeFill="accent1" w:themeFillShade="80"/>
+            <w:hideMark/>
+          </w:tcPr>
+          <w:p>
+            <w:pPr>
+              <w:jc w:val="center"/>
+              <w:rPr>
+                <w:rFonts w:ascii="Times New Roman" w:eastAsia="Times New Roman" w:hAnsi="Times New Roman" w:cs="Times New Roman"/>
+                <w:kern w:val="0"/>
+                <w:sz w:val="24"/>
+                <w:szCs w:val="24"/>
+                <w:lang w:val="en-GB" w:eastAsia="en-GB" w:bidi="ar-SA"/>
+                <w14:ligatures w14:val="none"/>
+              </w:rPr>
+            </w:pPr>
+            <w:r>
+              <w:rPr>
+                <w:rFonts w:ascii="Times New Roman" w:eastAsia="Times New Roman" w:hAnsi="Times New Roman" w:cs="Times New Roman"/>
+                <w:kern w:val="0"/>
+                <w:sz w:val="24"/>
+                <w:szCs w:val="24"/>
+                <w:lang w:val="en-GB" w:eastAsia="en-GB" w:bidi="ar-SA"/>
+                <w14:ligatures w14:val="none"/>
+              </w:rPr>
+              <w:t>Version</w:t>
+            </w:r>
+          </w:p>
+        </w:tc>
+        <w:tc>
+          <w:tcPr>
+            <w:tcW w:w="0" w:type="auto"/>
+            <w:shd w:val="clear" w:color="auto" w:fill="0A2F41" w:themeFill="accent1" w:themeFillShade="80"/>
+            <w:hideMark/>
+          </w:tcPr>
+          <w:p>
+            <w:pPr>
+              <w:jc w:val="center"/>
+              <w:cnfStyle w:val="100000000000" w:firstRow="1" w:lastRow="0" w:firstColumn="0" w:lastColumn="0" w:oddVBand="0" w:evenVBand="0" w:oddHBand="0" w:evenHBand="0" w:firstRowFirstColumn="0" w:firstRowLastColumn="0" w:lastRowFirstColumn="0" w:lastRowLastColumn="0"/>
+              <w:rPr>
+                <w:rFonts w:ascii="Times New Roman" w:eastAsia="Times New Roman" w:hAnsi="Times New Roman" w:cs="Times New Roman"/>
+                <w:kern w:val="0"/>
+                <w:sz w:val="24"/>
+                <w:szCs w:val="24"/>
+                <w:lang w:val="en-GB" w:eastAsia="en-GB" w:bidi="ar-SA"/>
+                <w14:ligatures w14:val="none"/>
+              </w:rPr>
+            </w:pPr>
+            <w:r>
+              <w:rPr>
+                <w:rFonts w:ascii="Times New Roman" w:eastAsia="Times New Roman" w:hAnsi="Times New Roman" w:cs="Times New Roman"/>
+                <w:kern w:val="0"/>
+                <w:sz w:val="24"/>
+                <w:szCs w:val="24"/>
+                <w:lang w:val="en-GB" w:eastAsia="en-GB" w:bidi="ar-SA"/>
+                <w14:ligatures w14:val="none"/>
+              </w:rPr>
+              <w:t>Date</w:t>
+            </w:r>
+          </w:p>
+        </w:tc>
+        <w:tc>
+          <w:tcPr>
+            <w:tcW w:w="0" w:type="auto"/>
+            <w:shd w:val="clear" w:color="auto" w:fill="0A2F41" w:themeFill="accent1" w:themeFillShade="80"/>
+            <w:hideMark/>
+          </w:tcPr>
+          <w:p>
+            <w:pPr>
+              <w:jc w:val="center"/>
+              <w:cnfStyle w:val="100000000000" w:firstRow="1" w:lastRow="0" w:firstColumn="0" w:lastColumn="0" w:oddVBand="0" w:evenVBand="0" w:oddHBand="0" w:evenHBand="0" w:firstRowFirstColumn="0" w:firstRowLastColumn="0" w:lastRowFirstColumn="0" w:lastRowLastColumn="0"/>
+              <w:rPr>
+                <w:rFonts w:ascii="Times New Roman" w:eastAsia="Times New Roman" w:hAnsi="Times New Roman" w:cs="Times New Roman"/>
+                <w:kern w:val="0"/>
+                <w:sz w:val="24"/>
+                <w:szCs w:val="24"/>
+                <w:lang w:val="en-GB" w:eastAsia="en-GB" w:bidi="ar-SA"/>
+                <w14:ligatures w14:val="none"/>
+              </w:rPr>
+            </w:pPr>
+            <w:r>
+              <w:rPr>
+                <w:rFonts w:ascii="Times New Roman" w:eastAsia="Times New Roman" w:hAnsi="Times New Roman" w:cs="Times New Roman"/>
+                <w:kern w:val="0"/>
+                <w:sz w:val="24"/>
+                <w:szCs w:val="24"/>
+                <w:lang w:val="en-GB" w:eastAsia="en-GB" w:bidi="ar-SA"/>
+                <w14:ligatures w14:val="none"/>
+              </w:rPr>
+              <w:t>Author</w:t>
+            </w:r>
+          </w:p>
+        </w:tc>
+        <w:tc>
+          <w:tcPr>
+            <w:tcW w:w="4644" w:type="dxa"/>
+            <w:shd w:val="clear" w:color="auto" w:fill="0A2F41" w:themeFill="accent1" w:themeFillShade="80"/>
+            <w:hideMark/>
+          </w:tcPr>
+          <w:p>
+            <w:pPr>
+              <w:jc w:val="center"/>
+              <w:cnfStyle w:val="100000000000" w:firstRow="1" w:lastRow="0" w:firstColumn="0" w:lastColumn="0" w:oddVBand="0" w:evenVBand="0" w:oddHBand="0" w:evenHBand="0" w:firstRowFirstColumn="0" w:firstRowLastColumn="0" w:lastRowFirstColumn="0" w:lastRowLastColumn="0"/>
+              <w:rPr>
+                <w:rFonts w:ascii="Times New Roman" w:eastAsia="Times New Roman" w:hAnsi="Times New Roman" w:cs="Times New Roman"/>
+                <w:kern w:val="0"/>
+                <w:sz w:val="24"/>
+                <w:szCs w:val="24"/>
+                <w:lang w:val="en-GB" w:eastAsia="en-GB" w:bidi="ar-SA"/>
+                <w14:ligatures w14:val="none"/>
+              </w:rPr>
+            </w:pPr>
+            <w:r>
+              <w:rPr>
+                <w:rFonts w:ascii="Times New Roman" w:eastAsia="Times New Roman" w:hAnsi="Times New Roman" w:cs="Times New Roman"/>
+                <w:kern w:val="0"/>
+                <w:sz w:val="24"/>
+                <w:szCs w:val="24"/>
+                <w:lang w:val="en-GB" w:eastAsia="en-GB" w:bidi="ar-SA"/>
+                <w14:ligatures w14:val="none"/>
+              </w:rPr>
+              <w:t>Changes</w:t>
+            </w:r>
+          </w:p>
+        </w:tc>
+      </w:tr>
+      <w:tr>
+        <w:trPr>
+          <w:cnfStyle w:val="000000100000" w:firstRow="0" w:lastRow="0" w:firstColumn="0" w:lastColumn="0" w:oddVBand="0" w:evenVBand="0" w:oddHBand="1" w:evenHBand="0" w:firstRowFirstColumn="0" w:firstRowLastColumn="0" w:lastRowFirstColumn="0" w:lastRowLastColumn="0"/>
+        </w:trPr>
+        <w:tc>
+          <w:tcPr>
+            <w:cnfStyle w:val="001000000000" w:firstRow="0" w:lastRow="0" w:firstColumn="1" w:lastColumn="0" w:oddVBand="0" w:evenVBand="0" w:oddHBand="0" w:evenHBand="0" w:firstRowFirstColumn="0" w:firstRowLastColumn="0" w:lastRowFirstColumn="0" w:lastRowLastColumn="0"/>
+            <w:tcW w:w="0" w:type="auto"/>
+            <w:hideMark/>
+          </w:tcPr>
+          <w:p>
+            <w:pPr>
+              <w:rPr>
+                <w:rFonts w:ascii="Times New Roman" w:eastAsia="Times New Roman" w:hAnsi="Times New Roman" w:cs="Times New Roman"/>
+                <w:kern w:val="0"/>
+                <w:sz w:val="24"/>
+                <w:szCs w:val="24"/>
+                <w:lang w:val="en-GB" w:eastAsia="en-GB" w:bidi="ar-SA"/>
+                <w14:ligatures w14:val="none"/>
+              </w:rPr>
+            </w:pPr>
+            <w:r>
+              <w:rPr>
+                <w:rFonts w:ascii="Times New Roman" w:eastAsia="Times New Roman" w:hAnsi="Times New Roman" w:cs="Times New Roman"/>
+                <w:kern w:val="0"/>
+                <w:sz w:val="24"/>
+                <w:szCs w:val="24"/>
+                <w:lang w:val="en-GB" w:eastAsia="en-GB" w:bidi="ar-SA"/>
+                <w14:ligatures w14:val="none"/>
+              </w:rPr>
+              <w:t>1.0</w:t>
+            </w:r>
+          </w:p>
+        </w:tc>
+        <w:tc>
+          <w:tcPr>
+            <w:tcW w:w="0" w:type="auto"/>
+            <w:hideMark/>
+          </w:tcPr>
+          <w:p>
+            <w:pPr>
+              <w:cnfStyle w:val="000000100000" w:firstRow="0" w:lastRow="0" w:firstColumn="0" w:lastColumn="0" w:oddVBand="0" w:evenVBand="0" w:oddHBand="1" w:evenHBand="0" w:firstRowFirstColumn="0" w:firstRowLastColumn="0" w:lastRowFirstColumn="0" w:lastRowLastColumn="0"/>
+              <w:rPr>
+                <w:rFonts w:ascii="Times New Roman" w:eastAsia="Times New Roman" w:hAnsi="Times New Roman" w:cs="Times New Roman"/>
+                <w:kern w:val="0"/>
+                <w:sz w:val="24"/>
+                <w:szCs w:val="24"/>
+                <w:lang w:val="en-GB" w:eastAsia="en-GB" w:bidi="ar-SA"/>
+                <w14:ligatures w14:val="none"/>
+              </w:rPr>
+            </w:pPr>
+            <w:r>
+              <w:rPr>
+                <w:rFonts w:ascii="Times New Roman" w:eastAsia="Times New Roman" w:hAnsi="Times New Roman" w:cs="Times New Roman"/>
+                <w:kern w:val="0"/>
+                <w:sz w:val="24"/>
+                <w:szCs w:val="24"/>
+                <w:lang w:val="en-GB" w:eastAsia="en-GB" w:bidi="ar-SA"/>
+                <w14:ligatures w14:val="none"/>
+              </w:rPr>
+              <w:t>01 Jan 2026</w:t>
+            </w:r>
+          </w:p>
+        </w:tc>
+        <w:tc>
+          <w:tcPr>
+            <w:tcW w:w="0" w:type="auto"/>
+            <w:hideMark/>
+          </w:tcPr>
+          <w:p>
+            <w:pPr>
+              <w:cnfStyle w:val="000000100000" w:firstRow="0" w:lastRow="0" w:firstColumn="0" w:lastColumn="0" w:oddVBand="0" w:evenVBand="0" w:oddHBand="1" w:evenHBand="0" w:firstRowFirstColumn="0" w:firstRowLastColumn="0" w:lastRowFirstColumn="0" w:lastRowLastColumn="0"/>
+              <w:rPr>
+                <w:rFonts w:ascii="Times New Roman" w:eastAsia="Times New Roman" w:hAnsi="Times New Roman" w:cs="Times New Roman"/>
+                <w:kern w:val="0"/>
+                <w:sz w:val="24"/>
+                <w:szCs w:val="24"/>
+                <w:lang w:val="en-GB" w:eastAsia="en-GB" w:bidi="ar-SA"/>
+                <w14:ligatures w14:val="none"/>
+              </w:rPr>
+            </w:pPr>
+            <w:r>
+              <w:rPr>
+                <w:rFonts w:ascii="Times New Roman" w:eastAsia="Times New Roman" w:hAnsi="Times New Roman" w:cs="Times New Roman"/>
+                <w:kern w:val="0"/>
+                <w:sz w:val="24"/>
+                <w:szCs w:val="24"/>
+                <w:lang w:val="en-GB" w:eastAsia="en-GB" w:bidi="ar-SA"/>
+                <w14:ligatures w14:val="none"/>
+              </w:rPr>
+              <w:t>Governance Office</w:t>
+            </w:r>
+          </w:p>
+        </w:tc>
+        <w:tc>
+          <w:tcPr>
+            <w:tcW w:w="4644" w:type="dxa"/>
+            <w:hideMark/>
+          </w:tcPr>
+          <w:p>
+            <w:pPr>
+              <w:cnfStyle w:val="000000100000" w:firstRow="0" w:lastRow="0" w:firstColumn="0" w:lastColumn="0" w:oddVBand="0" w:evenVBand="0" w:oddHBand="1" w:evenHBand="0" w:firstRowFirstColumn="0" w:firstRowLastColumn="0" w:lastRowFirstColumn="0" w:lastRowLastColumn="0"/>
+              <w:rPr>
+                <w:rFonts w:ascii="Times New Roman" w:eastAsia="Times New Roman" w:hAnsi="Times New Roman" w:cs="Times New Roman"/>
+                <w:kern w:val="0"/>
+                <w:sz w:val="24"/>
+                <w:szCs w:val="24"/>
+                <w:lang w:val="en-GB" w:eastAsia="en-GB" w:bidi="ar-SA"/>
+                <w14:ligatures w14:val="none"/>
+              </w:rPr>
+            </w:pPr>
+            <w:r>
+              <w:rPr>
+                <w:rFonts w:ascii="Times New Roman" w:eastAsia="Times New Roman" w:hAnsi="Times New Roman" w:cs="Times New Roman"/>
+                <w:kern w:val="0"/>
+                <w:sz w:val="24"/>
+                <w:szCs w:val="24"/>
+                <w:lang w:val="en-GB" w:eastAsia="en-GB" w:bidi="ar-SA"/>
+                <w14:ligatures w14:val="none"/>
+              </w:rPr>
+              <w:t>Initial Issue</w:t>
+            </w:r>
+          </w:p>
+        </w:tc>
+      </w:tr>
+    </w:tbl>
+    <w:p>
+      <w:pPr>
+        <w:rPr>
+          <w:rFonts w:ascii="Times New Roman" w:eastAsia="Times New Roman" w:hAnsi="Times New Roman" w:cs="Times New Roman"/>
+          <w:b/>
+          <w:bCs/>
+          <w:kern w:val="0"/>
+          <w:sz w:val="27"/>
+          <w:szCs w:val="27"/>
+          <w:lang w:val="en-GB" w:eastAsia="en-GB" w:bidi="ar-SA"/>
+          <w14:ligatures w14:val="none"/>
+        </w:rPr>
+      </w:pPr>
+      <w:r>
+        <w:rPr>
+          <w:rFonts w:ascii="Times New Roman" w:eastAsia="Times New Roman" w:hAnsi="Times New Roman" w:cs="Times New Roman"/>
+          <w:b/>
+          <w:bCs/>
+          <w:kern w:val="0"/>
+          <w:sz w:val="27"/>
+          <w:szCs w:val="27"/>
+          <w:lang w:val="en-GB" w:eastAsia="en-GB" w:bidi="ar-SA"/>
+          <w14:ligatures w14:val="none"/>
+        </w:rPr>
+        <w:t>Distribution List</w:t>
+      </w:r>
+    </w:p>
+    <w:tbl>
+      <w:tblPr>
+        <w:tblStyle w:val="PlainTable1"/>
+        <w:tblW w:w="9085" w:type="dxa"/>
+        <w:tblLook w:val="04A0" w:firstRow="1" w:lastRow="0" w:firstColumn="1" w:lastColumn="0" w:noHBand="0" w:noVBand="1"/>
+      </w:tblPr>
+      <w:tblGrid>
+        <w:gridCol w:w="1563"/>
+        <w:gridCol w:w="7522"/>
+      </w:tblGrid>
+      <w:tr>
+        <w:trPr>
+          <w:cnfStyle w:val="100000000000" w:firstRow="1" w:lastRow="0" w:firstColumn="0" w:lastColumn="0" w:oddVBand="0" w:evenVBand="0" w:oddHBand="0" w:evenHBand="0" w:firstRowFirstColumn="0" w:firstRowLastColumn="0" w:lastRowFirstColumn="0" w:lastRowLastColumn="0"/>
+        </w:trPr>
+        <w:tc>
+          <w:tcPr>
+            <w:cnfStyle w:val="001000000000" w:firstRow="0" w:lastRow="0" w:firstColumn="1" w:lastColumn="0" w:oddVBand="0" w:evenVBand="0" w:oddHBand="0" w:evenHBand="0" w:firstRowFirstColumn="0" w:firstRowLastColumn="0" w:lastRowFirstColumn="0" w:lastRowLastColumn="0"/>
+            <w:tcW w:w="0" w:type="auto"/>
+            <w:shd w:val="clear" w:color="auto" w:fill="0A2F41" w:themeFill="accent1" w:themeFillShade="80"/>
+            <w:hideMark/>
+          </w:tcPr>
+          <w:p>
+            <w:pPr>
+              <w:jc w:val="center"/>
+              <w:rPr>
+                <w:rFonts w:ascii="Times New Roman" w:eastAsia="Times New Roman" w:hAnsi="Times New Roman" w:cs="Times New Roman"/>
+                <w:kern w:val="0"/>
+                <w:sz w:val="24"/>
+                <w:szCs w:val="24"/>
+                <w:lang w:val="en-GB" w:eastAsia="en-GB" w:bidi="ar-SA"/>
+                <w14:ligatures w14:val="none"/>
+              </w:rPr>
+            </w:pPr>
+            <w:r>
+              <w:rPr>
+                <w:rFonts w:ascii="Times New Roman" w:eastAsia="Times New Roman" w:hAnsi="Times New Roman" w:cs="Times New Roman"/>
+                <w:kern w:val="0"/>
+                <w:sz w:val="24"/>
+                <w:szCs w:val="24"/>
+                <w:lang w:val="en-GB" w:eastAsia="en-GB" w:bidi="ar-SA"/>
+                <w14:ligatures w14:val="none"/>
+              </w:rPr>
+              <w:t>Department</w:t>
+            </w:r>
+          </w:p>
+        </w:tc>
+        <w:tc>
+          <w:tcPr>
+            <w:tcW w:w="7522" w:type="dxa"/>
+            <w:shd w:val="clear" w:color="auto" w:fill="0A2F41" w:themeFill="accent1" w:themeFillShade="80"/>
+            <w:hideMark/>
+          </w:tcPr>
+          <w:p>
+            <w:pPr>
+              <w:jc w:val="center"/>
+              <w:cnfStyle w:val="100000000000" w:firstRow="1" w:lastRow="0" w:firstColumn="0" w:lastColumn="0" w:oddVBand="0" w:evenVBand="0" w:oddHBand="0" w:evenHBand="0" w:firstRowFirstColumn="0" w:firstRowLastColumn="0" w:lastRowFirstColumn="0" w:lastRowLastColumn="0"/>
+              <w:rPr>
+                <w:rFonts w:ascii="Times New Roman" w:eastAsia="Times New Roman" w:hAnsi="Times New Roman" w:cs="Times New Roman"/>
+                <w:kern w:val="0"/>
+                <w:sz w:val="24"/>
+                <w:szCs w:val="24"/>
+                <w:lang w:val="en-GB" w:eastAsia="en-GB" w:bidi="ar-SA"/>
+                <w14:ligatures w14:val="none"/>
+              </w:rPr>
+            </w:pPr>
+            <w:r>
+              <w:rPr>
+                <w:rFonts w:ascii="Times New Roman" w:eastAsia="Times New Roman" w:hAnsi="Times New Roman" w:cs="Times New Roman"/>
+                <w:kern w:val="0"/>
+                <w:sz w:val="24"/>
+                <w:szCs w:val="24"/>
+                <w:lang w:val="en-GB" w:eastAsia="en-GB" w:bidi="ar-SA"/>
+                <w14:ligatures w14:val="none"/>
+              </w:rPr>
+              <w:t>Access</w:t>
+            </w:r>
+          </w:p>
+        </w:tc>
+      </w:tr>
+      <w:tr>
+        <w:trPr>
+          <w:cnfStyle w:val="000000100000" w:firstRow="0" w:lastRow="0" w:firstColumn="0" w:lastColumn="0" w:oddVBand="0" w:evenVBand="0" w:oddHBand="1" w:evenHBand="0" w:firstRowFirstColumn="0" w:firstRowLastColumn="0" w:lastRowFirstColumn="0" w:lastRowLastColumn="0"/>
+        </w:trPr>
+        <w:tc>
+          <w:tcPr>
+            <w:cnfStyle w:val="001000000000" w:firstRow="0" w:lastRow="0" w:firstColumn="1" w:lastColumn="0" w:oddVBand="0" w:evenVBand="0" w:oddHBand="0" w:evenHBand="0" w:firstRowFirstColumn="0" w:firstRowLastColumn="0" w:lastRowFirstColumn="0" w:lastRowLastColumn="0"/>
+            <w:tcW w:w="0" w:type="auto"/>
+            <w:hideMark/>
+          </w:tcPr>
+          <w:p>
+            <w:pPr>
+              <w:rPr>
+                <w:rFonts w:ascii="Times New Roman" w:eastAsia="Times New Roman" w:hAnsi="Times New Roman" w:cs="Times New Roman"/>
+                <w:kern w:val="0"/>
+                <w:sz w:val="24"/>
+                <w:szCs w:val="24"/>
+                <w:lang w:val="en-GB" w:eastAsia="en-GB" w:bidi="ar-SA"/>
+                <w14:ligatures w14:val="none"/>
+              </w:rPr>
+            </w:pPr>
+            <w:r>
+              <w:rPr>
+                <w:rFonts w:ascii="Times New Roman" w:eastAsia="Times New Roman" w:hAnsi="Times New Roman" w:cs="Times New Roman"/>
+                <w:kern w:val="0"/>
+                <w:sz w:val="24"/>
+                <w:szCs w:val="24"/>
+                <w:lang w:val="en-GB" w:eastAsia="en-GB" w:bidi="ar-SA"/>
+                <w14:ligatures w14:val="none"/>
+              </w:rPr>
+              <w:t>Board</w:t>
+            </w:r>
+          </w:p>
+        </w:tc>
+        <w:tc>
+          <w:tcPr>
+            <w:tcW w:w="7522" w:type="dxa"/>
+            <w:hideMark/>
+          </w:tcPr>
+          <w:p>
+            <w:pPr>
+              <w:cnfStyle w:val="000000100000" w:firstRow="0" w:lastRow="0" w:firstColumn="0" w:lastColumn="0" w:oddVBand="0" w:evenVBand="0" w:oddHBand="1" w:evenHBand="0" w:firstRowFirstColumn="0" w:firstRowLastColumn="0" w:lastRowFirstColumn="0" w:lastRowLastColumn="0"/>
+              <w:rPr>
+                <w:rFonts w:ascii="Times New Roman" w:eastAsia="Times New Roman" w:hAnsi="Times New Roman" w:cs="Times New Roman"/>
+                <w:kern w:val="0"/>
+                <w:sz w:val="24"/>
+                <w:szCs w:val="24"/>
+                <w:lang w:val="en-GB" w:eastAsia="en-GB" w:bidi="ar-SA"/>
+                <w14:ligatures w14:val="none"/>
+              </w:rPr>
+            </w:pPr>
+            <w:r>
+              <w:rPr>
+                <w:rFonts w:ascii="Times New Roman" w:eastAsia="Times New Roman" w:hAnsi="Times New Roman" w:cs="Times New Roman"/>
+                <w:kern w:val="0"/>
+                <w:sz w:val="24"/>
+                <w:szCs w:val="24"/>
+                <w:lang w:val="en-GB" w:eastAsia="en-GB" w:bidi="ar-SA"/>
+                <w14:ligatures w14:val="none"/>
+              </w:rPr>
+              <w:t>Full</w:t>
+            </w:r>
+          </w:p>
+        </w:tc>
+      </w:tr>
+      <w:tr>
+        <w:tc>
+          <w:tcPr>
+            <w:cnfStyle w:val="001000000000" w:firstRow="0" w:lastRow="0" w:firstColumn="1" w:lastColumn="0" w:oddVBand="0" w:evenVBand="0" w:oddHBand="0" w:evenHBand="0" w:firstRowFirstColumn="0" w:firstRowLastColumn="0" w:lastRowFirstColumn="0" w:lastRowLastColumn="0"/>
+            <w:tcW w:w="0" w:type="auto"/>
+            <w:hideMark/>
+          </w:tcPr>
+          <w:p>
+            <w:pPr>
+              <w:rPr>
+                <w:rFonts w:ascii="Times New Roman" w:eastAsia="Times New Roman" w:hAnsi="Times New Roman" w:cs="Times New Roman"/>
+                <w:kern w:val="0"/>
+                <w:sz w:val="24"/>
+                <w:szCs w:val="24"/>
+                <w:lang w:val="en-GB" w:eastAsia="en-GB" w:bidi="ar-SA"/>
+                <w14:ligatures w14:val="none"/>
+              </w:rPr>
+            </w:pPr>
+            <w:r>
+              <w:rPr>
+                <w:rFonts w:ascii="Times New Roman" w:eastAsia="Times New Roman" w:hAnsi="Times New Roman" w:cs="Times New Roman"/>
+                <w:kern w:val="0"/>
+                <w:sz w:val="24"/>
+                <w:szCs w:val="24"/>
+                <w:lang w:val="en-GB" w:eastAsia="en-GB" w:bidi="ar-SA"/>
+                <w14:ligatures w14:val="none"/>
+              </w:rPr>
+              <w:t>Management</w:t>
+            </w:r>
+          </w:p>
+        </w:tc>
+        <w:tc>
+          <w:tcPr>
+            <w:tcW w:w="7522" w:type="dxa"/>
+            <w:hideMark/>
+          </w:tcPr>
+          <w:p>
+            <w:pPr>
+              <w:cnfStyle w:val="000000000000" w:firstRow="0" w:lastRow="0" w:firstColumn="0" w:lastColumn="0" w:oddVBand="0" w:evenVBand="0" w:oddHBand="0" w:evenHBand="0" w:firstRowFirstColumn="0" w:firstRowLastColumn="0" w:lastRowFirstColumn="0" w:lastRowLastColumn="0"/>
+              <w:rPr>
+                <w:rFonts w:ascii="Times New Roman" w:eastAsia="Times New Roman" w:hAnsi="Times New Roman" w:cs="Times New Roman"/>
+                <w:kern w:val="0"/>
+                <w:sz w:val="24"/>
+                <w:szCs w:val="24"/>
+                <w:lang w:val="en-GB" w:eastAsia="en-GB" w:bidi="ar-SA"/>
+                <w14:ligatures w14:val="none"/>
+              </w:rPr>
+            </w:pPr>
+            <w:r>
+              <w:rPr>
+                <w:rFonts w:ascii="Times New Roman" w:eastAsia="Times New Roman" w:hAnsi="Times New Roman" w:cs="Times New Roman"/>
+                <w:kern w:val="0"/>
+                <w:sz w:val="24"/>
+                <w:szCs w:val="24"/>
+                <w:lang w:val="en-GB" w:eastAsia="en-GB" w:bidi="ar-SA"/>
+                <w14:ligatures w14:val="none"/>
+              </w:rPr>
+              <w:t>Full</w:t>
+            </w:r>
+          </w:p>
+        </w:tc>
+      </w:tr>
+      <w:tr>
+        <w:trPr>
+          <w:cnfStyle w:val="000000100000" w:firstRow="0" w:lastRow="0" w:firstColumn="0" w:lastColumn="0" w:oddVBand="0" w:evenVBand="0" w:oddHBand="1" w:evenHBand="0" w:firstRowFirstColumn="0" w:firstRowLastColumn="0" w:lastRowFirstColumn="0" w:lastRowLastColumn="0"/>
+        </w:trPr>
+        <w:tc>
+          <w:tcPr>
+            <w:cnfStyle w:val="001000000000" w:firstRow="0" w:lastRow="0" w:firstColumn="1" w:lastColumn="0" w:oddVBand="0" w:evenVBand="0" w:oddHBand="0" w:evenHBand="0" w:firstRowFirstColumn="0" w:firstRowLastColumn="0" w:lastRowFirstColumn="0" w:lastRowLastColumn="0"/>
+            <w:tcW w:w="0" w:type="auto"/>
+            <w:hideMark/>
+          </w:tcPr>
+          <w:p>
+            <w:pPr>
+              <w:rPr>
+                <w:rFonts w:ascii="Times New Roman" w:eastAsia="Times New Roman" w:hAnsi="Times New Roman" w:cs="Times New Roman"/>
+                <w:kern w:val="0"/>
+                <w:sz w:val="24"/>
+                <w:szCs w:val="24"/>
+                <w:lang w:val="en-GB" w:eastAsia="en-GB" w:bidi="ar-SA"/>
+                <w14:ligatures w14:val="none"/>
+              </w:rPr>
+            </w:pPr>
+            <w:r>
+              <w:rPr>
+                <w:rFonts w:ascii="Times New Roman" w:eastAsia="Times New Roman" w:hAnsi="Times New Roman" w:cs="Times New Roman"/>
+                <w:kern w:val="0"/>
+                <w:sz w:val="24"/>
+                <w:szCs w:val="24"/>
+                <w:lang w:val="en-GB" w:eastAsia="en-GB" w:bidi="ar-SA"/>
+                <w14:ligatures w14:val="none"/>
+              </w:rPr>
+              <w:t>Departments</w:t>
+            </w:r>
+          </w:p>
+        </w:tc>
+        <w:tc>
+          <w:tcPr>
+            <w:tcW w:w="7522" w:type="dxa"/>
+            <w:hideMark/>
+          </w:tcPr>
+          <w:p>
+            <w:pPr>
+              <w:cnfStyle w:val="000000100000" w:firstRow="0" w:lastRow="0" w:firstColumn="0" w:lastColumn="0" w:oddVBand="0" w:evenVBand="0" w:oddHBand="1" w:evenHBand="0" w:firstRowFirstColumn="0" w:firstRowLastColumn="0" w:lastRowFirstColumn="0" w:lastRowLastColumn="0"/>
+              <w:rPr>
+                <w:rFonts w:ascii="Times New Roman" w:eastAsia="Times New Roman" w:hAnsi="Times New Roman" w:cs="Times New Roman"/>
+                <w:kern w:val="0"/>
+                <w:sz w:val="24"/>
+                <w:szCs w:val="24"/>
+                <w:lang w:val="en-GB" w:eastAsia="en-GB" w:bidi="ar-SA"/>
+                <w14:ligatures w14:val="none"/>
+              </w:rPr>
+            </w:pPr>
+            <w:r>
+              <w:rPr>
+                <w:rFonts w:ascii="Times New Roman" w:eastAsia="Times New Roman" w:hAnsi="Times New Roman" w:cs="Times New Roman"/>
+                <w:kern w:val="0"/>
+                <w:sz w:val="24"/>
+                <w:szCs w:val="24"/>
+                <w:lang w:val="en-GB" w:eastAsia="en-GB" w:bidi="ar-SA"/>
+                <w14:ligatures w14:val="none"/>
+              </w:rPr>
+              <w:t>Relevant sections</w:t>
+            </w:r>
+          </w:p>
+        </w:tc>
+      </w:tr>
+    </w:tbl>
+    <w:p>
+      <w:pPr>
+        <w:keepNext/>
+        <w:keepLines/>
+        <w:spacing w:before="160" w:after="80"/>
+        <w:outlineLvl w:val="2"/>
+        <w:rPr>
+          <w:rFonts w:ascii="Times New Roman" w:eastAsia="Times New Roman" w:hAnsi="Times New Roman" w:cs="Times New Roman"/>
+          <w:b/>
+          <w:bCs/>
+          <w:kern w:val="0"/>
+          <w:sz w:val="27"/>
+          <w:szCs w:val="27"/>
+          <w:lang w:val="en-GB" w:eastAsia="en-GB" w:bidi="ar-SA"/>
+          <w14:ligatures w14:val="none"/>
+        </w:rPr>
+      </w:pPr>
+    </w:p>
+    <w:p>
+      <w:pPr>
+        <w:rPr>
+          <w:rFonts w:ascii="Times New Roman" w:eastAsia="Times New Roman" w:hAnsi="Times New Roman" w:cs="Times New Roman"/>
+          <w:b/>
+          <w:bCs/>
+          <w:kern w:val="0"/>
+          <w:sz w:val="27"/>
+          <w:szCs w:val="27"/>
+          <w:lang w:val="en-GB" w:eastAsia="en-GB" w:bidi="ar-SA"/>
+          <w14:ligatures w14:val="none"/>
+        </w:rPr>
+      </w:pPr>
+      <w:r>
+        <w:rPr>
+          <w:rFonts w:ascii="Times New Roman" w:eastAsia="Times New Roman" w:hAnsi="Times New Roman" w:cs="Times New Roman"/>
+          <w:b/>
+          <w:bCs/>
+          <w:kern w:val="0"/>
+          <w:sz w:val="27"/>
+          <w:szCs w:val="27"/>
+          <w:lang w:val="en-GB" w:eastAsia="en-GB" w:bidi="ar-SA"/>
+          <w14:ligatures w14:val="none"/>
+        </w:rPr>
+        <w:t>Document Hierarchy</w:t>
+      </w:r>
+    </w:p>
+    <w:p>
+      <w:pPr>
+        <w:spacing w:after="0"/>
+        <w:rPr>
+          <w:rFonts w:ascii="Courier New" w:eastAsia="Times New Roman" w:hAnsi="Courier New" w:cs="Courier New"/>
+          <w:kern w:val="0"/>
+          <w:sz w:val="20"/>
+          <w:szCs w:val="20"/>
+          <w:lang w:val="en-GB" w:eastAsia="en-GB" w:bidi="ar-SA"/>
+          <w14:ligatures w14:val="none"/>
+        </w:rPr>
+      </w:pPr>
+      <w:r>
+        <w:rPr>
+          <w:rFonts w:ascii="Courier New" w:eastAsia="Times New Roman" w:hAnsi="Courier New" w:cs="Courier New"/>
+          <w:kern w:val="0"/>
+          <w:sz w:val="20"/>
+          <w:szCs w:val="20"/>
+          <w:lang w:val="en-GB" w:eastAsia="en-GB" w:bidi="ar-SA"/>
+          <w14:ligatures w14:val="none"/>
+        </w:rPr>
+        <w:t>Level 1 – Policy</w:t>
+      </w:r>
+      <w:r>
+        <w:rPr>
+          <w:rFonts w:ascii="Courier New" w:eastAsia="Times New Roman" w:hAnsi="Courier New" w:cs="Courier New"/>
+          <w:kern w:val="0"/>
+          <w:sz w:val="20"/>
+          <w:szCs w:val="20"/>
+          <w:lang w:val="en-GB" w:eastAsia="en-GB" w:bidi="ar-SA"/>
+          <w14:ligatures w14:val="none"/>
+        </w:rPr>
+        <w:br/>
+        <w:t>Level 2 – Procedure</w:t>
+      </w:r>
+      <w:r>
+        <w:rPr>
+          <w:rFonts w:ascii="Courier New" w:eastAsia="Times New Roman" w:hAnsi="Courier New" w:cs="Courier New"/>
+          <w:kern w:val="0"/>
+          <w:sz w:val="20"/>
+          <w:szCs w:val="20"/>
+          <w:lang w:val="en-GB" w:eastAsia="en-GB" w:bidi="ar-SA"/>
+          <w14:ligatures w14:val="none"/>
+        </w:rPr>
+        <w:br/>
+        <w:t>Level 3 – Work Instruction</w:t>
+      </w:r>
+      <w:r>
+        <w:rPr>
+          <w:rFonts w:ascii="Courier New" w:eastAsia="Times New Roman" w:hAnsi="Courier New" w:cs="Courier New"/>
+          <w:kern w:val="0"/>
+          <w:sz w:val="20"/>
+          <w:szCs w:val="20"/>
+          <w:lang w:val="en-GB" w:eastAsia="en-GB" w:bidi="ar-SA"/>
+          <w14:ligatures w14:val="none"/>
+        </w:rPr>
+        <w:br/>
+        <w:t>Level 4 – Forms / Templates</w:t>
+      </w:r>
+    </w:p>
+    <w:p/>
+    <w:p>
+      <w:pPr>
+        <w:rPr>
+          <w:rFonts w:ascii="Times New Roman" w:eastAsia="Times New Roman" w:hAnsi="Times New Roman" w:cs="Times New Roman"/>
+          <w:b/>
+          <w:bCs/>
+          <w:kern w:val="36"/>
+          <w:sz w:val="48"/>
+          <w:szCs w:val="48"/>
+          <w:lang w:val="en-GB" w:eastAsia="en-GB" w:bidi="ar-SA"/>
+          <w14:ligatures w14:val="none"/>
+        </w:rPr>
+      </w:pPr>
+      <w:r>
+        <w:rPr>
+          <w:rFonts w:ascii="Times New Roman" w:eastAsia="Times New Roman" w:hAnsi="Times New Roman" w:cs="Times New Roman"/>
+          <w:b/>
+          <w:bCs/>
+          <w:kern w:val="36"/>
+          <w:sz w:val="48"/>
+          <w:szCs w:val="48"/>
+          <w:lang w:val="en-GB" w:eastAsia="en-GB" w:bidi="ar-SA"/>
+          <w14:ligatures w14:val="none"/>
+        </w:rPr>
+        <w:br w:type="page"/>
+      </w:r>
+    </w:p>
+    <w:sdt>
+      <w:sdtPr>
+        <w:id w:val="-1195222499"/>
+        <w:docPartObj>
+          <w:docPartGallery w:val="Table of Contents"/>
+          <w:docPartUnique/>
+        </w:docPartObj>
+      </w:sdtPr>
+      <w:sdtEndPr>
+        <w:rPr>
+          <w:rFonts w:asciiTheme="minorHAnsi" w:eastAsiaTheme="minorHAnsi" w:hAnsiTheme="minorHAnsi" w:cstheme="minorBidi"/>
+          <w:b/>
+          <w:bCs/>
+          <w:noProof/>
+          <w:color w:val="auto"/>
+          <w:kern w:val="2"/>
+          <w:sz w:val="22"/>
+          <w:szCs w:val="22"/>
+          <w:lang w:bidi="ar-EG"/>
+          <w14:ligatures w14:val="standardContextual"/>
+        </w:rPr>
+      </w:sdtEndPr>
+      <w:sdtContent>
+        <w:p>
+          <w:pPr>
+            <w:pStyle w:val="TOCHeading"/>
+          </w:pPr>
+          <w:r>
+            <w:t>Contents</w:t>
+          </w:r>
+        </w:p>
+        <w:p>
+          <w:pPr>
+            <w:pStyle w:val="TOC1"/>
+            <w:tabs>
+              <w:tab w:val="right" w:leader="dot" w:pos="9016"/>
+            </w:tabs>
+            <w:rPr>
+              <w:noProof/>
+            </w:rPr>
+          </w:pPr>
+          <w:r>
+            <w:fldChar w:fldCharType="begin"/>
+          </w:r>
+          <w:r>
+            <w:instrText xml:space="preserve"> TOC \o "1-3" \h \z \u </w:instrText>
+          </w:r>
+          <w:r>
+            <w:fldChar w:fldCharType="separate"/>
+          </w:r>
+          <w:hyperlink w:anchor="_Toc224153121" w:history="1">
+            <w:r>
+              <w:rPr>
+                <w:rStyle w:val="Hyperlink"/>
+                <w:rFonts w:ascii="Times New Roman" w:eastAsia="Times New Roman" w:hAnsi="Times New Roman" w:cs="Times New Roman"/>
+                <w:b/>
+                <w:bCs/>
+                <w:noProof/>
+                <w:kern w:val="36"/>
+                <w:lang w:val="en-GB" w:eastAsia="en-GB"/>
+                <w14:ligatures w14:val="none"/>
+              </w:rPr>
+              <w:t>RAM ENTERPRISE P&amp;P   – 06_Performance</w:t>
+            </w:r>
+            <w:r>
+              <w:rPr>
+                <w:noProof/>
+                <w:webHidden/>
+              </w:rPr>
+              <w:tab/>
+            </w:r>
+            <w:r>
+              <w:rPr>
+                <w:noProof/>
+                <w:webHidden/>
+              </w:rPr>
+              <w:fldChar w:fldCharType="begin"/>
+            </w:r>
+            <w:r>
+              <w:rPr>
+                <w:noProof/>
+                <w:webHidden/>
+              </w:rPr>
+              <w:instrText xml:space="preserve"> PAGEREF _Toc224153121 \h </w:instrText>
+            </w:r>
+            <w:r>
+              <w:rPr>
+                <w:noProof/>
+                <w:webHidden/>
+              </w:rPr>
+            </w:r>
+            <w:r>
+              <w:rPr>
+                <w:noProof/>
+                <w:webHidden/>
+              </w:rPr>
+              <w:fldChar w:fldCharType="separate"/>
+            </w:r>
+            <w:r>
+              <w:rPr>
+                <w:noProof/>
+                <w:webHidden/>
+              </w:rPr>
+              <w:t>1</w:t>
+            </w:r>
+            <w:r>
+              <w:rPr>
+                <w:noProof/>
+                <w:webHidden/>
+              </w:rPr>
+              <w:fldChar w:fldCharType="end"/>
+            </w:r>
+          </w:hyperlink>
+        </w:p>
+        <w:p>
+          <w:pPr>
+            <w:pStyle w:val="TOC1"/>
+            <w:tabs>
+              <w:tab w:val="right" w:leader="dot" w:pos="9016"/>
+            </w:tabs>
+            <w:rPr>
+              <w:noProof/>
+            </w:rPr>
+          </w:pPr>
+          <w:hyperlink w:anchor="_Toc224153122" w:history="1">
+            <w:r>
+              <w:rPr>
+                <w:rStyle w:val="Hyperlink"/>
+                <w:rFonts w:ascii="Times New Roman" w:eastAsia="Times New Roman" w:hAnsi="Times New Roman" w:cs="Times New Roman"/>
+                <w:b/>
+                <w:bCs/>
+                <w:noProof/>
+                <w:kern w:val="36"/>
+                <w:lang w:val="en-GB" w:eastAsia="en-GB"/>
+                <w14:ligatures w14:val="none"/>
+              </w:rPr>
+              <w:t>06_Performance</w:t>
+            </w:r>
+            <w:r>
+              <w:rPr>
+                <w:noProof/>
+                <w:webHidden/>
+              </w:rPr>
+              <w:tab/>
+            </w:r>
+            <w:r>
+              <w:rPr>
+                <w:noProof/>
+                <w:webHidden/>
+              </w:rPr>
+              <w:fldChar w:fldCharType="begin"/>
+            </w:r>
+            <w:r>
+              <w:rPr>
+                <w:noProof/>
+                <w:webHidden/>
+              </w:rPr>
+              <w:instrText xml:space="preserve"> PAGEREF _Toc224153122 \h </w:instrText>
+            </w:r>
+            <w:r>
+              <w:rPr>
+                <w:noProof/>
+                <w:webHidden/>
+              </w:rPr>
+            </w:r>
+            <w:r>
+              <w:rPr>
+                <w:noProof/>
+                <w:webHidden/>
+              </w:rPr>
+              <w:fldChar w:fldCharType="separate"/>
+            </w:r>
+            <w:r>
+              <w:rPr>
+                <w:noProof/>
+                <w:webHidden/>
+              </w:rPr>
+              <w:t>3</w:t>
+            </w:r>
+            <w:r>
+              <w:rPr>
+                <w:noProof/>
+                <w:webHidden/>
+              </w:rPr>
+              <w:fldChar w:fldCharType="end"/>
+            </w:r>
+          </w:hyperlink>
+        </w:p>
+        <w:p>
+          <w:pPr>
+            <w:pStyle w:val="TOC1"/>
+            <w:tabs>
+              <w:tab w:val="right" w:leader="dot" w:pos="9016"/>
+            </w:tabs>
+            <w:rPr>
+              <w:noProof/>
+            </w:rPr>
+          </w:pPr>
+          <w:hyperlink w:anchor="_Toc224153123" w:history="1">
+            <w:r>
+              <w:rPr>
+                <w:rStyle w:val="Hyperlink"/>
+                <w:rFonts w:ascii="Times New Roman" w:eastAsia="Times New Roman" w:hAnsi="Times New Roman" w:cs="Times New Roman"/>
+                <w:b/>
+                <w:bCs/>
+                <w:noProof/>
+                <w:kern w:val="36"/>
+                <w:lang w:val="en-GB" w:eastAsia="en-GB"/>
+                <w14:ligatures w14:val="none"/>
+              </w:rPr>
+              <w:t>06_PERFORMANCE</w:t>
+            </w:r>
+            <w:r>
+              <w:rPr>
+                <w:noProof/>
+                <w:webHidden/>
+              </w:rPr>
+              <w:tab/>
+            </w:r>
+            <w:r>
+              <w:rPr>
+                <w:noProof/>
+                <w:webHidden/>
+              </w:rPr>
+              <w:fldChar w:fldCharType="begin"/>
+            </w:r>
+            <w:r>
+              <w:rPr>
+                <w:noProof/>
+                <w:webHidden/>
+              </w:rPr>
+              <w:instrText xml:space="preserve"> PAGEREF _Toc224153123 \h </w:instrText>
+            </w:r>
+            <w:r>
+              <w:rPr>
+                <w:noProof/>
+                <w:webHidden/>
+              </w:rPr>
+            </w:r>
+            <w:r>
+              <w:rPr>
+                <w:noProof/>
+                <w:webHidden/>
+              </w:rPr>
+              <w:fldChar w:fldCharType="separate"/>
+            </w:r>
+            <w:r>
+              <w:rPr>
+                <w:noProof/>
+                <w:webHidden/>
+              </w:rPr>
+              <w:t>3</w:t>
+            </w:r>
+            <w:r>
+              <w:rPr>
+                <w:noProof/>
+                <w:webHidden/>
+              </w:rPr>
+              <w:fldChar w:fldCharType="end"/>
+            </w:r>
+          </w:hyperlink>
+        </w:p>
+        <w:p>
+          <w:pPr>
+            <w:pStyle w:val="TOC1"/>
+            <w:tabs>
+              <w:tab w:val="right" w:leader="dot" w:pos="9016"/>
+            </w:tabs>
+            <w:rPr>
+              <w:noProof/>
+            </w:rPr>
+          </w:pPr>
+          <w:hyperlink w:anchor="_Toc224153124" w:history="1">
+            <w:r>
+              <w:rPr>
+                <w:rStyle w:val="Hyperlink"/>
+                <w:rFonts w:ascii="Times New Roman" w:eastAsia="Times New Roman" w:hAnsi="Times New Roman" w:cs="Times New Roman"/>
+                <w:b/>
+                <w:bCs/>
+                <w:noProof/>
+                <w:kern w:val="36"/>
+                <w:lang w:val="en-GB" w:eastAsia="en-GB"/>
+                <w14:ligatures w14:val="none"/>
+              </w:rPr>
+              <w:t>06.1 Performance Governance Framework</w:t>
+            </w:r>
+            <w:r>
+              <w:rPr>
+                <w:noProof/>
+                <w:webHidden/>
+              </w:rPr>
+              <w:tab/>
+            </w:r>
+            <w:r>
+              <w:rPr>
+                <w:noProof/>
+                <w:webHidden/>
+              </w:rPr>
+              <w:fldChar w:fldCharType="begin"/>
+            </w:r>
+            <w:r>
+              <w:rPr>
+                <w:noProof/>
+                <w:webHidden/>
+              </w:rPr>
+              <w:instrText xml:space="preserve"> PAGEREF _Toc224153124 \h </w:instrText>
+            </w:r>
+            <w:r>
+              <w:rPr>
+                <w:noProof/>
+                <w:webHidden/>
+              </w:rPr>
+            </w:r>
+            <w:r>
+              <w:rPr>
+                <w:noProof/>
+                <w:webHidden/>
+              </w:rPr>
+              <w:fldChar w:fldCharType="separate"/>
+            </w:r>
+            <w:r>
+              <w:rPr>
+                <w:noProof/>
+                <w:webHidden/>
+              </w:rPr>
+              <w:t>3</w:t>
+            </w:r>
+            <w:r>
+              <w:rPr>
+                <w:noProof/>
+                <w:webHidden/>
+              </w:rPr>
+              <w:fldChar w:fldCharType="end"/>
+            </w:r>
+          </w:hyperlink>
+        </w:p>
+        <w:p>
+          <w:pPr>
+            <w:pStyle w:val="TOC2"/>
+            <w:tabs>
+              <w:tab w:val="right" w:leader="dot" w:pos="9016"/>
+            </w:tabs>
+            <w:rPr>
+              <w:noProof/>
+            </w:rPr>
+          </w:pPr>
+          <w:hyperlink w:anchor="_Toc224153125" w:history="1">
+            <w:r>
+              <w:rPr>
+                <w:rStyle w:val="Hyperlink"/>
+                <w:rFonts w:ascii="Times New Roman" w:eastAsia="Times New Roman" w:hAnsi="Times New Roman" w:cs="Times New Roman"/>
+                <w:b/>
+                <w:bCs/>
+                <w:noProof/>
+                <w:kern w:val="0"/>
+                <w:lang w:val="en-GB" w:eastAsia="en-GB"/>
+                <w14:ligatures w14:val="none"/>
+              </w:rPr>
+              <w:t>06.1.1 Performance Policy</w:t>
+            </w:r>
+            <w:r>
+              <w:rPr>
+                <w:noProof/>
+                <w:webHidden/>
+              </w:rPr>
+              <w:tab/>
+            </w:r>
+            <w:r>
+              <w:rPr>
+                <w:noProof/>
+                <w:webHidden/>
+              </w:rPr>
+              <w:fldChar w:fldCharType="begin"/>
+            </w:r>
+            <w:r>
+              <w:rPr>
+                <w:noProof/>
+                <w:webHidden/>
+              </w:rPr>
+              <w:instrText xml:space="preserve"> PAGEREF _Toc224153125 \h </w:instrText>
+            </w:r>
+            <w:r>
+              <w:rPr>
+                <w:noProof/>
+                <w:webHidden/>
+              </w:rPr>
+            </w:r>
+            <w:r>
+              <w:rPr>
+                <w:noProof/>
+                <w:webHidden/>
+              </w:rPr>
+              <w:fldChar w:fldCharType="separate"/>
+            </w:r>
+            <w:r>
+              <w:rPr>
+                <w:noProof/>
+                <w:webHidden/>
+              </w:rPr>
+              <w:t>3</w:t>
+            </w:r>
+            <w:r>
+              <w:rPr>
+                <w:noProof/>
+                <w:webHidden/>
+              </w:rPr>
+              <w:fldChar w:fldCharType="end"/>
+            </w:r>
+          </w:hyperlink>
+        </w:p>
+        <w:p>
+          <w:pPr>
+            <w:pStyle w:val="TOC3"/>
+            <w:tabs>
+              <w:tab w:val="right" w:leader="dot" w:pos="9016"/>
+            </w:tabs>
+            <w:rPr>
+              <w:noProof/>
+            </w:rPr>
+          </w:pPr>
+          <w:hyperlink w:anchor="_Toc224153126" w:history="1">
+            <w:r>
+              <w:rPr>
+                <w:rStyle w:val="Hyperlink"/>
+                <w:rFonts w:ascii="Times New Roman" w:eastAsia="Times New Roman" w:hAnsi="Times New Roman" w:cs="Times New Roman"/>
+                <w:b/>
+                <w:bCs/>
+                <w:noProof/>
+                <w:kern w:val="0"/>
+                <w:lang w:val="en-GB" w:eastAsia="en-GB"/>
+                <w14:ligatures w14:val="none"/>
+              </w:rPr>
+              <w:t>06.1.1.1 Objectives</w:t>
+            </w:r>
+            <w:r>
+              <w:rPr>
+                <w:noProof/>
+                <w:webHidden/>
+              </w:rPr>
+              <w:tab/>
+            </w:r>
+            <w:r>
+              <w:rPr>
+                <w:noProof/>
+                <w:webHidden/>
+              </w:rPr>
+              <w:fldChar w:fldCharType="begin"/>
+            </w:r>
+            <w:r>
+              <w:rPr>
+                <w:noProof/>
+                <w:webHidden/>
+              </w:rPr>
+              <w:instrText xml:space="preserve"> PAGEREF _Toc224153126 \h </w:instrText>
+            </w:r>
+            <w:r>
+              <w:rPr>
+                <w:noProof/>
+                <w:webHidden/>
+              </w:rPr>
+            </w:r>
+            <w:r>
+              <w:rPr>
+                <w:noProof/>
+                <w:webHidden/>
+              </w:rPr>
+              <w:fldChar w:fldCharType="separate"/>
+            </w:r>
+            <w:r>
+              <w:rPr>
+                <w:noProof/>
+                <w:webHidden/>
+              </w:rPr>
+              <w:t>3</w:t>
+            </w:r>
+            <w:r>
+              <w:rPr>
+                <w:noProof/>
+                <w:webHidden/>
+              </w:rPr>
+              <w:fldChar w:fldCharType="end"/>
+            </w:r>
+          </w:hyperlink>
+        </w:p>
+        <w:p>
+          <w:pPr>
+            <w:pStyle w:val="TOC3"/>
+            <w:tabs>
+              <w:tab w:val="right" w:leader="dot" w:pos="9016"/>
+            </w:tabs>
+            <w:rPr>
+              <w:noProof/>
+            </w:rPr>
+          </w:pPr>
+          <w:hyperlink w:anchor="_Toc224153127" w:history="1">
+            <w:r>
+              <w:rPr>
+                <w:rStyle w:val="Hyperlink"/>
+                <w:rFonts w:ascii="Times New Roman" w:eastAsia="Times New Roman" w:hAnsi="Times New Roman" w:cs="Times New Roman"/>
+                <w:b/>
+                <w:bCs/>
+                <w:noProof/>
+                <w:kern w:val="0"/>
+                <w:lang w:val="en-GB" w:eastAsia="en-GB"/>
+                <w14:ligatures w14:val="none"/>
+              </w:rPr>
+              <w:t>06.1.1.2 KPI Hierarchy Structure</w:t>
+            </w:r>
+            <w:r>
+              <w:rPr>
+                <w:noProof/>
+                <w:webHidden/>
+              </w:rPr>
+              <w:tab/>
+            </w:r>
+            <w:r>
+              <w:rPr>
+                <w:noProof/>
+                <w:webHidden/>
+              </w:rPr>
+              <w:fldChar w:fldCharType="begin"/>
+            </w:r>
+            <w:r>
+              <w:rPr>
+                <w:noProof/>
+                <w:webHidden/>
+              </w:rPr>
+              <w:instrText xml:space="preserve"> PAGEREF _Toc224153127 \h </w:instrText>
+            </w:r>
+            <w:r>
+              <w:rPr>
+                <w:noProof/>
+                <w:webHidden/>
+              </w:rPr>
+            </w:r>
+            <w:r>
+              <w:rPr>
+                <w:noProof/>
+                <w:webHidden/>
+              </w:rPr>
+              <w:fldChar w:fldCharType="separate"/>
+            </w:r>
+            <w:r>
+              <w:rPr>
+                <w:noProof/>
+                <w:webHidden/>
+              </w:rPr>
+              <w:t>3</w:t>
+            </w:r>
+            <w:r>
+              <w:rPr>
+                <w:noProof/>
+                <w:webHidden/>
+              </w:rPr>
+              <w:fldChar w:fldCharType="end"/>
+            </w:r>
+          </w:hyperlink>
+        </w:p>
+        <w:p>
+          <w:pPr>
+            <w:pStyle w:val="TOC3"/>
+            <w:tabs>
+              <w:tab w:val="right" w:leader="dot" w:pos="9016"/>
+            </w:tabs>
+            <w:rPr>
+              <w:noProof/>
+            </w:rPr>
+          </w:pPr>
+          <w:hyperlink w:anchor="_Toc224153128" w:history="1">
+            <w:r>
+              <w:rPr>
+                <w:rStyle w:val="Hyperlink"/>
+                <w:rFonts w:ascii="Times New Roman" w:eastAsia="Times New Roman" w:hAnsi="Times New Roman" w:cs="Times New Roman"/>
+                <w:b/>
+                <w:bCs/>
+                <w:noProof/>
+                <w:kern w:val="0"/>
+                <w:lang w:val="en-GB" w:eastAsia="en-GB"/>
+                <w14:ligatures w14:val="none"/>
+              </w:rPr>
+              <w:t>06.1.1.3 Roles &amp; Accountability</w:t>
+            </w:r>
+            <w:r>
+              <w:rPr>
+                <w:noProof/>
+                <w:webHidden/>
+              </w:rPr>
+              <w:tab/>
+            </w:r>
+            <w:r>
+              <w:rPr>
+                <w:noProof/>
+                <w:webHidden/>
+              </w:rPr>
+              <w:fldChar w:fldCharType="begin"/>
+            </w:r>
+            <w:r>
+              <w:rPr>
+                <w:noProof/>
+                <w:webHidden/>
+              </w:rPr>
+              <w:instrText xml:space="preserve"> PAGEREF _Toc224153128 \h </w:instrText>
+            </w:r>
+            <w:r>
+              <w:rPr>
+                <w:noProof/>
+                <w:webHidden/>
+              </w:rPr>
+            </w:r>
+            <w:r>
+              <w:rPr>
+                <w:noProof/>
+                <w:webHidden/>
+              </w:rPr>
+              <w:fldChar w:fldCharType="separate"/>
+            </w:r>
+            <w:r>
+              <w:rPr>
+                <w:noProof/>
+                <w:webHidden/>
+              </w:rPr>
+              <w:t>4</w:t>
+            </w:r>
+            <w:r>
+              <w:rPr>
+                <w:noProof/>
+                <w:webHidden/>
+              </w:rPr>
+              <w:fldChar w:fldCharType="end"/>
+            </w:r>
+          </w:hyperlink>
+        </w:p>
+        <w:p>
+          <w:pPr>
+            <w:pStyle w:val="TOC1"/>
+            <w:tabs>
+              <w:tab w:val="right" w:leader="dot" w:pos="9016"/>
+            </w:tabs>
+            <w:rPr>
+              <w:noProof/>
+            </w:rPr>
+          </w:pPr>
+          <w:hyperlink w:anchor="_Toc224153129" w:history="1">
+            <w:r>
+              <w:rPr>
+                <w:rStyle w:val="Hyperlink"/>
+                <w:rFonts w:ascii="Times New Roman" w:eastAsia="Times New Roman" w:hAnsi="Times New Roman" w:cs="Times New Roman"/>
+                <w:b/>
+                <w:bCs/>
+                <w:noProof/>
+                <w:kern w:val="36"/>
+                <w:lang w:val="en-GB" w:eastAsia="en-GB"/>
+                <w14:ligatures w14:val="none"/>
+              </w:rPr>
+              <w:t>06.2 Portfolio Performance Management</w:t>
+            </w:r>
+            <w:r>
+              <w:rPr>
+                <w:noProof/>
+                <w:webHidden/>
+              </w:rPr>
+              <w:tab/>
+            </w:r>
+            <w:r>
+              <w:rPr>
+                <w:noProof/>
+                <w:webHidden/>
+              </w:rPr>
+              <w:fldChar w:fldCharType="begin"/>
+            </w:r>
+            <w:r>
+              <w:rPr>
+                <w:noProof/>
+                <w:webHidden/>
+              </w:rPr>
+              <w:instrText xml:space="preserve"> PAGEREF _Toc224153129 \h </w:instrText>
+            </w:r>
+            <w:r>
+              <w:rPr>
+                <w:noProof/>
+                <w:webHidden/>
+              </w:rPr>
+            </w:r>
+            <w:r>
+              <w:rPr>
+                <w:noProof/>
+                <w:webHidden/>
+              </w:rPr>
+              <w:fldChar w:fldCharType="separate"/>
+            </w:r>
+            <w:r>
+              <w:rPr>
+                <w:noProof/>
+                <w:webHidden/>
+              </w:rPr>
+              <w:t>4</w:t>
+            </w:r>
+            <w:r>
+              <w:rPr>
+                <w:noProof/>
+                <w:webHidden/>
+              </w:rPr>
+              <w:fldChar w:fldCharType="end"/>
+            </w:r>
+          </w:hyperlink>
+        </w:p>
+        <w:p>
+          <w:pPr>
+            <w:pStyle w:val="TOC2"/>
+            <w:tabs>
+              <w:tab w:val="right" w:leader="dot" w:pos="9016"/>
+            </w:tabs>
+            <w:rPr>
+              <w:noProof/>
+            </w:rPr>
+          </w:pPr>
+          <w:hyperlink w:anchor="_Toc224153130" w:history="1">
+            <w:r>
+              <w:rPr>
+                <w:rStyle w:val="Hyperlink"/>
+                <w:rFonts w:ascii="Times New Roman" w:eastAsia="Times New Roman" w:hAnsi="Times New Roman" w:cs="Times New Roman"/>
+                <w:b/>
+                <w:bCs/>
+                <w:noProof/>
+                <w:kern w:val="0"/>
+                <w:lang w:val="en-GB" w:eastAsia="en-GB"/>
+                <w14:ligatures w14:val="none"/>
+              </w:rPr>
+              <w:t>06.2.1 Portfolio KPI Framework</w:t>
+            </w:r>
+            <w:r>
+              <w:rPr>
+                <w:noProof/>
+                <w:webHidden/>
+              </w:rPr>
+              <w:tab/>
+            </w:r>
+            <w:r>
+              <w:rPr>
+                <w:noProof/>
+                <w:webHidden/>
+              </w:rPr>
+              <w:fldChar w:fldCharType="begin"/>
+            </w:r>
+            <w:r>
+              <w:rPr>
+                <w:noProof/>
+                <w:webHidden/>
+              </w:rPr>
+              <w:instrText xml:space="preserve"> PAGEREF _Toc224153130 \h </w:instrText>
+            </w:r>
+            <w:r>
+              <w:rPr>
+                <w:noProof/>
+                <w:webHidden/>
+              </w:rPr>
+            </w:r>
+            <w:r>
+              <w:rPr>
+                <w:noProof/>
+                <w:webHidden/>
+              </w:rPr>
+              <w:fldChar w:fldCharType="separate"/>
+            </w:r>
+            <w:r>
+              <w:rPr>
+                <w:noProof/>
+                <w:webHidden/>
+              </w:rPr>
+              <w:t>4</w:t>
+            </w:r>
+            <w:r>
+              <w:rPr>
+                <w:noProof/>
+                <w:webHidden/>
+              </w:rPr>
+              <w:fldChar w:fldCharType="end"/>
+            </w:r>
+          </w:hyperlink>
+        </w:p>
+        <w:p>
+          <w:pPr>
+            <w:pStyle w:val="TOC3"/>
+            <w:tabs>
+              <w:tab w:val="right" w:leader="dot" w:pos="9016"/>
+            </w:tabs>
+            <w:rPr>
+              <w:noProof/>
+            </w:rPr>
+          </w:pPr>
+          <w:hyperlink w:anchor="_Toc224153131" w:history="1">
+            <w:r>
+              <w:rPr>
+                <w:rStyle w:val="Hyperlink"/>
+                <w:rFonts w:ascii="Times New Roman" w:eastAsia="Times New Roman" w:hAnsi="Times New Roman" w:cs="Times New Roman"/>
+                <w:b/>
+                <w:bCs/>
+                <w:noProof/>
+                <w:kern w:val="0"/>
+                <w:lang w:val="en-GB" w:eastAsia="en-GB"/>
+                <w14:ligatures w14:val="none"/>
+              </w:rPr>
+              <w:t>06.2.1.1 Core Portfolio KPIs</w:t>
+            </w:r>
+            <w:r>
+              <w:rPr>
+                <w:noProof/>
+                <w:webHidden/>
+              </w:rPr>
+              <w:tab/>
+            </w:r>
+            <w:r>
+              <w:rPr>
+                <w:noProof/>
+                <w:webHidden/>
+              </w:rPr>
+              <w:fldChar w:fldCharType="begin"/>
+            </w:r>
+            <w:r>
+              <w:rPr>
+                <w:noProof/>
+                <w:webHidden/>
+              </w:rPr>
+              <w:instrText xml:space="preserve"> PAGEREF _Toc224153131 \h </w:instrText>
+            </w:r>
+            <w:r>
+              <w:rPr>
+                <w:noProof/>
+                <w:webHidden/>
+              </w:rPr>
+            </w:r>
+            <w:r>
+              <w:rPr>
+                <w:noProof/>
+                <w:webHidden/>
+              </w:rPr>
+              <w:fldChar w:fldCharType="separate"/>
+            </w:r>
+            <w:r>
+              <w:rPr>
+                <w:noProof/>
+                <w:webHidden/>
+              </w:rPr>
+              <w:t>4</w:t>
+            </w:r>
+            <w:r>
+              <w:rPr>
+                <w:noProof/>
+                <w:webHidden/>
+              </w:rPr>
+              <w:fldChar w:fldCharType="end"/>
+            </w:r>
+          </w:hyperlink>
+        </w:p>
+        <w:p>
+          <w:pPr>
+            <w:pStyle w:val="TOC3"/>
+            <w:tabs>
+              <w:tab w:val="right" w:leader="dot" w:pos="9016"/>
+            </w:tabs>
+            <w:rPr>
+              <w:noProof/>
+            </w:rPr>
+          </w:pPr>
+          <w:hyperlink w:anchor="_Toc224153132" w:history="1">
+            <w:r>
+              <w:rPr>
+                <w:rStyle w:val="Hyperlink"/>
+                <w:rFonts w:ascii="Times New Roman" w:eastAsia="Times New Roman" w:hAnsi="Times New Roman" w:cs="Times New Roman"/>
+                <w:b/>
+                <w:bCs/>
+                <w:noProof/>
+                <w:kern w:val="0"/>
+                <w:lang w:val="en-GB" w:eastAsia="en-GB"/>
+                <w14:ligatures w14:val="none"/>
+              </w:rPr>
+              <w:t>06.2.1.2 Diversification Metrics</w:t>
+            </w:r>
+            <w:r>
+              <w:rPr>
+                <w:noProof/>
+                <w:webHidden/>
+              </w:rPr>
+              <w:tab/>
+            </w:r>
+            <w:r>
+              <w:rPr>
+                <w:noProof/>
+                <w:webHidden/>
+              </w:rPr>
+              <w:fldChar w:fldCharType="begin"/>
+            </w:r>
+            <w:r>
+              <w:rPr>
+                <w:noProof/>
+                <w:webHidden/>
+              </w:rPr>
+              <w:instrText xml:space="preserve"> PAGEREF _Toc224153132 \h </w:instrText>
+            </w:r>
+            <w:r>
+              <w:rPr>
+                <w:noProof/>
+                <w:webHidden/>
+              </w:rPr>
+            </w:r>
+            <w:r>
+              <w:rPr>
+                <w:noProof/>
+                <w:webHidden/>
+              </w:rPr>
+              <w:fldChar w:fldCharType="separate"/>
+            </w:r>
+            <w:r>
+              <w:rPr>
+                <w:noProof/>
+                <w:webHidden/>
+              </w:rPr>
+              <w:t>4</w:t>
+            </w:r>
+            <w:r>
+              <w:rPr>
+                <w:noProof/>
+                <w:webHidden/>
+              </w:rPr>
+              <w:fldChar w:fldCharType="end"/>
+            </w:r>
+          </w:hyperlink>
+        </w:p>
+        <w:p>
+          <w:pPr>
+            <w:pStyle w:val="TOC3"/>
+            <w:tabs>
+              <w:tab w:val="right" w:leader="dot" w:pos="9016"/>
+            </w:tabs>
+            <w:rPr>
+              <w:noProof/>
+            </w:rPr>
+          </w:pPr>
+          <w:hyperlink w:anchor="_Toc224153133" w:history="1">
+            <w:r>
+              <w:rPr>
+                <w:rStyle w:val="Hyperlink"/>
+                <w:rFonts w:ascii="Times New Roman" w:eastAsia="Times New Roman" w:hAnsi="Times New Roman" w:cs="Times New Roman"/>
+                <w:b/>
+                <w:bCs/>
+                <w:noProof/>
+                <w:kern w:val="0"/>
+                <w:lang w:val="en-GB" w:eastAsia="en-GB"/>
+                <w14:ligatures w14:val="none"/>
+              </w:rPr>
+              <w:t>06.2.1.3 Benchmarking</w:t>
+            </w:r>
+            <w:r>
+              <w:rPr>
+                <w:noProof/>
+                <w:webHidden/>
+              </w:rPr>
+              <w:tab/>
+            </w:r>
+            <w:r>
+              <w:rPr>
+                <w:noProof/>
+                <w:webHidden/>
+              </w:rPr>
+              <w:fldChar w:fldCharType="begin"/>
+            </w:r>
+            <w:r>
+              <w:rPr>
+                <w:noProof/>
+                <w:webHidden/>
+              </w:rPr>
+              <w:instrText xml:space="preserve"> PAGEREF _Toc224153133 \h </w:instrText>
+            </w:r>
+            <w:r>
+              <w:rPr>
+                <w:noProof/>
+                <w:webHidden/>
+              </w:rPr>
+            </w:r>
+            <w:r>
+              <w:rPr>
+                <w:noProof/>
+                <w:webHidden/>
+              </w:rPr>
+              <w:fldChar w:fldCharType="separate"/>
+            </w:r>
+            <w:r>
+              <w:rPr>
+                <w:noProof/>
+                <w:webHidden/>
+              </w:rPr>
+              <w:t>4</w:t>
+            </w:r>
+            <w:r>
+              <w:rPr>
+                <w:noProof/>
+                <w:webHidden/>
+              </w:rPr>
+              <w:fldChar w:fldCharType="end"/>
+            </w:r>
+          </w:hyperlink>
+        </w:p>
+        <w:p>
+          <w:pPr>
+            <w:pStyle w:val="TOC3"/>
+            <w:tabs>
+              <w:tab w:val="right" w:leader="dot" w:pos="9016"/>
+            </w:tabs>
+            <w:rPr>
+              <w:noProof/>
+            </w:rPr>
+          </w:pPr>
+          <w:hyperlink w:anchor="_Toc224153134" w:history="1">
+            <w:r>
+              <w:rPr>
+                <w:rStyle w:val="Hyperlink"/>
+                <w:rFonts w:ascii="Times New Roman" w:eastAsia="Times New Roman" w:hAnsi="Times New Roman" w:cs="Times New Roman"/>
+                <w:b/>
+                <w:bCs/>
+                <w:noProof/>
+                <w:kern w:val="0"/>
+                <w:lang w:val="en-GB" w:eastAsia="en-GB"/>
+                <w14:ligatures w14:val="none"/>
+              </w:rPr>
+              <w:t>Forms:</w:t>
+            </w:r>
+            <w:r>
+              <w:rPr>
+                <w:noProof/>
+                <w:webHidden/>
+              </w:rPr>
+              <w:tab/>
+            </w:r>
+            <w:r>
+              <w:rPr>
+                <w:noProof/>
+                <w:webHidden/>
+              </w:rPr>
+              <w:fldChar w:fldCharType="begin"/>
+            </w:r>
+            <w:r>
+              <w:rPr>
+                <w:noProof/>
+                <w:webHidden/>
+              </w:rPr>
+              <w:instrText xml:space="preserve"> PAGEREF _Toc224153134 \h </w:instrText>
+            </w:r>
+            <w:r>
+              <w:rPr>
+                <w:noProof/>
+                <w:webHidden/>
+              </w:rPr>
+            </w:r>
+            <w:r>
+              <w:rPr>
+                <w:noProof/>
+                <w:webHidden/>
+              </w:rPr>
+              <w:fldChar w:fldCharType="separate"/>
+            </w:r>
+            <w:r>
+              <w:rPr>
+                <w:noProof/>
+                <w:webHidden/>
+              </w:rPr>
+              <w:t>4</w:t>
+            </w:r>
+            <w:r>
+              <w:rPr>
+                <w:noProof/>
+                <w:webHidden/>
+              </w:rPr>
+              <w:fldChar w:fldCharType="end"/>
+            </w:r>
+          </w:hyperlink>
+        </w:p>
+        <w:p>
+          <w:pPr>
+            <w:pStyle w:val="TOC1"/>
+            <w:tabs>
+              <w:tab w:val="right" w:leader="dot" w:pos="9016"/>
+            </w:tabs>
+            <w:rPr>
+              <w:noProof/>
+            </w:rPr>
+          </w:pPr>
+          <w:hyperlink w:anchor="_Toc224153135" w:history="1">
+            <w:r>
+              <w:rPr>
+                <w:rStyle w:val="Hyperlink"/>
+                <w:rFonts w:ascii="Times New Roman" w:eastAsia="Times New Roman" w:hAnsi="Times New Roman" w:cs="Times New Roman"/>
+                <w:b/>
+                <w:bCs/>
+                <w:noProof/>
+                <w:kern w:val="36"/>
+                <w:lang w:val="en-GB" w:eastAsia="en-GB"/>
+                <w14:ligatures w14:val="none"/>
+              </w:rPr>
+              <w:t>06.3 Asset-Level Performance Monitoring</w:t>
+            </w:r>
+            <w:r>
+              <w:rPr>
+                <w:noProof/>
+                <w:webHidden/>
+              </w:rPr>
+              <w:tab/>
+            </w:r>
+            <w:r>
+              <w:rPr>
+                <w:noProof/>
+                <w:webHidden/>
+              </w:rPr>
+              <w:fldChar w:fldCharType="begin"/>
+            </w:r>
+            <w:r>
+              <w:rPr>
+                <w:noProof/>
+                <w:webHidden/>
+              </w:rPr>
+              <w:instrText xml:space="preserve"> PAGEREF _Toc224153135 \h </w:instrText>
+            </w:r>
+            <w:r>
+              <w:rPr>
+                <w:noProof/>
+                <w:webHidden/>
+              </w:rPr>
+            </w:r>
+            <w:r>
+              <w:rPr>
+                <w:noProof/>
+                <w:webHidden/>
+              </w:rPr>
+              <w:fldChar w:fldCharType="separate"/>
+            </w:r>
+            <w:r>
+              <w:rPr>
+                <w:noProof/>
+                <w:webHidden/>
+              </w:rPr>
+              <w:t>4</w:t>
+            </w:r>
+            <w:r>
+              <w:rPr>
+                <w:noProof/>
+                <w:webHidden/>
+              </w:rPr>
+              <w:fldChar w:fldCharType="end"/>
+            </w:r>
+          </w:hyperlink>
+        </w:p>
+        <w:p>
+          <w:pPr>
+            <w:pStyle w:val="TOC2"/>
+            <w:tabs>
+              <w:tab w:val="right" w:leader="dot" w:pos="9016"/>
+            </w:tabs>
+            <w:rPr>
+              <w:noProof/>
+            </w:rPr>
+          </w:pPr>
+          <w:hyperlink w:anchor="_Toc224153136" w:history="1">
+            <w:r>
+              <w:rPr>
+                <w:rStyle w:val="Hyperlink"/>
+                <w:rFonts w:ascii="Times New Roman" w:eastAsia="Times New Roman" w:hAnsi="Times New Roman" w:cs="Times New Roman"/>
+                <w:b/>
+                <w:bCs/>
+                <w:noProof/>
+                <w:kern w:val="0"/>
+                <w:lang w:val="en-GB" w:eastAsia="en-GB"/>
+                <w14:ligatures w14:val="none"/>
+              </w:rPr>
+              <w:t>06.3.1 Asset KPI Matrix</w:t>
+            </w:r>
+            <w:r>
+              <w:rPr>
+                <w:noProof/>
+                <w:webHidden/>
+              </w:rPr>
+              <w:tab/>
+            </w:r>
+            <w:r>
+              <w:rPr>
+                <w:noProof/>
+                <w:webHidden/>
+              </w:rPr>
+              <w:fldChar w:fldCharType="begin"/>
+            </w:r>
+            <w:r>
+              <w:rPr>
+                <w:noProof/>
+                <w:webHidden/>
+              </w:rPr>
+              <w:instrText xml:space="preserve"> PAGEREF _Toc224153136 \h </w:instrText>
+            </w:r>
+            <w:r>
+              <w:rPr>
+                <w:noProof/>
+                <w:webHidden/>
+              </w:rPr>
+            </w:r>
+            <w:r>
+              <w:rPr>
+                <w:noProof/>
+                <w:webHidden/>
+              </w:rPr>
+              <w:fldChar w:fldCharType="separate"/>
+            </w:r>
+            <w:r>
+              <w:rPr>
+                <w:noProof/>
+                <w:webHidden/>
+              </w:rPr>
+              <w:t>5</w:t>
+            </w:r>
+            <w:r>
+              <w:rPr>
+                <w:noProof/>
+                <w:webHidden/>
+              </w:rPr>
+              <w:fldChar w:fldCharType="end"/>
+            </w:r>
+          </w:hyperlink>
+        </w:p>
+        <w:p>
+          <w:pPr>
+            <w:pStyle w:val="TOC3"/>
+            <w:tabs>
+              <w:tab w:val="right" w:leader="dot" w:pos="9016"/>
+            </w:tabs>
+            <w:rPr>
+              <w:noProof/>
+            </w:rPr>
+          </w:pPr>
+          <w:hyperlink w:anchor="_Toc224153137" w:history="1">
+            <w:r>
+              <w:rPr>
+                <w:rStyle w:val="Hyperlink"/>
+                <w:rFonts w:ascii="Times New Roman" w:eastAsia="Times New Roman" w:hAnsi="Times New Roman" w:cs="Times New Roman"/>
+                <w:b/>
+                <w:bCs/>
+                <w:noProof/>
+                <w:kern w:val="0"/>
+                <w:lang w:val="en-GB" w:eastAsia="en-GB"/>
+                <w14:ligatures w14:val="none"/>
+              </w:rPr>
+              <w:t>06.3.1.1 Revenue Metrics</w:t>
+            </w:r>
+            <w:r>
+              <w:rPr>
+                <w:noProof/>
+                <w:webHidden/>
+              </w:rPr>
+              <w:tab/>
+            </w:r>
+            <w:r>
+              <w:rPr>
+                <w:noProof/>
+                <w:webHidden/>
+              </w:rPr>
+              <w:fldChar w:fldCharType="begin"/>
+            </w:r>
+            <w:r>
+              <w:rPr>
+                <w:noProof/>
+                <w:webHidden/>
+              </w:rPr>
+              <w:instrText xml:space="preserve"> PAGEREF _Toc224153137 \h </w:instrText>
+            </w:r>
+            <w:r>
+              <w:rPr>
+                <w:noProof/>
+                <w:webHidden/>
+              </w:rPr>
+            </w:r>
+            <w:r>
+              <w:rPr>
+                <w:noProof/>
+                <w:webHidden/>
+              </w:rPr>
+              <w:fldChar w:fldCharType="separate"/>
+            </w:r>
+            <w:r>
+              <w:rPr>
+                <w:noProof/>
+                <w:webHidden/>
+              </w:rPr>
+              <w:t>5</w:t>
+            </w:r>
+            <w:r>
+              <w:rPr>
+                <w:noProof/>
+                <w:webHidden/>
+              </w:rPr>
+              <w:fldChar w:fldCharType="end"/>
+            </w:r>
+          </w:hyperlink>
+        </w:p>
+        <w:p>
+          <w:pPr>
+            <w:pStyle w:val="TOC3"/>
+            <w:tabs>
+              <w:tab w:val="right" w:leader="dot" w:pos="9016"/>
+            </w:tabs>
+            <w:rPr>
+              <w:noProof/>
+            </w:rPr>
+          </w:pPr>
+          <w:hyperlink w:anchor="_Toc224153138" w:history="1">
+            <w:r>
+              <w:rPr>
+                <w:rStyle w:val="Hyperlink"/>
+                <w:rFonts w:ascii="Times New Roman" w:eastAsia="Times New Roman" w:hAnsi="Times New Roman" w:cs="Times New Roman"/>
+                <w:b/>
+                <w:bCs/>
+                <w:noProof/>
+                <w:kern w:val="0"/>
+                <w:lang w:val="en-GB" w:eastAsia="en-GB"/>
+                <w14:ligatures w14:val="none"/>
+              </w:rPr>
+              <w:t>06.3.1.2 Occupancy Metrics</w:t>
+            </w:r>
+            <w:r>
+              <w:rPr>
+                <w:noProof/>
+                <w:webHidden/>
+              </w:rPr>
+              <w:tab/>
+            </w:r>
+            <w:r>
+              <w:rPr>
+                <w:noProof/>
+                <w:webHidden/>
+              </w:rPr>
+              <w:fldChar w:fldCharType="begin"/>
+            </w:r>
+            <w:r>
+              <w:rPr>
+                <w:noProof/>
+                <w:webHidden/>
+              </w:rPr>
+              <w:instrText xml:space="preserve"> PAGEREF _Toc224153138 \h </w:instrText>
+            </w:r>
+            <w:r>
+              <w:rPr>
+                <w:noProof/>
+                <w:webHidden/>
+              </w:rPr>
+            </w:r>
+            <w:r>
+              <w:rPr>
+                <w:noProof/>
+                <w:webHidden/>
+              </w:rPr>
+              <w:fldChar w:fldCharType="separate"/>
+            </w:r>
+            <w:r>
+              <w:rPr>
+                <w:noProof/>
+                <w:webHidden/>
+              </w:rPr>
+              <w:t>5</w:t>
+            </w:r>
+            <w:r>
+              <w:rPr>
+                <w:noProof/>
+                <w:webHidden/>
+              </w:rPr>
+              <w:fldChar w:fldCharType="end"/>
+            </w:r>
+          </w:hyperlink>
+        </w:p>
+        <w:p>
+          <w:pPr>
+            <w:pStyle w:val="TOC3"/>
+            <w:tabs>
+              <w:tab w:val="right" w:leader="dot" w:pos="9016"/>
+            </w:tabs>
+            <w:rPr>
+              <w:noProof/>
+            </w:rPr>
+          </w:pPr>
+          <w:hyperlink w:anchor="_Toc224153139" w:history="1">
+            <w:r>
+              <w:rPr>
+                <w:rStyle w:val="Hyperlink"/>
+                <w:rFonts w:ascii="Times New Roman" w:eastAsia="Times New Roman" w:hAnsi="Times New Roman" w:cs="Times New Roman"/>
+                <w:b/>
+                <w:bCs/>
+                <w:noProof/>
+                <w:kern w:val="0"/>
+                <w:lang w:val="en-GB" w:eastAsia="en-GB"/>
+                <w14:ligatures w14:val="none"/>
+              </w:rPr>
+              <w:t>06.3.1.3 Asset Efficiency Metrics</w:t>
+            </w:r>
+            <w:r>
+              <w:rPr>
+                <w:noProof/>
+                <w:webHidden/>
+              </w:rPr>
+              <w:tab/>
+            </w:r>
+            <w:r>
+              <w:rPr>
+                <w:noProof/>
+                <w:webHidden/>
+              </w:rPr>
+              <w:fldChar w:fldCharType="begin"/>
+            </w:r>
+            <w:r>
+              <w:rPr>
+                <w:noProof/>
+                <w:webHidden/>
+              </w:rPr>
+              <w:instrText xml:space="preserve"> PAGEREF _Toc224153139 \h </w:instrText>
+            </w:r>
+            <w:r>
+              <w:rPr>
+                <w:noProof/>
+                <w:webHidden/>
+              </w:rPr>
+            </w:r>
+            <w:r>
+              <w:rPr>
+                <w:noProof/>
+                <w:webHidden/>
+              </w:rPr>
+              <w:fldChar w:fldCharType="separate"/>
+            </w:r>
+            <w:r>
+              <w:rPr>
+                <w:noProof/>
+                <w:webHidden/>
+              </w:rPr>
+              <w:t>5</w:t>
+            </w:r>
+            <w:r>
+              <w:rPr>
+                <w:noProof/>
+                <w:webHidden/>
+              </w:rPr>
+              <w:fldChar w:fldCharType="end"/>
+            </w:r>
+          </w:hyperlink>
+        </w:p>
+        <w:p>
+          <w:pPr>
+            <w:pStyle w:val="TOC3"/>
+            <w:tabs>
+              <w:tab w:val="right" w:leader="dot" w:pos="9016"/>
+            </w:tabs>
+            <w:rPr>
+              <w:noProof/>
+            </w:rPr>
+          </w:pPr>
+          <w:hyperlink w:anchor="_Toc224153140" w:history="1">
+            <w:r>
+              <w:rPr>
+                <w:rStyle w:val="Hyperlink"/>
+                <w:rFonts w:ascii="Times New Roman" w:eastAsia="Times New Roman" w:hAnsi="Times New Roman" w:cs="Times New Roman"/>
+                <w:b/>
+                <w:bCs/>
+                <w:noProof/>
+                <w:kern w:val="0"/>
+                <w:lang w:val="en-GB" w:eastAsia="en-GB"/>
+                <w14:ligatures w14:val="none"/>
+              </w:rPr>
+              <w:t>06.3.1.4 Asset Rating System (1–5)</w:t>
+            </w:r>
+            <w:r>
+              <w:rPr>
+                <w:noProof/>
+                <w:webHidden/>
+              </w:rPr>
+              <w:tab/>
+            </w:r>
+            <w:r>
+              <w:rPr>
+                <w:noProof/>
+                <w:webHidden/>
+              </w:rPr>
+              <w:fldChar w:fldCharType="begin"/>
+            </w:r>
+            <w:r>
+              <w:rPr>
+                <w:noProof/>
+                <w:webHidden/>
+              </w:rPr>
+              <w:instrText xml:space="preserve"> PAGEREF _Toc224153140 \h </w:instrText>
+            </w:r>
+            <w:r>
+              <w:rPr>
+                <w:noProof/>
+                <w:webHidden/>
+              </w:rPr>
+            </w:r>
+            <w:r>
+              <w:rPr>
+                <w:noProof/>
+                <w:webHidden/>
+              </w:rPr>
+              <w:fldChar w:fldCharType="separate"/>
+            </w:r>
+            <w:r>
+              <w:rPr>
+                <w:noProof/>
+                <w:webHidden/>
+              </w:rPr>
+              <w:t>5</w:t>
+            </w:r>
+            <w:r>
+              <w:rPr>
+                <w:noProof/>
+                <w:webHidden/>
+              </w:rPr>
+              <w:fldChar w:fldCharType="end"/>
+            </w:r>
+          </w:hyperlink>
+        </w:p>
+        <w:p>
+          <w:pPr>
+            <w:pStyle w:val="TOC3"/>
+            <w:tabs>
+              <w:tab w:val="right" w:leader="dot" w:pos="9016"/>
+            </w:tabs>
+            <w:rPr>
+              <w:noProof/>
+            </w:rPr>
+          </w:pPr>
+          <w:hyperlink w:anchor="_Toc224153141" w:history="1">
+            <w:r>
+              <w:rPr>
+                <w:rStyle w:val="Hyperlink"/>
+                <w:rFonts w:ascii="Times New Roman" w:eastAsia="Times New Roman" w:hAnsi="Times New Roman" w:cs="Times New Roman"/>
+                <w:b/>
+                <w:bCs/>
+                <w:noProof/>
+                <w:kern w:val="0"/>
+                <w:lang w:val="en-GB" w:eastAsia="en-GB"/>
+                <w14:ligatures w14:val="none"/>
+              </w:rPr>
+              <w:t>Forms:</w:t>
+            </w:r>
+            <w:r>
+              <w:rPr>
+                <w:noProof/>
+                <w:webHidden/>
+              </w:rPr>
+              <w:tab/>
+            </w:r>
+            <w:r>
+              <w:rPr>
+                <w:noProof/>
+                <w:webHidden/>
+              </w:rPr>
+              <w:fldChar w:fldCharType="begin"/>
+            </w:r>
+            <w:r>
+              <w:rPr>
+                <w:noProof/>
+                <w:webHidden/>
+              </w:rPr>
+              <w:instrText xml:space="preserve"> PAGEREF _Toc224153141 \h </w:instrText>
+            </w:r>
+            <w:r>
+              <w:rPr>
+                <w:noProof/>
+                <w:webHidden/>
+              </w:rPr>
+            </w:r>
+            <w:r>
+              <w:rPr>
+                <w:noProof/>
+                <w:webHidden/>
+              </w:rPr>
+              <w:fldChar w:fldCharType="separate"/>
+            </w:r>
+            <w:r>
+              <w:rPr>
+                <w:noProof/>
+                <w:webHidden/>
+              </w:rPr>
+              <w:t>5</w:t>
+            </w:r>
+            <w:r>
+              <w:rPr>
+                <w:noProof/>
+                <w:webHidden/>
+              </w:rPr>
+              <w:fldChar w:fldCharType="end"/>
+            </w:r>
+          </w:hyperlink>
+        </w:p>
+        <w:p>
+          <w:pPr>
+            <w:pStyle w:val="TOC1"/>
+            <w:tabs>
+              <w:tab w:val="right" w:leader="dot" w:pos="9016"/>
+            </w:tabs>
+            <w:rPr>
+              <w:noProof/>
+            </w:rPr>
+          </w:pPr>
+          <w:hyperlink w:anchor="_Toc224153142" w:history="1">
+            <w:r>
+              <w:rPr>
+                <w:rStyle w:val="Hyperlink"/>
+                <w:rFonts w:ascii="Times New Roman" w:eastAsia="Times New Roman" w:hAnsi="Times New Roman" w:cs="Times New Roman"/>
+                <w:b/>
+                <w:bCs/>
+                <w:noProof/>
+                <w:kern w:val="36"/>
+                <w:lang w:val="en-GB" w:eastAsia="en-GB"/>
+                <w14:ligatures w14:val="none"/>
+              </w:rPr>
+              <w:t>06.4 Financial Performance &amp; Yield Monitoring</w:t>
+            </w:r>
+            <w:r>
+              <w:rPr>
+                <w:noProof/>
+                <w:webHidden/>
+              </w:rPr>
+              <w:tab/>
+            </w:r>
+            <w:r>
+              <w:rPr>
+                <w:noProof/>
+                <w:webHidden/>
+              </w:rPr>
+              <w:fldChar w:fldCharType="begin"/>
+            </w:r>
+            <w:r>
+              <w:rPr>
+                <w:noProof/>
+                <w:webHidden/>
+              </w:rPr>
+              <w:instrText xml:space="preserve"> PAGEREF _Toc224153142 \h </w:instrText>
+            </w:r>
+            <w:r>
+              <w:rPr>
+                <w:noProof/>
+                <w:webHidden/>
+              </w:rPr>
+            </w:r>
+            <w:r>
+              <w:rPr>
+                <w:noProof/>
+                <w:webHidden/>
+              </w:rPr>
+              <w:fldChar w:fldCharType="separate"/>
+            </w:r>
+            <w:r>
+              <w:rPr>
+                <w:noProof/>
+                <w:webHidden/>
+              </w:rPr>
+              <w:t>5</w:t>
+            </w:r>
+            <w:r>
+              <w:rPr>
+                <w:noProof/>
+                <w:webHidden/>
+              </w:rPr>
+              <w:fldChar w:fldCharType="end"/>
+            </w:r>
+          </w:hyperlink>
+        </w:p>
+        <w:p>
+          <w:pPr>
+            <w:pStyle w:val="TOC2"/>
+            <w:tabs>
+              <w:tab w:val="right" w:leader="dot" w:pos="9016"/>
+            </w:tabs>
+            <w:rPr>
+              <w:noProof/>
+            </w:rPr>
+          </w:pPr>
+          <w:hyperlink w:anchor="_Toc224153143" w:history="1">
+            <w:r>
+              <w:rPr>
+                <w:rStyle w:val="Hyperlink"/>
+                <w:rFonts w:ascii="Times New Roman" w:eastAsia="Times New Roman" w:hAnsi="Times New Roman" w:cs="Times New Roman"/>
+                <w:b/>
+                <w:bCs/>
+                <w:noProof/>
+                <w:kern w:val="0"/>
+                <w:lang w:val="en-GB" w:eastAsia="en-GB"/>
+                <w14:ligatures w14:val="none"/>
+              </w:rPr>
+              <w:t>06.4.1 Financial Metrics</w:t>
+            </w:r>
+            <w:r>
+              <w:rPr>
+                <w:noProof/>
+                <w:webHidden/>
+              </w:rPr>
+              <w:tab/>
+            </w:r>
+            <w:r>
+              <w:rPr>
+                <w:noProof/>
+                <w:webHidden/>
+              </w:rPr>
+              <w:fldChar w:fldCharType="begin"/>
+            </w:r>
+            <w:r>
+              <w:rPr>
+                <w:noProof/>
+                <w:webHidden/>
+              </w:rPr>
+              <w:instrText xml:space="preserve"> PAGEREF _Toc224153143 \h </w:instrText>
+            </w:r>
+            <w:r>
+              <w:rPr>
+                <w:noProof/>
+                <w:webHidden/>
+              </w:rPr>
+            </w:r>
+            <w:r>
+              <w:rPr>
+                <w:noProof/>
+                <w:webHidden/>
+              </w:rPr>
+              <w:fldChar w:fldCharType="separate"/>
+            </w:r>
+            <w:r>
+              <w:rPr>
+                <w:noProof/>
+                <w:webHidden/>
+              </w:rPr>
+              <w:t>5</w:t>
+            </w:r>
+            <w:r>
+              <w:rPr>
+                <w:noProof/>
+                <w:webHidden/>
+              </w:rPr>
+              <w:fldChar w:fldCharType="end"/>
+            </w:r>
+          </w:hyperlink>
+        </w:p>
+        <w:p>
+          <w:pPr>
+            <w:pStyle w:val="TOC3"/>
+            <w:tabs>
+              <w:tab w:val="right" w:leader="dot" w:pos="9016"/>
+            </w:tabs>
+            <w:rPr>
+              <w:noProof/>
+            </w:rPr>
+          </w:pPr>
+          <w:hyperlink w:anchor="_Toc224153144" w:history="1">
+            <w:r>
+              <w:rPr>
+                <w:rStyle w:val="Hyperlink"/>
+                <w:rFonts w:ascii="Times New Roman" w:eastAsia="Times New Roman" w:hAnsi="Times New Roman" w:cs="Times New Roman"/>
+                <w:b/>
+                <w:bCs/>
+                <w:noProof/>
+                <w:kern w:val="0"/>
+                <w:lang w:val="en-GB" w:eastAsia="en-GB"/>
+                <w14:ligatures w14:val="none"/>
+              </w:rPr>
+              <w:t>06.4.1.1 Profitability</w:t>
+            </w:r>
+            <w:r>
+              <w:rPr>
+                <w:noProof/>
+                <w:webHidden/>
+              </w:rPr>
+              <w:tab/>
+            </w:r>
+            <w:r>
+              <w:rPr>
+                <w:noProof/>
+                <w:webHidden/>
+              </w:rPr>
+              <w:fldChar w:fldCharType="begin"/>
+            </w:r>
+            <w:r>
+              <w:rPr>
+                <w:noProof/>
+                <w:webHidden/>
+              </w:rPr>
+              <w:instrText xml:space="preserve"> PAGEREF _Toc224153144 \h </w:instrText>
+            </w:r>
+            <w:r>
+              <w:rPr>
+                <w:noProof/>
+                <w:webHidden/>
+              </w:rPr>
+            </w:r>
+            <w:r>
+              <w:rPr>
+                <w:noProof/>
+                <w:webHidden/>
+              </w:rPr>
+              <w:fldChar w:fldCharType="separate"/>
+            </w:r>
+            <w:r>
+              <w:rPr>
+                <w:noProof/>
+                <w:webHidden/>
+              </w:rPr>
+              <w:t>5</w:t>
+            </w:r>
+            <w:r>
+              <w:rPr>
+                <w:noProof/>
+                <w:webHidden/>
+              </w:rPr>
+              <w:fldChar w:fldCharType="end"/>
+            </w:r>
+          </w:hyperlink>
+        </w:p>
+        <w:p>
+          <w:pPr>
+            <w:pStyle w:val="TOC3"/>
+            <w:tabs>
+              <w:tab w:val="right" w:leader="dot" w:pos="9016"/>
+            </w:tabs>
+            <w:rPr>
+              <w:noProof/>
+            </w:rPr>
+          </w:pPr>
+          <w:hyperlink w:anchor="_Toc224153145" w:history="1">
+            <w:r>
+              <w:rPr>
+                <w:rStyle w:val="Hyperlink"/>
+                <w:rFonts w:ascii="Times New Roman" w:eastAsia="Times New Roman" w:hAnsi="Times New Roman" w:cs="Times New Roman"/>
+                <w:b/>
+                <w:bCs/>
+                <w:noProof/>
+                <w:kern w:val="0"/>
+                <w:lang w:val="en-GB" w:eastAsia="en-GB"/>
+                <w14:ligatures w14:val="none"/>
+              </w:rPr>
+              <w:t>06.4.1.2 Return Metrics</w:t>
+            </w:r>
+            <w:r>
+              <w:rPr>
+                <w:noProof/>
+                <w:webHidden/>
+              </w:rPr>
+              <w:tab/>
+            </w:r>
+            <w:r>
+              <w:rPr>
+                <w:noProof/>
+                <w:webHidden/>
+              </w:rPr>
+              <w:fldChar w:fldCharType="begin"/>
+            </w:r>
+            <w:r>
+              <w:rPr>
+                <w:noProof/>
+                <w:webHidden/>
+              </w:rPr>
+              <w:instrText xml:space="preserve"> PAGEREF _Toc224153145 \h </w:instrText>
+            </w:r>
+            <w:r>
+              <w:rPr>
+                <w:noProof/>
+                <w:webHidden/>
+              </w:rPr>
+            </w:r>
+            <w:r>
+              <w:rPr>
+                <w:noProof/>
+                <w:webHidden/>
+              </w:rPr>
+              <w:fldChar w:fldCharType="separate"/>
+            </w:r>
+            <w:r>
+              <w:rPr>
+                <w:noProof/>
+                <w:webHidden/>
+              </w:rPr>
+              <w:t>6</w:t>
+            </w:r>
+            <w:r>
+              <w:rPr>
+                <w:noProof/>
+                <w:webHidden/>
+              </w:rPr>
+              <w:fldChar w:fldCharType="end"/>
+            </w:r>
+          </w:hyperlink>
+        </w:p>
+        <w:p>
+          <w:pPr>
+            <w:pStyle w:val="TOC3"/>
+            <w:tabs>
+              <w:tab w:val="right" w:leader="dot" w:pos="9016"/>
+            </w:tabs>
+            <w:rPr>
+              <w:noProof/>
+            </w:rPr>
+          </w:pPr>
+          <w:hyperlink w:anchor="_Toc224153146" w:history="1">
+            <w:r>
+              <w:rPr>
+                <w:rStyle w:val="Hyperlink"/>
+                <w:rFonts w:ascii="Times New Roman" w:eastAsia="Times New Roman" w:hAnsi="Times New Roman" w:cs="Times New Roman"/>
+                <w:b/>
+                <w:bCs/>
+                <w:noProof/>
+                <w:kern w:val="0"/>
+                <w:lang w:val="en-GB" w:eastAsia="en-GB"/>
+                <w14:ligatures w14:val="none"/>
+              </w:rPr>
+              <w:t>06.4.1.3 Liquidity Metrics</w:t>
+            </w:r>
+            <w:r>
+              <w:rPr>
+                <w:noProof/>
+                <w:webHidden/>
+              </w:rPr>
+              <w:tab/>
+            </w:r>
+            <w:r>
+              <w:rPr>
+                <w:noProof/>
+                <w:webHidden/>
+              </w:rPr>
+              <w:fldChar w:fldCharType="begin"/>
+            </w:r>
+            <w:r>
+              <w:rPr>
+                <w:noProof/>
+                <w:webHidden/>
+              </w:rPr>
+              <w:instrText xml:space="preserve"> PAGEREF _Toc224153146 \h </w:instrText>
+            </w:r>
+            <w:r>
+              <w:rPr>
+                <w:noProof/>
+                <w:webHidden/>
+              </w:rPr>
+            </w:r>
+            <w:r>
+              <w:rPr>
+                <w:noProof/>
+                <w:webHidden/>
+              </w:rPr>
+              <w:fldChar w:fldCharType="separate"/>
+            </w:r>
+            <w:r>
+              <w:rPr>
+                <w:noProof/>
+                <w:webHidden/>
+              </w:rPr>
+              <w:t>6</w:t>
+            </w:r>
+            <w:r>
+              <w:rPr>
+                <w:noProof/>
+                <w:webHidden/>
+              </w:rPr>
+              <w:fldChar w:fldCharType="end"/>
+            </w:r>
+          </w:hyperlink>
+        </w:p>
+        <w:p>
+          <w:pPr>
+            <w:pStyle w:val="TOC3"/>
+            <w:tabs>
+              <w:tab w:val="right" w:leader="dot" w:pos="9016"/>
+            </w:tabs>
+            <w:rPr>
+              <w:noProof/>
+            </w:rPr>
+          </w:pPr>
+          <w:hyperlink w:anchor="_Toc224153147" w:history="1">
+            <w:r>
+              <w:rPr>
+                <w:rStyle w:val="Hyperlink"/>
+                <w:rFonts w:ascii="Times New Roman" w:eastAsia="Times New Roman" w:hAnsi="Times New Roman" w:cs="Times New Roman"/>
+                <w:b/>
+                <w:bCs/>
+                <w:noProof/>
+                <w:kern w:val="0"/>
+                <w:lang w:val="en-GB" w:eastAsia="en-GB"/>
+                <w14:ligatures w14:val="none"/>
+              </w:rPr>
+              <w:t>06.4.1.4 Variance Analysis Procedure</w:t>
+            </w:r>
+            <w:r>
+              <w:rPr>
+                <w:noProof/>
+                <w:webHidden/>
+              </w:rPr>
+              <w:tab/>
+            </w:r>
+            <w:r>
+              <w:rPr>
+                <w:noProof/>
+                <w:webHidden/>
+              </w:rPr>
+              <w:fldChar w:fldCharType="begin"/>
+            </w:r>
+            <w:r>
+              <w:rPr>
+                <w:noProof/>
+                <w:webHidden/>
+              </w:rPr>
+              <w:instrText xml:space="preserve"> PAGEREF _Toc224153147 \h </w:instrText>
+            </w:r>
+            <w:r>
+              <w:rPr>
+                <w:noProof/>
+                <w:webHidden/>
+              </w:rPr>
+            </w:r>
+            <w:r>
+              <w:rPr>
+                <w:noProof/>
+                <w:webHidden/>
+              </w:rPr>
+              <w:fldChar w:fldCharType="separate"/>
+            </w:r>
+            <w:r>
+              <w:rPr>
+                <w:noProof/>
+                <w:webHidden/>
+              </w:rPr>
+              <w:t>6</w:t>
+            </w:r>
+            <w:r>
+              <w:rPr>
+                <w:noProof/>
+                <w:webHidden/>
+              </w:rPr>
+              <w:fldChar w:fldCharType="end"/>
+            </w:r>
+          </w:hyperlink>
+        </w:p>
+        <w:p>
+          <w:pPr>
+            <w:pStyle w:val="TOC1"/>
+            <w:tabs>
+              <w:tab w:val="right" w:leader="dot" w:pos="9016"/>
+            </w:tabs>
+            <w:rPr>
+              <w:noProof/>
+            </w:rPr>
+          </w:pPr>
+          <w:hyperlink w:anchor="_Toc224153148" w:history="1">
+            <w:r>
+              <w:rPr>
+                <w:rStyle w:val="Hyperlink"/>
+                <w:rFonts w:ascii="Times New Roman" w:eastAsia="Times New Roman" w:hAnsi="Times New Roman" w:cs="Times New Roman"/>
+                <w:b/>
+                <w:bCs/>
+                <w:noProof/>
+                <w:kern w:val="36"/>
+                <w:lang w:val="en-GB" w:eastAsia="en-GB"/>
+                <w14:ligatures w14:val="none"/>
+              </w:rPr>
+              <w:t>06.5 Operational Performance (Leasing &amp; FM)</w:t>
+            </w:r>
+            <w:r>
+              <w:rPr>
+                <w:noProof/>
+                <w:webHidden/>
+              </w:rPr>
+              <w:tab/>
+            </w:r>
+            <w:r>
+              <w:rPr>
+                <w:noProof/>
+                <w:webHidden/>
+              </w:rPr>
+              <w:fldChar w:fldCharType="begin"/>
+            </w:r>
+            <w:r>
+              <w:rPr>
+                <w:noProof/>
+                <w:webHidden/>
+              </w:rPr>
+              <w:instrText xml:space="preserve"> PAGEREF _Toc224153148 \h </w:instrText>
+            </w:r>
+            <w:r>
+              <w:rPr>
+                <w:noProof/>
+                <w:webHidden/>
+              </w:rPr>
+            </w:r>
+            <w:r>
+              <w:rPr>
+                <w:noProof/>
+                <w:webHidden/>
+              </w:rPr>
+              <w:fldChar w:fldCharType="separate"/>
+            </w:r>
+            <w:r>
+              <w:rPr>
+                <w:noProof/>
+                <w:webHidden/>
+              </w:rPr>
+              <w:t>6</w:t>
+            </w:r>
+            <w:r>
+              <w:rPr>
+                <w:noProof/>
+                <w:webHidden/>
+              </w:rPr>
+              <w:fldChar w:fldCharType="end"/>
+            </w:r>
+          </w:hyperlink>
+        </w:p>
+        <w:p>
+          <w:pPr>
+            <w:pStyle w:val="TOC2"/>
+            <w:tabs>
+              <w:tab w:val="right" w:leader="dot" w:pos="9016"/>
+            </w:tabs>
+            <w:rPr>
+              <w:noProof/>
+            </w:rPr>
+          </w:pPr>
+          <w:hyperlink w:anchor="_Toc224153149" w:history="1">
+            <w:r>
+              <w:rPr>
+                <w:rStyle w:val="Hyperlink"/>
+                <w:rFonts w:ascii="Times New Roman" w:eastAsia="Times New Roman" w:hAnsi="Times New Roman" w:cs="Times New Roman"/>
+                <w:b/>
+                <w:bCs/>
+                <w:noProof/>
+                <w:kern w:val="0"/>
+                <w:lang w:val="en-GB" w:eastAsia="en-GB"/>
+                <w14:ligatures w14:val="none"/>
+              </w:rPr>
+              <w:t>06.5.1 Leasing KPIs</w:t>
+            </w:r>
+            <w:r>
+              <w:rPr>
+                <w:noProof/>
+                <w:webHidden/>
+              </w:rPr>
+              <w:tab/>
+            </w:r>
+            <w:r>
+              <w:rPr>
+                <w:noProof/>
+                <w:webHidden/>
+              </w:rPr>
+              <w:fldChar w:fldCharType="begin"/>
+            </w:r>
+            <w:r>
+              <w:rPr>
+                <w:noProof/>
+                <w:webHidden/>
+              </w:rPr>
+              <w:instrText xml:space="preserve"> PAGEREF _Toc224153149 \h </w:instrText>
+            </w:r>
+            <w:r>
+              <w:rPr>
+                <w:noProof/>
+                <w:webHidden/>
+              </w:rPr>
+            </w:r>
+            <w:r>
+              <w:rPr>
+                <w:noProof/>
+                <w:webHidden/>
+              </w:rPr>
+              <w:fldChar w:fldCharType="separate"/>
+            </w:r>
+            <w:r>
+              <w:rPr>
+                <w:noProof/>
+                <w:webHidden/>
+              </w:rPr>
+              <w:t>6</w:t>
+            </w:r>
+            <w:r>
+              <w:rPr>
+                <w:noProof/>
+                <w:webHidden/>
+              </w:rPr>
+              <w:fldChar w:fldCharType="end"/>
+            </w:r>
+          </w:hyperlink>
+        </w:p>
+        <w:p>
+          <w:pPr>
+            <w:pStyle w:val="TOC2"/>
+            <w:tabs>
+              <w:tab w:val="right" w:leader="dot" w:pos="9016"/>
+            </w:tabs>
+            <w:rPr>
+              <w:noProof/>
+            </w:rPr>
+          </w:pPr>
+          <w:hyperlink w:anchor="_Toc224153150" w:history="1">
+            <w:r>
+              <w:rPr>
+                <w:rStyle w:val="Hyperlink"/>
+                <w:rFonts w:ascii="Times New Roman" w:eastAsia="Times New Roman" w:hAnsi="Times New Roman" w:cs="Times New Roman"/>
+                <w:b/>
+                <w:bCs/>
+                <w:noProof/>
+                <w:kern w:val="0"/>
+                <w:lang w:val="en-GB" w:eastAsia="en-GB"/>
+                <w14:ligatures w14:val="none"/>
+              </w:rPr>
+              <w:t>06.5.2 Facility Management KPIs</w:t>
+            </w:r>
+            <w:r>
+              <w:rPr>
+                <w:noProof/>
+                <w:webHidden/>
+              </w:rPr>
+              <w:tab/>
+            </w:r>
+            <w:r>
+              <w:rPr>
+                <w:noProof/>
+                <w:webHidden/>
+              </w:rPr>
+              <w:fldChar w:fldCharType="begin"/>
+            </w:r>
+            <w:r>
+              <w:rPr>
+                <w:noProof/>
+                <w:webHidden/>
+              </w:rPr>
+              <w:instrText xml:space="preserve"> PAGEREF _Toc224153150 \h </w:instrText>
+            </w:r>
+            <w:r>
+              <w:rPr>
+                <w:noProof/>
+                <w:webHidden/>
+              </w:rPr>
+            </w:r>
+            <w:r>
+              <w:rPr>
+                <w:noProof/>
+                <w:webHidden/>
+              </w:rPr>
+              <w:fldChar w:fldCharType="separate"/>
+            </w:r>
+            <w:r>
+              <w:rPr>
+                <w:noProof/>
+                <w:webHidden/>
+              </w:rPr>
+              <w:t>6</w:t>
+            </w:r>
+            <w:r>
+              <w:rPr>
+                <w:noProof/>
+                <w:webHidden/>
+              </w:rPr>
+              <w:fldChar w:fldCharType="end"/>
+            </w:r>
+          </w:hyperlink>
+        </w:p>
+        <w:p>
+          <w:pPr>
+            <w:pStyle w:val="TOC1"/>
+            <w:tabs>
+              <w:tab w:val="right" w:leader="dot" w:pos="9016"/>
+            </w:tabs>
+            <w:rPr>
+              <w:noProof/>
+            </w:rPr>
+          </w:pPr>
+          <w:hyperlink w:anchor="_Toc224153151" w:history="1">
+            <w:r>
+              <w:rPr>
+                <w:rStyle w:val="Hyperlink"/>
+                <w:rFonts w:ascii="Times New Roman" w:eastAsia="Times New Roman" w:hAnsi="Times New Roman" w:cs="Times New Roman"/>
+                <w:b/>
+                <w:bCs/>
+                <w:noProof/>
+                <w:kern w:val="36"/>
+                <w:lang w:val="en-GB" w:eastAsia="en-GB"/>
+                <w14:ligatures w14:val="none"/>
+              </w:rPr>
+              <w:t>06.6 CapEx &amp; Project Performance</w:t>
+            </w:r>
+            <w:r>
+              <w:rPr>
+                <w:noProof/>
+                <w:webHidden/>
+              </w:rPr>
+              <w:tab/>
+            </w:r>
+            <w:r>
+              <w:rPr>
+                <w:noProof/>
+                <w:webHidden/>
+              </w:rPr>
+              <w:fldChar w:fldCharType="begin"/>
+            </w:r>
+            <w:r>
+              <w:rPr>
+                <w:noProof/>
+                <w:webHidden/>
+              </w:rPr>
+              <w:instrText xml:space="preserve"> PAGEREF _Toc224153151 \h </w:instrText>
+            </w:r>
+            <w:r>
+              <w:rPr>
+                <w:noProof/>
+                <w:webHidden/>
+              </w:rPr>
+            </w:r>
+            <w:r>
+              <w:rPr>
+                <w:noProof/>
+                <w:webHidden/>
+              </w:rPr>
+              <w:fldChar w:fldCharType="separate"/>
+            </w:r>
+            <w:r>
+              <w:rPr>
+                <w:noProof/>
+                <w:webHidden/>
+              </w:rPr>
+              <w:t>7</w:t>
+            </w:r>
+            <w:r>
+              <w:rPr>
+                <w:noProof/>
+                <w:webHidden/>
+              </w:rPr>
+              <w:fldChar w:fldCharType="end"/>
+            </w:r>
+          </w:hyperlink>
+        </w:p>
+        <w:p>
+          <w:pPr>
+            <w:pStyle w:val="TOC2"/>
+            <w:tabs>
+              <w:tab w:val="right" w:leader="dot" w:pos="9016"/>
+            </w:tabs>
+            <w:rPr>
+              <w:noProof/>
+            </w:rPr>
+          </w:pPr>
+          <w:hyperlink w:anchor="_Toc224153152" w:history="1">
+            <w:r>
+              <w:rPr>
+                <w:rStyle w:val="Hyperlink"/>
+                <w:rFonts w:ascii="Times New Roman" w:eastAsia="Times New Roman" w:hAnsi="Times New Roman" w:cs="Times New Roman"/>
+                <w:b/>
+                <w:bCs/>
+                <w:noProof/>
+                <w:kern w:val="0"/>
+                <w:lang w:val="en-GB" w:eastAsia="en-GB"/>
+                <w14:ligatures w14:val="none"/>
+              </w:rPr>
+              <w:t>06.6.1 Project KPIs</w:t>
+            </w:r>
+            <w:r>
+              <w:rPr>
+                <w:noProof/>
+                <w:webHidden/>
+              </w:rPr>
+              <w:tab/>
+            </w:r>
+            <w:r>
+              <w:rPr>
+                <w:noProof/>
+                <w:webHidden/>
+              </w:rPr>
+              <w:fldChar w:fldCharType="begin"/>
+            </w:r>
+            <w:r>
+              <w:rPr>
+                <w:noProof/>
+                <w:webHidden/>
+              </w:rPr>
+              <w:instrText xml:space="preserve"> PAGEREF _Toc224153152 \h </w:instrText>
+            </w:r>
+            <w:r>
+              <w:rPr>
+                <w:noProof/>
+                <w:webHidden/>
+              </w:rPr>
+            </w:r>
+            <w:r>
+              <w:rPr>
+                <w:noProof/>
+                <w:webHidden/>
+              </w:rPr>
+              <w:fldChar w:fldCharType="separate"/>
+            </w:r>
+            <w:r>
+              <w:rPr>
+                <w:noProof/>
+                <w:webHidden/>
+              </w:rPr>
+              <w:t>7</w:t>
+            </w:r>
+            <w:r>
+              <w:rPr>
+                <w:noProof/>
+                <w:webHidden/>
+              </w:rPr>
+              <w:fldChar w:fldCharType="end"/>
+            </w:r>
+          </w:hyperlink>
+        </w:p>
+        <w:p>
+          <w:pPr>
+            <w:pStyle w:val="TOC2"/>
+            <w:tabs>
+              <w:tab w:val="right" w:leader="dot" w:pos="9016"/>
+            </w:tabs>
+            <w:rPr>
+              <w:noProof/>
+            </w:rPr>
+          </w:pPr>
+          <w:hyperlink w:anchor="_Toc224153153" w:history="1">
+            <w:r>
+              <w:rPr>
+                <w:rStyle w:val="Hyperlink"/>
+                <w:rFonts w:ascii="Times New Roman" w:eastAsia="Times New Roman" w:hAnsi="Times New Roman" w:cs="Times New Roman"/>
+                <w:b/>
+                <w:bCs/>
+                <w:noProof/>
+                <w:kern w:val="0"/>
+                <w:lang w:val="en-GB" w:eastAsia="en-GB"/>
+                <w14:ligatures w14:val="none"/>
+              </w:rPr>
+              <w:t>06.6.2 Post-Investment Evaluation</w:t>
+            </w:r>
+            <w:r>
+              <w:rPr>
+                <w:noProof/>
+                <w:webHidden/>
+              </w:rPr>
+              <w:tab/>
+            </w:r>
+            <w:r>
+              <w:rPr>
+                <w:noProof/>
+                <w:webHidden/>
+              </w:rPr>
+              <w:fldChar w:fldCharType="begin"/>
+            </w:r>
+            <w:r>
+              <w:rPr>
+                <w:noProof/>
+                <w:webHidden/>
+              </w:rPr>
+              <w:instrText xml:space="preserve"> PAGEREF _Toc224153153 \h </w:instrText>
+            </w:r>
+            <w:r>
+              <w:rPr>
+                <w:noProof/>
+                <w:webHidden/>
+              </w:rPr>
+            </w:r>
+            <w:r>
+              <w:rPr>
+                <w:noProof/>
+                <w:webHidden/>
+              </w:rPr>
+              <w:fldChar w:fldCharType="separate"/>
+            </w:r>
+            <w:r>
+              <w:rPr>
+                <w:noProof/>
+                <w:webHidden/>
+              </w:rPr>
+              <w:t>7</w:t>
+            </w:r>
+            <w:r>
+              <w:rPr>
+                <w:noProof/>
+                <w:webHidden/>
+              </w:rPr>
+              <w:fldChar w:fldCharType="end"/>
+            </w:r>
+          </w:hyperlink>
+        </w:p>
+        <w:p>
+          <w:pPr>
+            <w:pStyle w:val="TOC1"/>
+            <w:tabs>
+              <w:tab w:val="right" w:leader="dot" w:pos="9016"/>
+            </w:tabs>
+            <w:rPr>
+              <w:noProof/>
+            </w:rPr>
+          </w:pPr>
+          <w:hyperlink w:anchor="_Toc224153154" w:history="1">
+            <w:r>
+              <w:rPr>
+                <w:rStyle w:val="Hyperlink"/>
+                <w:rFonts w:ascii="Times New Roman" w:eastAsia="Times New Roman" w:hAnsi="Times New Roman" w:cs="Times New Roman"/>
+                <w:b/>
+                <w:bCs/>
+                <w:noProof/>
+                <w:kern w:val="36"/>
+                <w:lang w:val="en-GB" w:eastAsia="en-GB"/>
+                <w14:ligatures w14:val="none"/>
+              </w:rPr>
+              <w:t>06.7 ESG &amp; Sustainability Performance</w:t>
+            </w:r>
+            <w:r>
+              <w:rPr>
+                <w:noProof/>
+                <w:webHidden/>
+              </w:rPr>
+              <w:tab/>
+            </w:r>
+            <w:r>
+              <w:rPr>
+                <w:noProof/>
+                <w:webHidden/>
+              </w:rPr>
+              <w:fldChar w:fldCharType="begin"/>
+            </w:r>
+            <w:r>
+              <w:rPr>
+                <w:noProof/>
+                <w:webHidden/>
+              </w:rPr>
+              <w:instrText xml:space="preserve"> PAGEREF _Toc224153154 \h </w:instrText>
+            </w:r>
+            <w:r>
+              <w:rPr>
+                <w:noProof/>
+                <w:webHidden/>
+              </w:rPr>
+            </w:r>
+            <w:r>
+              <w:rPr>
+                <w:noProof/>
+                <w:webHidden/>
+              </w:rPr>
+              <w:fldChar w:fldCharType="separate"/>
+            </w:r>
+            <w:r>
+              <w:rPr>
+                <w:noProof/>
+                <w:webHidden/>
+              </w:rPr>
+              <w:t>7</w:t>
+            </w:r>
+            <w:r>
+              <w:rPr>
+                <w:noProof/>
+                <w:webHidden/>
+              </w:rPr>
+              <w:fldChar w:fldCharType="end"/>
+            </w:r>
+          </w:hyperlink>
+        </w:p>
+        <w:p>
+          <w:pPr>
+            <w:pStyle w:val="TOC2"/>
+            <w:tabs>
+              <w:tab w:val="right" w:leader="dot" w:pos="9016"/>
+            </w:tabs>
+            <w:rPr>
+              <w:noProof/>
+            </w:rPr>
+          </w:pPr>
+          <w:hyperlink w:anchor="_Toc224153155" w:history="1">
+            <w:r>
+              <w:rPr>
+                <w:rStyle w:val="Hyperlink"/>
+                <w:rFonts w:ascii="Times New Roman" w:eastAsia="Times New Roman" w:hAnsi="Times New Roman" w:cs="Times New Roman"/>
+                <w:b/>
+                <w:bCs/>
+                <w:noProof/>
+                <w:kern w:val="0"/>
+                <w:lang w:val="en-GB" w:eastAsia="en-GB"/>
+                <w14:ligatures w14:val="none"/>
+              </w:rPr>
+              <w:t>06.7.1 ESG KPI Framework</w:t>
+            </w:r>
+            <w:r>
+              <w:rPr>
+                <w:noProof/>
+                <w:webHidden/>
+              </w:rPr>
+              <w:tab/>
+            </w:r>
+            <w:r>
+              <w:rPr>
+                <w:noProof/>
+                <w:webHidden/>
+              </w:rPr>
+              <w:fldChar w:fldCharType="begin"/>
+            </w:r>
+            <w:r>
+              <w:rPr>
+                <w:noProof/>
+                <w:webHidden/>
+              </w:rPr>
+              <w:instrText xml:space="preserve"> PAGEREF _Toc224153155 \h </w:instrText>
+            </w:r>
+            <w:r>
+              <w:rPr>
+                <w:noProof/>
+                <w:webHidden/>
+              </w:rPr>
+            </w:r>
+            <w:r>
+              <w:rPr>
+                <w:noProof/>
+                <w:webHidden/>
+              </w:rPr>
+              <w:fldChar w:fldCharType="separate"/>
+            </w:r>
+            <w:r>
+              <w:rPr>
+                <w:noProof/>
+                <w:webHidden/>
+              </w:rPr>
+              <w:t>7</w:t>
+            </w:r>
+            <w:r>
+              <w:rPr>
+                <w:noProof/>
+                <w:webHidden/>
+              </w:rPr>
+              <w:fldChar w:fldCharType="end"/>
+            </w:r>
+          </w:hyperlink>
+        </w:p>
+        <w:p>
+          <w:pPr>
+            <w:pStyle w:val="TOC2"/>
+            <w:tabs>
+              <w:tab w:val="right" w:leader="dot" w:pos="9016"/>
+            </w:tabs>
+            <w:rPr>
+              <w:noProof/>
+            </w:rPr>
+          </w:pPr>
+          <w:hyperlink w:anchor="_Toc224153156" w:history="1">
+            <w:r>
+              <w:rPr>
+                <w:rStyle w:val="Hyperlink"/>
+                <w:rFonts w:ascii="Times New Roman" w:eastAsia="Times New Roman" w:hAnsi="Times New Roman" w:cs="Times New Roman"/>
+                <w:b/>
+                <w:bCs/>
+                <w:noProof/>
+                <w:kern w:val="0"/>
+                <w:lang w:val="en-GB" w:eastAsia="en-GB"/>
+                <w14:ligatures w14:val="none"/>
+              </w:rPr>
+              <w:t>06.7.2 ESG Rating System</w:t>
+            </w:r>
+            <w:r>
+              <w:rPr>
+                <w:noProof/>
+                <w:webHidden/>
+              </w:rPr>
+              <w:tab/>
+            </w:r>
+            <w:r>
+              <w:rPr>
+                <w:noProof/>
+                <w:webHidden/>
+              </w:rPr>
+              <w:fldChar w:fldCharType="begin"/>
+            </w:r>
+            <w:r>
+              <w:rPr>
+                <w:noProof/>
+                <w:webHidden/>
+              </w:rPr>
+              <w:instrText xml:space="preserve"> PAGEREF _Toc224153156 \h </w:instrText>
+            </w:r>
+            <w:r>
+              <w:rPr>
+                <w:noProof/>
+                <w:webHidden/>
+              </w:rPr>
+            </w:r>
+            <w:r>
+              <w:rPr>
+                <w:noProof/>
+                <w:webHidden/>
+              </w:rPr>
+              <w:fldChar w:fldCharType="separate"/>
+            </w:r>
+            <w:r>
+              <w:rPr>
+                <w:noProof/>
+                <w:webHidden/>
+              </w:rPr>
+              <w:t>7</w:t>
+            </w:r>
+            <w:r>
+              <w:rPr>
+                <w:noProof/>
+                <w:webHidden/>
+              </w:rPr>
+              <w:fldChar w:fldCharType="end"/>
+            </w:r>
+          </w:hyperlink>
+        </w:p>
+        <w:p>
+          <w:pPr>
+            <w:pStyle w:val="TOC2"/>
+            <w:tabs>
+              <w:tab w:val="right" w:leader="dot" w:pos="9016"/>
+            </w:tabs>
+            <w:rPr>
+              <w:noProof/>
+            </w:rPr>
+          </w:pPr>
+          <w:hyperlink w:anchor="_Toc224153157" w:history="1">
+            <w:r>
+              <w:rPr>
+                <w:rStyle w:val="Hyperlink"/>
+                <w:rFonts w:ascii="Times New Roman" w:eastAsia="Times New Roman" w:hAnsi="Times New Roman" w:cs="Times New Roman"/>
+                <w:b/>
+                <w:bCs/>
+                <w:noProof/>
+                <w:kern w:val="0"/>
+                <w:lang w:val="en-GB" w:eastAsia="en-GB"/>
+                <w14:ligatures w14:val="none"/>
+              </w:rPr>
+              <w:t>06.7.3 Sustainability Reporting</w:t>
+            </w:r>
+            <w:r>
+              <w:rPr>
+                <w:noProof/>
+                <w:webHidden/>
+              </w:rPr>
+              <w:tab/>
+            </w:r>
+            <w:r>
+              <w:rPr>
+                <w:noProof/>
+                <w:webHidden/>
+              </w:rPr>
+              <w:fldChar w:fldCharType="begin"/>
+            </w:r>
+            <w:r>
+              <w:rPr>
+                <w:noProof/>
+                <w:webHidden/>
+              </w:rPr>
+              <w:instrText xml:space="preserve"> PAGEREF _Toc224153157 \h </w:instrText>
+            </w:r>
+            <w:r>
+              <w:rPr>
+                <w:noProof/>
+                <w:webHidden/>
+              </w:rPr>
+            </w:r>
+            <w:r>
+              <w:rPr>
+                <w:noProof/>
+                <w:webHidden/>
+              </w:rPr>
+              <w:fldChar w:fldCharType="separate"/>
+            </w:r>
+            <w:r>
+              <w:rPr>
+                <w:noProof/>
+                <w:webHidden/>
+              </w:rPr>
+              <w:t>7</w:t>
+            </w:r>
+            <w:r>
+              <w:rPr>
+                <w:noProof/>
+                <w:webHidden/>
+              </w:rPr>
+              <w:fldChar w:fldCharType="end"/>
+            </w:r>
+          </w:hyperlink>
+        </w:p>
+        <w:p>
+          <w:pPr>
+            <w:pStyle w:val="TOC1"/>
+            <w:tabs>
+              <w:tab w:val="right" w:leader="dot" w:pos="9016"/>
+            </w:tabs>
+            <w:rPr>
+              <w:noProof/>
+            </w:rPr>
+          </w:pPr>
+          <w:hyperlink w:anchor="_Toc224153158" w:history="1">
+            <w:r>
+              <w:rPr>
+                <w:rStyle w:val="Hyperlink"/>
+                <w:rFonts w:ascii="Times New Roman" w:eastAsia="Times New Roman" w:hAnsi="Times New Roman" w:cs="Times New Roman"/>
+                <w:b/>
+                <w:bCs/>
+                <w:noProof/>
+                <w:kern w:val="36"/>
+                <w:lang w:val="en-GB" w:eastAsia="en-GB"/>
+                <w14:ligatures w14:val="none"/>
+              </w:rPr>
+              <w:t>06.8 Risk-Adjusted Performance Monitoring</w:t>
+            </w:r>
+            <w:r>
+              <w:rPr>
+                <w:noProof/>
+                <w:webHidden/>
+              </w:rPr>
+              <w:tab/>
+            </w:r>
+            <w:r>
+              <w:rPr>
+                <w:noProof/>
+                <w:webHidden/>
+              </w:rPr>
+              <w:fldChar w:fldCharType="begin"/>
+            </w:r>
+            <w:r>
+              <w:rPr>
+                <w:noProof/>
+                <w:webHidden/>
+              </w:rPr>
+              <w:instrText xml:space="preserve"> PAGEREF _Toc224153158 \h </w:instrText>
+            </w:r>
+            <w:r>
+              <w:rPr>
+                <w:noProof/>
+                <w:webHidden/>
+              </w:rPr>
+            </w:r>
+            <w:r>
+              <w:rPr>
+                <w:noProof/>
+                <w:webHidden/>
+              </w:rPr>
+              <w:fldChar w:fldCharType="separate"/>
+            </w:r>
+            <w:r>
+              <w:rPr>
+                <w:noProof/>
+                <w:webHidden/>
+              </w:rPr>
+              <w:t>8</w:t>
+            </w:r>
+            <w:r>
+              <w:rPr>
+                <w:noProof/>
+                <w:webHidden/>
+              </w:rPr>
+              <w:fldChar w:fldCharType="end"/>
+            </w:r>
+          </w:hyperlink>
+        </w:p>
+        <w:p>
+          <w:pPr>
+            <w:pStyle w:val="TOC2"/>
+            <w:tabs>
+              <w:tab w:val="right" w:leader="dot" w:pos="9016"/>
+            </w:tabs>
+            <w:rPr>
+              <w:noProof/>
+            </w:rPr>
+          </w:pPr>
+          <w:hyperlink w:anchor="_Toc224153159" w:history="1">
+            <w:r>
+              <w:rPr>
+                <w:rStyle w:val="Hyperlink"/>
+                <w:rFonts w:ascii="Times New Roman" w:eastAsia="Times New Roman" w:hAnsi="Times New Roman" w:cs="Times New Roman"/>
+                <w:b/>
+                <w:bCs/>
+                <w:noProof/>
+                <w:kern w:val="0"/>
+                <w:lang w:val="en-GB" w:eastAsia="en-GB"/>
+                <w14:ligatures w14:val="none"/>
+              </w:rPr>
+              <w:t>06.8.1 Risk-Return Matrix</w:t>
+            </w:r>
+            <w:r>
+              <w:rPr>
+                <w:noProof/>
+                <w:webHidden/>
+              </w:rPr>
+              <w:tab/>
+            </w:r>
+            <w:r>
+              <w:rPr>
+                <w:noProof/>
+                <w:webHidden/>
+              </w:rPr>
+              <w:fldChar w:fldCharType="begin"/>
+            </w:r>
+            <w:r>
+              <w:rPr>
+                <w:noProof/>
+                <w:webHidden/>
+              </w:rPr>
+              <w:instrText xml:space="preserve"> PAGEREF _Toc224153159 \h </w:instrText>
+            </w:r>
+            <w:r>
+              <w:rPr>
+                <w:noProof/>
+                <w:webHidden/>
+              </w:rPr>
+            </w:r>
+            <w:r>
+              <w:rPr>
+                <w:noProof/>
+                <w:webHidden/>
+              </w:rPr>
+              <w:fldChar w:fldCharType="separate"/>
+            </w:r>
+            <w:r>
+              <w:rPr>
+                <w:noProof/>
+                <w:webHidden/>
+              </w:rPr>
+              <w:t>8</w:t>
+            </w:r>
+            <w:r>
+              <w:rPr>
+                <w:noProof/>
+                <w:webHidden/>
+              </w:rPr>
+              <w:fldChar w:fldCharType="end"/>
+            </w:r>
+          </w:hyperlink>
+        </w:p>
+        <w:p>
+          <w:pPr>
+            <w:pStyle w:val="TOC2"/>
+            <w:tabs>
+              <w:tab w:val="right" w:leader="dot" w:pos="9016"/>
+            </w:tabs>
+            <w:rPr>
+              <w:noProof/>
+            </w:rPr>
+          </w:pPr>
+          <w:hyperlink w:anchor="_Toc224153160" w:history="1">
+            <w:r>
+              <w:rPr>
+                <w:rStyle w:val="Hyperlink"/>
+                <w:rFonts w:ascii="Times New Roman" w:eastAsia="Times New Roman" w:hAnsi="Times New Roman" w:cs="Times New Roman"/>
+                <w:b/>
+                <w:bCs/>
+                <w:noProof/>
+                <w:kern w:val="0"/>
+                <w:lang w:val="en-GB" w:eastAsia="en-GB"/>
+                <w14:ligatures w14:val="none"/>
+              </w:rPr>
+              <w:t>06.8.2 Scenario Testing</w:t>
+            </w:r>
+            <w:r>
+              <w:rPr>
+                <w:noProof/>
+                <w:webHidden/>
+              </w:rPr>
+              <w:tab/>
+            </w:r>
+            <w:r>
+              <w:rPr>
+                <w:noProof/>
+                <w:webHidden/>
+              </w:rPr>
+              <w:fldChar w:fldCharType="begin"/>
+            </w:r>
+            <w:r>
+              <w:rPr>
+                <w:noProof/>
+                <w:webHidden/>
+              </w:rPr>
+              <w:instrText xml:space="preserve"> PAGEREF _Toc224153160 \h </w:instrText>
+            </w:r>
+            <w:r>
+              <w:rPr>
+                <w:noProof/>
+                <w:webHidden/>
+              </w:rPr>
+            </w:r>
+            <w:r>
+              <w:rPr>
+                <w:noProof/>
+                <w:webHidden/>
+              </w:rPr>
+              <w:fldChar w:fldCharType="separate"/>
+            </w:r>
+            <w:r>
+              <w:rPr>
+                <w:noProof/>
+                <w:webHidden/>
+              </w:rPr>
+              <w:t>8</w:t>
+            </w:r>
+            <w:r>
+              <w:rPr>
+                <w:noProof/>
+                <w:webHidden/>
+              </w:rPr>
+              <w:fldChar w:fldCharType="end"/>
+            </w:r>
+          </w:hyperlink>
+        </w:p>
+        <w:p>
+          <w:pPr>
+            <w:pStyle w:val="TOC1"/>
+            <w:tabs>
+              <w:tab w:val="right" w:leader="dot" w:pos="9016"/>
+            </w:tabs>
+            <w:rPr>
+              <w:noProof/>
+            </w:rPr>
+          </w:pPr>
+          <w:hyperlink w:anchor="_Toc224153161" w:history="1">
+            <w:r>
+              <w:rPr>
+                <w:rStyle w:val="Hyperlink"/>
+                <w:rFonts w:ascii="Times New Roman" w:eastAsia="Times New Roman" w:hAnsi="Times New Roman" w:cs="Times New Roman"/>
+                <w:b/>
+                <w:bCs/>
+                <w:noProof/>
+                <w:kern w:val="36"/>
+                <w:lang w:val="en-GB" w:eastAsia="en-GB"/>
+                <w14:ligatures w14:val="none"/>
+              </w:rPr>
+              <w:t>06.9 Performance Reporting &amp; Dashboards</w:t>
+            </w:r>
+            <w:r>
+              <w:rPr>
+                <w:noProof/>
+                <w:webHidden/>
+              </w:rPr>
+              <w:tab/>
+            </w:r>
+            <w:r>
+              <w:rPr>
+                <w:noProof/>
+                <w:webHidden/>
+              </w:rPr>
+              <w:fldChar w:fldCharType="begin"/>
+            </w:r>
+            <w:r>
+              <w:rPr>
+                <w:noProof/>
+                <w:webHidden/>
+              </w:rPr>
+              <w:instrText xml:space="preserve"> PAGEREF _Toc224153161 \h </w:instrText>
+            </w:r>
+            <w:r>
+              <w:rPr>
+                <w:noProof/>
+                <w:webHidden/>
+              </w:rPr>
+            </w:r>
+            <w:r>
+              <w:rPr>
+                <w:noProof/>
+                <w:webHidden/>
+              </w:rPr>
+              <w:fldChar w:fldCharType="separate"/>
+            </w:r>
+            <w:r>
+              <w:rPr>
+                <w:noProof/>
+                <w:webHidden/>
+              </w:rPr>
+              <w:t>8</w:t>
+            </w:r>
+            <w:r>
+              <w:rPr>
+                <w:noProof/>
+                <w:webHidden/>
+              </w:rPr>
+              <w:fldChar w:fldCharType="end"/>
+            </w:r>
+          </w:hyperlink>
+        </w:p>
+        <w:p>
+          <w:pPr>
+            <w:pStyle w:val="TOC2"/>
+            <w:tabs>
+              <w:tab w:val="right" w:leader="dot" w:pos="9016"/>
+            </w:tabs>
+            <w:rPr>
+              <w:noProof/>
+            </w:rPr>
+          </w:pPr>
+          <w:hyperlink w:anchor="_Toc224153162" w:history="1">
+            <w:r>
+              <w:rPr>
+                <w:rStyle w:val="Hyperlink"/>
+                <w:rFonts w:ascii="Times New Roman" w:eastAsia="Times New Roman" w:hAnsi="Times New Roman" w:cs="Times New Roman"/>
+                <w:b/>
+                <w:bCs/>
+                <w:noProof/>
+                <w:kern w:val="0"/>
+                <w:lang w:val="en-GB" w:eastAsia="en-GB"/>
+                <w14:ligatures w14:val="none"/>
+              </w:rPr>
+              <w:t>06.9.1 Reporting Frequency</w:t>
+            </w:r>
+            <w:r>
+              <w:rPr>
+                <w:noProof/>
+                <w:webHidden/>
+              </w:rPr>
+              <w:tab/>
+            </w:r>
+            <w:r>
+              <w:rPr>
+                <w:noProof/>
+                <w:webHidden/>
+              </w:rPr>
+              <w:fldChar w:fldCharType="begin"/>
+            </w:r>
+            <w:r>
+              <w:rPr>
+                <w:noProof/>
+                <w:webHidden/>
+              </w:rPr>
+              <w:instrText xml:space="preserve"> PAGEREF _Toc224153162 \h </w:instrText>
+            </w:r>
+            <w:r>
+              <w:rPr>
+                <w:noProof/>
+                <w:webHidden/>
+              </w:rPr>
+            </w:r>
+            <w:r>
+              <w:rPr>
+                <w:noProof/>
+                <w:webHidden/>
+              </w:rPr>
+              <w:fldChar w:fldCharType="separate"/>
+            </w:r>
+            <w:r>
+              <w:rPr>
+                <w:noProof/>
+                <w:webHidden/>
+              </w:rPr>
+              <w:t>8</w:t>
+            </w:r>
+            <w:r>
+              <w:rPr>
+                <w:noProof/>
+                <w:webHidden/>
+              </w:rPr>
+              <w:fldChar w:fldCharType="end"/>
+            </w:r>
+          </w:hyperlink>
+        </w:p>
+        <w:p>
+          <w:pPr>
+            <w:pStyle w:val="TOC2"/>
+            <w:tabs>
+              <w:tab w:val="right" w:leader="dot" w:pos="9016"/>
+            </w:tabs>
+            <w:rPr>
+              <w:noProof/>
+            </w:rPr>
+          </w:pPr>
+          <w:hyperlink w:anchor="_Toc224153163" w:history="1">
+            <w:r>
+              <w:rPr>
+                <w:rStyle w:val="Hyperlink"/>
+                <w:rFonts w:ascii="Times New Roman" w:eastAsia="Times New Roman" w:hAnsi="Times New Roman" w:cs="Times New Roman"/>
+                <w:b/>
+                <w:bCs/>
+                <w:noProof/>
+                <w:kern w:val="0"/>
+                <w:lang w:val="en-GB" w:eastAsia="en-GB"/>
+                <w14:ligatures w14:val="none"/>
+              </w:rPr>
+              <w:t>06.9.2 Dashboard Architecture</w:t>
+            </w:r>
+            <w:r>
+              <w:rPr>
+                <w:noProof/>
+                <w:webHidden/>
+              </w:rPr>
+              <w:tab/>
+            </w:r>
+            <w:r>
+              <w:rPr>
+                <w:noProof/>
+                <w:webHidden/>
+              </w:rPr>
+              <w:fldChar w:fldCharType="begin"/>
+            </w:r>
+            <w:r>
+              <w:rPr>
+                <w:noProof/>
+                <w:webHidden/>
+              </w:rPr>
+              <w:instrText xml:space="preserve"> PAGEREF _Toc224153163 \h </w:instrText>
+            </w:r>
+            <w:r>
+              <w:rPr>
+                <w:noProof/>
+                <w:webHidden/>
+              </w:rPr>
+            </w:r>
+            <w:r>
+              <w:rPr>
+                <w:noProof/>
+                <w:webHidden/>
+              </w:rPr>
+              <w:fldChar w:fldCharType="separate"/>
+            </w:r>
+            <w:r>
+              <w:rPr>
+                <w:noProof/>
+                <w:webHidden/>
+              </w:rPr>
+              <w:t>8</w:t>
+            </w:r>
+            <w:r>
+              <w:rPr>
+                <w:noProof/>
+                <w:webHidden/>
+              </w:rPr>
+              <w:fldChar w:fldCharType="end"/>
+            </w:r>
+          </w:hyperlink>
+        </w:p>
+        <w:p>
+          <w:pPr>
+            <w:pStyle w:val="TOC2"/>
+            <w:tabs>
+              <w:tab w:val="right" w:leader="dot" w:pos="9016"/>
+            </w:tabs>
+            <w:rPr>
+              <w:noProof/>
+            </w:rPr>
+          </w:pPr>
+          <w:hyperlink w:anchor="_Toc224153164" w:history="1">
+            <w:r>
+              <w:rPr>
+                <w:rStyle w:val="Hyperlink"/>
+                <w:rFonts w:ascii="Times New Roman" w:eastAsia="Times New Roman" w:hAnsi="Times New Roman" w:cs="Times New Roman"/>
+                <w:b/>
+                <w:bCs/>
+                <w:noProof/>
+                <w:kern w:val="0"/>
+                <w:lang w:val="en-GB" w:eastAsia="en-GB"/>
+                <w14:ligatures w14:val="none"/>
+              </w:rPr>
+              <w:t>06.9.3 Data Visualization Standards</w:t>
+            </w:r>
+            <w:r>
+              <w:rPr>
+                <w:noProof/>
+                <w:webHidden/>
+              </w:rPr>
+              <w:tab/>
+            </w:r>
+            <w:r>
+              <w:rPr>
+                <w:noProof/>
+                <w:webHidden/>
+              </w:rPr>
+              <w:fldChar w:fldCharType="begin"/>
+            </w:r>
+            <w:r>
+              <w:rPr>
+                <w:noProof/>
+                <w:webHidden/>
+              </w:rPr>
+              <w:instrText xml:space="preserve"> PAGEREF _Toc224153164 \h </w:instrText>
+            </w:r>
+            <w:r>
+              <w:rPr>
+                <w:noProof/>
+                <w:webHidden/>
+              </w:rPr>
+            </w:r>
+            <w:r>
+              <w:rPr>
+                <w:noProof/>
+                <w:webHidden/>
+              </w:rPr>
+              <w:fldChar w:fldCharType="separate"/>
+            </w:r>
+            <w:r>
+              <w:rPr>
+                <w:noProof/>
+                <w:webHidden/>
+              </w:rPr>
+              <w:t>9</w:t>
+            </w:r>
+            <w:r>
+              <w:rPr>
+                <w:noProof/>
+                <w:webHidden/>
+              </w:rPr>
+              <w:fldChar w:fldCharType="end"/>
+            </w:r>
+          </w:hyperlink>
+        </w:p>
+        <w:p>
+          <w:pPr>
+            <w:pStyle w:val="TOC1"/>
+            <w:tabs>
+              <w:tab w:val="right" w:leader="dot" w:pos="9016"/>
+            </w:tabs>
+            <w:rPr>
+              <w:noProof/>
+            </w:rPr>
+          </w:pPr>
+          <w:hyperlink w:anchor="_Toc224153165" w:history="1">
+            <w:r>
+              <w:rPr>
+                <w:rStyle w:val="Hyperlink"/>
+                <w:rFonts w:ascii="Times New Roman" w:eastAsia="Times New Roman" w:hAnsi="Times New Roman" w:cs="Times New Roman"/>
+                <w:b/>
+                <w:bCs/>
+                <w:noProof/>
+                <w:kern w:val="36"/>
+                <w:lang w:val="en-GB" w:eastAsia="en-GB"/>
+                <w14:ligatures w14:val="none"/>
+              </w:rPr>
+              <w:t>06.10 Performance Review &amp; Improvement Cycle</w:t>
+            </w:r>
+            <w:r>
+              <w:rPr>
+                <w:noProof/>
+                <w:webHidden/>
+              </w:rPr>
+              <w:tab/>
+            </w:r>
+            <w:r>
+              <w:rPr>
+                <w:noProof/>
+                <w:webHidden/>
+              </w:rPr>
+              <w:fldChar w:fldCharType="begin"/>
+            </w:r>
+            <w:r>
+              <w:rPr>
+                <w:noProof/>
+                <w:webHidden/>
+              </w:rPr>
+              <w:instrText xml:space="preserve"> PAGEREF _Toc224153165 \h </w:instrText>
+            </w:r>
+            <w:r>
+              <w:rPr>
+                <w:noProof/>
+                <w:webHidden/>
+              </w:rPr>
+            </w:r>
+            <w:r>
+              <w:rPr>
+                <w:noProof/>
+                <w:webHidden/>
+              </w:rPr>
+              <w:fldChar w:fldCharType="separate"/>
+            </w:r>
+            <w:r>
+              <w:rPr>
+                <w:noProof/>
+                <w:webHidden/>
+              </w:rPr>
+              <w:t>9</w:t>
+            </w:r>
+            <w:r>
+              <w:rPr>
+                <w:noProof/>
+                <w:webHidden/>
+              </w:rPr>
+              <w:fldChar w:fldCharType="end"/>
+            </w:r>
+          </w:hyperlink>
+        </w:p>
+        <w:p>
+          <w:pPr>
+            <w:pStyle w:val="TOC2"/>
+            <w:tabs>
+              <w:tab w:val="right" w:leader="dot" w:pos="9016"/>
+            </w:tabs>
+            <w:rPr>
+              <w:noProof/>
+            </w:rPr>
+          </w:pPr>
+          <w:hyperlink w:anchor="_Toc224153166" w:history="1">
+            <w:r>
+              <w:rPr>
+                <w:rStyle w:val="Hyperlink"/>
+                <w:rFonts w:ascii="Times New Roman" w:eastAsia="Times New Roman" w:hAnsi="Times New Roman" w:cs="Times New Roman"/>
+                <w:b/>
+                <w:bCs/>
+                <w:noProof/>
+                <w:kern w:val="0"/>
+                <w:lang w:val="en-GB" w:eastAsia="en-GB"/>
+                <w14:ligatures w14:val="none"/>
+              </w:rPr>
+              <w:t>06.10.1 Review Meetings</w:t>
+            </w:r>
+            <w:r>
+              <w:rPr>
+                <w:noProof/>
+                <w:webHidden/>
+              </w:rPr>
+              <w:tab/>
+            </w:r>
+            <w:r>
+              <w:rPr>
+                <w:noProof/>
+                <w:webHidden/>
+              </w:rPr>
+              <w:fldChar w:fldCharType="begin"/>
+            </w:r>
+            <w:r>
+              <w:rPr>
+                <w:noProof/>
+                <w:webHidden/>
+              </w:rPr>
+              <w:instrText xml:space="preserve"> PAGEREF _Toc224153166 \h </w:instrText>
+            </w:r>
+            <w:r>
+              <w:rPr>
+                <w:noProof/>
+                <w:webHidden/>
+              </w:rPr>
+            </w:r>
+            <w:r>
+              <w:rPr>
+                <w:noProof/>
+                <w:webHidden/>
+              </w:rPr>
+              <w:fldChar w:fldCharType="separate"/>
+            </w:r>
+            <w:r>
+              <w:rPr>
+                <w:noProof/>
+                <w:webHidden/>
+              </w:rPr>
+              <w:t>9</w:t>
+            </w:r>
+            <w:r>
+              <w:rPr>
+                <w:noProof/>
+                <w:webHidden/>
+              </w:rPr>
+              <w:fldChar w:fldCharType="end"/>
+            </w:r>
+          </w:hyperlink>
+        </w:p>
+        <w:p>
+          <w:pPr>
+            <w:pStyle w:val="TOC2"/>
+            <w:tabs>
+              <w:tab w:val="right" w:leader="dot" w:pos="9016"/>
+            </w:tabs>
+            <w:rPr>
+              <w:noProof/>
+            </w:rPr>
+          </w:pPr>
+          <w:hyperlink w:anchor="_Toc224153167" w:history="1">
+            <w:r>
+              <w:rPr>
+                <w:rStyle w:val="Hyperlink"/>
+                <w:rFonts w:ascii="Times New Roman" w:eastAsia="Times New Roman" w:hAnsi="Times New Roman" w:cs="Times New Roman"/>
+                <w:b/>
+                <w:bCs/>
+                <w:noProof/>
+                <w:kern w:val="0"/>
+                <w:lang w:val="en-GB" w:eastAsia="en-GB"/>
+                <w14:ligatures w14:val="none"/>
+              </w:rPr>
+              <w:t>06.10.2 Underperformance Protocol</w:t>
+            </w:r>
+            <w:r>
+              <w:rPr>
+                <w:noProof/>
+                <w:webHidden/>
+              </w:rPr>
+              <w:tab/>
+            </w:r>
+            <w:r>
+              <w:rPr>
+                <w:noProof/>
+                <w:webHidden/>
+              </w:rPr>
+              <w:fldChar w:fldCharType="begin"/>
+            </w:r>
+            <w:r>
+              <w:rPr>
+                <w:noProof/>
+                <w:webHidden/>
+              </w:rPr>
+              <w:instrText xml:space="preserve"> PAGEREF _Toc224153167 \h </w:instrText>
+            </w:r>
+            <w:r>
+              <w:rPr>
+                <w:noProof/>
+                <w:webHidden/>
+              </w:rPr>
+            </w:r>
+            <w:r>
+              <w:rPr>
+                <w:noProof/>
+                <w:webHidden/>
+              </w:rPr>
+              <w:fldChar w:fldCharType="separate"/>
+            </w:r>
+            <w:r>
+              <w:rPr>
+                <w:noProof/>
+                <w:webHidden/>
+              </w:rPr>
+              <w:t>9</w:t>
+            </w:r>
+            <w:r>
+              <w:rPr>
+                <w:noProof/>
+                <w:webHidden/>
+              </w:rPr>
+              <w:fldChar w:fldCharType="end"/>
+            </w:r>
+          </w:hyperlink>
+        </w:p>
+        <w:p>
+          <w:pPr>
+            <w:pStyle w:val="TOC3"/>
+            <w:tabs>
+              <w:tab w:val="right" w:leader="dot" w:pos="9016"/>
+            </w:tabs>
+            <w:rPr>
+              <w:noProof/>
+            </w:rPr>
+          </w:pPr>
+          <w:hyperlink w:anchor="_Toc224153168" w:history="1">
+            <w:r>
+              <w:rPr>
+                <w:rStyle w:val="Hyperlink"/>
+                <w:rFonts w:ascii="Times New Roman" w:eastAsia="Times New Roman" w:hAnsi="Times New Roman" w:cs="Times New Roman"/>
+                <w:b/>
+                <w:bCs/>
+                <w:noProof/>
+                <w:kern w:val="0"/>
+                <w:lang w:val="en-GB" w:eastAsia="en-GB"/>
+                <w14:ligatures w14:val="none"/>
+              </w:rPr>
+              <w:t>06.10.2.1 Trigger Threshold</w:t>
+            </w:r>
+            <w:r>
+              <w:rPr>
+                <w:noProof/>
+                <w:webHidden/>
+              </w:rPr>
+              <w:tab/>
+            </w:r>
+            <w:r>
+              <w:rPr>
+                <w:noProof/>
+                <w:webHidden/>
+              </w:rPr>
+              <w:fldChar w:fldCharType="begin"/>
+            </w:r>
+            <w:r>
+              <w:rPr>
+                <w:noProof/>
+                <w:webHidden/>
+              </w:rPr>
+              <w:instrText xml:space="preserve"> PAGEREF _Toc224153168 \h </w:instrText>
+            </w:r>
+            <w:r>
+              <w:rPr>
+                <w:noProof/>
+                <w:webHidden/>
+              </w:rPr>
+            </w:r>
+            <w:r>
+              <w:rPr>
+                <w:noProof/>
+                <w:webHidden/>
+              </w:rPr>
+              <w:fldChar w:fldCharType="separate"/>
+            </w:r>
+            <w:r>
+              <w:rPr>
+                <w:noProof/>
+                <w:webHidden/>
+              </w:rPr>
+              <w:t>9</w:t>
+            </w:r>
+            <w:r>
+              <w:rPr>
+                <w:noProof/>
+                <w:webHidden/>
+              </w:rPr>
+              <w:fldChar w:fldCharType="end"/>
+            </w:r>
+          </w:hyperlink>
+        </w:p>
+        <w:p>
+          <w:pPr>
+            <w:pStyle w:val="TOC3"/>
+            <w:tabs>
+              <w:tab w:val="right" w:leader="dot" w:pos="9016"/>
+            </w:tabs>
+            <w:rPr>
+              <w:noProof/>
+            </w:rPr>
+          </w:pPr>
+          <w:hyperlink w:anchor="_Toc224153169" w:history="1">
+            <w:r>
+              <w:rPr>
+                <w:rStyle w:val="Hyperlink"/>
+                <w:rFonts w:ascii="Times New Roman" w:eastAsia="Times New Roman" w:hAnsi="Times New Roman" w:cs="Times New Roman"/>
+                <w:b/>
+                <w:bCs/>
+                <w:noProof/>
+                <w:kern w:val="0"/>
+                <w:lang w:val="en-GB" w:eastAsia="en-GB"/>
+                <w14:ligatures w14:val="none"/>
+              </w:rPr>
+              <w:t>06.10.2.2 Corrective Action Plan</w:t>
+            </w:r>
+            <w:r>
+              <w:rPr>
+                <w:noProof/>
+                <w:webHidden/>
+              </w:rPr>
+              <w:tab/>
+            </w:r>
+            <w:r>
+              <w:rPr>
+                <w:noProof/>
+                <w:webHidden/>
+              </w:rPr>
+              <w:fldChar w:fldCharType="begin"/>
+            </w:r>
+            <w:r>
+              <w:rPr>
+                <w:noProof/>
+                <w:webHidden/>
+              </w:rPr>
+              <w:instrText xml:space="preserve"> PAGEREF _Toc224153169 \h </w:instrText>
+            </w:r>
+            <w:r>
+              <w:rPr>
+                <w:noProof/>
+                <w:webHidden/>
+              </w:rPr>
+            </w:r>
+            <w:r>
+              <w:rPr>
+                <w:noProof/>
+                <w:webHidden/>
+              </w:rPr>
+              <w:fldChar w:fldCharType="separate"/>
+            </w:r>
+            <w:r>
+              <w:rPr>
+                <w:noProof/>
+                <w:webHidden/>
+              </w:rPr>
+              <w:t>9</w:t>
+            </w:r>
+            <w:r>
+              <w:rPr>
+                <w:noProof/>
+                <w:webHidden/>
+              </w:rPr>
+              <w:fldChar w:fldCharType="end"/>
+            </w:r>
+          </w:hyperlink>
+        </w:p>
+        <w:p>
+          <w:pPr>
+            <w:pStyle w:val="TOC1"/>
+            <w:tabs>
+              <w:tab w:val="right" w:leader="dot" w:pos="9016"/>
+            </w:tabs>
+            <w:rPr>
+              <w:noProof/>
+            </w:rPr>
+          </w:pPr>
+          <w:hyperlink w:anchor="_Toc224153170" w:history="1">
+            <w:r>
+              <w:rPr>
+                <w:rStyle w:val="Hyperlink"/>
+                <w:rFonts w:ascii="Times New Roman" w:eastAsia="Times New Roman" w:hAnsi="Times New Roman" w:cs="Times New Roman"/>
+                <w:b/>
+                <w:bCs/>
+                <w:noProof/>
+                <w:kern w:val="36"/>
+                <w:lang w:val="en-GB" w:eastAsia="en-GB"/>
+                <w14:ligatures w14:val="none"/>
+              </w:rPr>
+              <w:t>06.11 Performance Data Governance &amp; Controls</w:t>
+            </w:r>
+            <w:r>
+              <w:rPr>
+                <w:noProof/>
+                <w:webHidden/>
+              </w:rPr>
+              <w:tab/>
+            </w:r>
+            <w:r>
+              <w:rPr>
+                <w:noProof/>
+                <w:webHidden/>
+              </w:rPr>
+              <w:fldChar w:fldCharType="begin"/>
+            </w:r>
+            <w:r>
+              <w:rPr>
+                <w:noProof/>
+                <w:webHidden/>
+              </w:rPr>
+              <w:instrText xml:space="preserve"> PAGEREF _Toc224153170 \h </w:instrText>
+            </w:r>
+            <w:r>
+              <w:rPr>
+                <w:noProof/>
+                <w:webHidden/>
+              </w:rPr>
+            </w:r>
+            <w:r>
+              <w:rPr>
+                <w:noProof/>
+                <w:webHidden/>
+              </w:rPr>
+              <w:fldChar w:fldCharType="separate"/>
+            </w:r>
+            <w:r>
+              <w:rPr>
+                <w:noProof/>
+                <w:webHidden/>
+              </w:rPr>
+              <w:t>9</w:t>
+            </w:r>
+            <w:r>
+              <w:rPr>
+                <w:noProof/>
+                <w:webHidden/>
+              </w:rPr>
+              <w:fldChar w:fldCharType="end"/>
+            </w:r>
+          </w:hyperlink>
+        </w:p>
+        <w:p>
+          <w:pPr>
+            <w:pStyle w:val="TOC2"/>
+            <w:tabs>
+              <w:tab w:val="right" w:leader="dot" w:pos="9016"/>
+            </w:tabs>
+            <w:rPr>
+              <w:noProof/>
+            </w:rPr>
+          </w:pPr>
+          <w:hyperlink w:anchor="_Toc224153171" w:history="1">
+            <w:r>
+              <w:rPr>
+                <w:rStyle w:val="Hyperlink"/>
+                <w:rFonts w:ascii="Times New Roman" w:eastAsia="Times New Roman" w:hAnsi="Times New Roman" w:cs="Times New Roman"/>
+                <w:b/>
+                <w:bCs/>
+                <w:noProof/>
+                <w:kern w:val="0"/>
+                <w:lang w:val="en-GB" w:eastAsia="en-GB"/>
+                <w14:ligatures w14:val="none"/>
+              </w:rPr>
+              <w:t>06.11.1 Data Integrity Controls</w:t>
+            </w:r>
+            <w:r>
+              <w:rPr>
+                <w:noProof/>
+                <w:webHidden/>
+              </w:rPr>
+              <w:tab/>
+            </w:r>
+            <w:r>
+              <w:rPr>
+                <w:noProof/>
+                <w:webHidden/>
+              </w:rPr>
+              <w:fldChar w:fldCharType="begin"/>
+            </w:r>
+            <w:r>
+              <w:rPr>
+                <w:noProof/>
+                <w:webHidden/>
+              </w:rPr>
+              <w:instrText xml:space="preserve"> PAGEREF _Toc224153171 \h </w:instrText>
+            </w:r>
+            <w:r>
+              <w:rPr>
+                <w:noProof/>
+                <w:webHidden/>
+              </w:rPr>
+            </w:r>
+            <w:r>
+              <w:rPr>
+                <w:noProof/>
+                <w:webHidden/>
+              </w:rPr>
+              <w:fldChar w:fldCharType="separate"/>
+            </w:r>
+            <w:r>
+              <w:rPr>
+                <w:noProof/>
+                <w:webHidden/>
+              </w:rPr>
+              <w:t>9</w:t>
+            </w:r>
+            <w:r>
+              <w:rPr>
+                <w:noProof/>
+                <w:webHidden/>
+              </w:rPr>
+              <w:fldChar w:fldCharType="end"/>
+            </w:r>
+          </w:hyperlink>
+        </w:p>
+        <w:p>
+          <w:pPr>
+            <w:pStyle w:val="TOC2"/>
+            <w:tabs>
+              <w:tab w:val="right" w:leader="dot" w:pos="9016"/>
+            </w:tabs>
+            <w:rPr>
+              <w:noProof/>
+            </w:rPr>
+          </w:pPr>
+          <w:hyperlink w:anchor="_Toc224153172" w:history="1">
+            <w:r>
+              <w:rPr>
+                <w:rStyle w:val="Hyperlink"/>
+                <w:rFonts w:ascii="Times New Roman" w:eastAsia="Times New Roman" w:hAnsi="Times New Roman" w:cs="Times New Roman"/>
+                <w:b/>
+                <w:bCs/>
+                <w:noProof/>
+                <w:kern w:val="0"/>
+                <w:lang w:val="en-GB" w:eastAsia="en-GB"/>
+                <w14:ligatures w14:val="none"/>
+              </w:rPr>
+              <w:t>06.11.2 Segregation of Duties</w:t>
+            </w:r>
+            <w:r>
+              <w:rPr>
+                <w:noProof/>
+                <w:webHidden/>
+              </w:rPr>
+              <w:tab/>
+            </w:r>
+            <w:r>
+              <w:rPr>
+                <w:noProof/>
+                <w:webHidden/>
+              </w:rPr>
+              <w:fldChar w:fldCharType="begin"/>
+            </w:r>
+            <w:r>
+              <w:rPr>
+                <w:noProof/>
+                <w:webHidden/>
+              </w:rPr>
+              <w:instrText xml:space="preserve"> PAGEREF _Toc224153172 \h </w:instrText>
+            </w:r>
+            <w:r>
+              <w:rPr>
+                <w:noProof/>
+                <w:webHidden/>
+              </w:rPr>
+            </w:r>
+            <w:r>
+              <w:rPr>
+                <w:noProof/>
+                <w:webHidden/>
+              </w:rPr>
+              <w:fldChar w:fldCharType="separate"/>
+            </w:r>
+            <w:r>
+              <w:rPr>
+                <w:noProof/>
+                <w:webHidden/>
+              </w:rPr>
+              <w:t>10</w:t>
+            </w:r>
+            <w:r>
+              <w:rPr>
+                <w:noProof/>
+                <w:webHidden/>
+              </w:rPr>
+              <w:fldChar w:fldCharType="end"/>
+            </w:r>
+          </w:hyperlink>
+        </w:p>
+        <w:p>
+          <w:pPr>
+            <w:pStyle w:val="TOC2"/>
+            <w:tabs>
+              <w:tab w:val="right" w:leader="dot" w:pos="9016"/>
+            </w:tabs>
+            <w:rPr>
+              <w:noProof/>
+            </w:rPr>
+          </w:pPr>
+          <w:hyperlink w:anchor="_Toc224153173" w:history="1">
+            <w:r>
+              <w:rPr>
+                <w:rStyle w:val="Hyperlink"/>
+                <w:rFonts w:ascii="Times New Roman" w:eastAsia="Times New Roman" w:hAnsi="Times New Roman" w:cs="Times New Roman"/>
+                <w:b/>
+                <w:bCs/>
+                <w:noProof/>
+                <w:kern w:val="0"/>
+                <w:lang w:val="en-GB" w:eastAsia="en-GB"/>
+                <w14:ligatures w14:val="none"/>
+              </w:rPr>
+              <w:t>06.11.3 Compliance Alignment</w:t>
+            </w:r>
+            <w:r>
+              <w:rPr>
+                <w:noProof/>
+                <w:webHidden/>
+              </w:rPr>
+              <w:tab/>
+            </w:r>
+            <w:r>
+              <w:rPr>
+                <w:noProof/>
+                <w:webHidden/>
+              </w:rPr>
+              <w:fldChar w:fldCharType="begin"/>
+            </w:r>
+            <w:r>
+              <w:rPr>
+                <w:noProof/>
+                <w:webHidden/>
+              </w:rPr>
+              <w:instrText xml:space="preserve"> PAGEREF _Toc224153173 \h </w:instrText>
+            </w:r>
+            <w:r>
+              <w:rPr>
+                <w:noProof/>
+                <w:webHidden/>
+              </w:rPr>
+            </w:r>
+            <w:r>
+              <w:rPr>
+                <w:noProof/>
+                <w:webHidden/>
+              </w:rPr>
+              <w:fldChar w:fldCharType="separate"/>
+            </w:r>
+            <w:r>
+              <w:rPr>
+                <w:noProof/>
+                <w:webHidden/>
+              </w:rPr>
+              <w:t>10</w:t>
+            </w:r>
+            <w:r>
+              <w:rPr>
+                <w:noProof/>
+                <w:webHidden/>
+              </w:rPr>
+              <w:fldChar w:fldCharType="end"/>
+            </w:r>
+          </w:hyperlink>
+        </w:p>
+        <w:p>
+          <w:pPr>
+            <w:pStyle w:val="TOC1"/>
+            <w:tabs>
+              <w:tab w:val="right" w:leader="dot" w:pos="9016"/>
+            </w:tabs>
+            <w:rPr>
+              <w:noProof/>
+            </w:rPr>
+          </w:pPr>
+          <w:hyperlink w:anchor="_Toc224153174" w:history="1">
+            <w:r>
+              <w:rPr>
+                <w:rStyle w:val="Hyperlink"/>
+                <w:rFonts w:ascii="Segoe UI Emoji" w:eastAsia="Times New Roman" w:hAnsi="Segoe UI Emoji" w:cs="Segoe UI Emoji"/>
+                <w:b/>
+                <w:bCs/>
+                <w:noProof/>
+                <w:kern w:val="36"/>
+                <w:highlight w:val="yellow"/>
+                <w:lang w:val="en-GB" w:eastAsia="en-GB"/>
+                <w14:ligatures w14:val="none"/>
+              </w:rPr>
+              <w:t>🔷</w:t>
+            </w:r>
+            <w:r>
+              <w:rPr>
+                <w:rStyle w:val="Hyperlink"/>
+                <w:rFonts w:ascii="Times New Roman" w:eastAsia="Times New Roman" w:hAnsi="Times New Roman" w:cs="Times New Roman"/>
+                <w:b/>
+                <w:bCs/>
+                <w:noProof/>
+                <w:kern w:val="36"/>
+                <w:highlight w:val="yellow"/>
+                <w:lang w:val="en-GB" w:eastAsia="en-GB"/>
+                <w14:ligatures w14:val="none"/>
+              </w:rPr>
+              <w:t xml:space="preserve"> Options + forms</w:t>
+            </w:r>
+            <w:r>
+              <w:rPr>
+                <w:noProof/>
+                <w:webHidden/>
+              </w:rPr>
+              <w:tab/>
+            </w:r>
+            <w:r>
+              <w:rPr>
+                <w:noProof/>
+                <w:webHidden/>
+              </w:rPr>
+              <w:fldChar w:fldCharType="begin"/>
+            </w:r>
+            <w:r>
+              <w:rPr>
+                <w:noProof/>
+                <w:webHidden/>
+              </w:rPr>
+              <w:instrText xml:space="preserve"> PAGEREF _Toc224153174 \h </w:instrText>
+            </w:r>
+            <w:r>
+              <w:rPr>
+                <w:noProof/>
+                <w:webHidden/>
+              </w:rPr>
+            </w:r>
+            <w:r>
+              <w:rPr>
+                <w:noProof/>
+                <w:webHidden/>
+              </w:rPr>
+              <w:fldChar w:fldCharType="separate"/>
+            </w:r>
+            <w:r>
+              <w:rPr>
+                <w:noProof/>
+                <w:webHidden/>
+              </w:rPr>
+              <w:t>10</w:t>
+            </w:r>
+            <w:r>
+              <w:rPr>
+                <w:noProof/>
+                <w:webHidden/>
+              </w:rPr>
+              <w:fldChar w:fldCharType="end"/>
+            </w:r>
+          </w:hyperlink>
+        </w:p>
+        <w:p>
+          <w:r>
+            <w:rPr>
+              <w:b/>
+              <w:bCs/>
+              <w:noProof/>
+            </w:rPr>
+            <w:fldChar w:fldCharType="end"/>
+          </w:r>
+        </w:p>
+      </w:sdtContent>
+    </w:sdt>
+    <w:p>
+      <w:pPr>
+        <w:rPr>
+          <w:rFonts w:ascii="Times New Roman" w:eastAsia="Times New Roman" w:hAnsi="Times New Roman" w:cs="Times New Roman"/>
+          <w:b/>
+          <w:bCs/>
+          <w:kern w:val="36"/>
+          <w:sz w:val="48"/>
+          <w:szCs w:val="48"/>
+          <w:lang w:val="en-GB" w:eastAsia="en-GB" w:bidi="ar-SA"/>
+          <w14:ligatures w14:val="none"/>
+        </w:rPr>
+      </w:pPr>
+      <w:r>
+        <w:rPr>
+          <w:rFonts w:ascii="Times New Roman" w:eastAsia="Times New Roman" w:hAnsi="Times New Roman" w:cs="Times New Roman"/>
+          <w:b/>
+          <w:bCs/>
+          <w:kern w:val="36"/>
+          <w:sz w:val="48"/>
+          <w:szCs w:val="48"/>
+          <w:lang w:val="en-GB" w:eastAsia="en-GB" w:bidi="ar-SA"/>
+          <w14:ligatures w14:val="none"/>
+        </w:rPr>
+        <w:br w:type="page"/>
+      </w:r>
+    </w:p>
+    <w:p>
+      <w:pPr>
+        <w:spacing w:before="100" w:beforeAutospacing="1" w:after="100" w:afterAutospacing="1" w:line="240" w:lineRule="auto"/>
+        <w:outlineLvl w:val="0"/>
+        <w:rPr>
+          <w:rFonts w:ascii="Times New Roman" w:eastAsia="Times New Roman" w:hAnsi="Times New Roman" w:cs="Times New Roman"/>
+          <w:b/>
+          <w:bCs/>
+          <w:kern w:val="36"/>
+          <w:sz w:val="48"/>
+          <w:szCs w:val="48"/>
+          <w:lang w:val="en-GB" w:eastAsia="en-GB" w:bidi="ar-SA"/>
+          <w14:ligatures w14:val="none"/>
+        </w:rPr>
+      </w:pPr>
+      <w:bookmarkStart w:id="1" w:name="_Toc224153122"/>
+      <w:r>
+        <w:rPr>
+          <w:rFonts w:ascii="Times New Roman" w:eastAsia="Times New Roman" w:hAnsi="Times New Roman" w:cs="Times New Roman"/>
+          <w:b/>
+          <w:bCs/>
+          <w:kern w:val="36"/>
+          <w:sz w:val="48"/>
+          <w:szCs w:val="48"/>
+          <w:lang w:val="en-GB" w:eastAsia="en-GB" w:bidi="ar-SA"/>
+          <w14:ligatures w14:val="none"/>
+        </w:rPr>
+        <w:lastRenderedPageBreak/>
+        <w:t>06_Performance</w:t>
+      </w:r>
+      <w:bookmarkEnd w:id="1"/>
     </w:p>
     <w:p>
       <w:pPr>
@@ -313,6 +6119,7 @@
           <w14:ligatures w14:val="none"/>
         </w:rPr>
       </w:pPr>
+      <w:bookmarkStart w:id="2" w:name="_Toc224153123"/>
       <w:r>
         <w:rPr>
           <w:rFonts w:ascii="Times New Roman" w:eastAsia="Times New Roman" w:hAnsi="Times New Roman" w:cs="Times New Roman"/>
@@ -326,6 +6133,7 @@
         </w:rPr>
         <w:t>06_PERFORMANCE</w:t>
       </w:r>
+      <w:bookmarkEnd w:id="2"/>
     </w:p>
     <w:p>
       <w:pPr>
@@ -554,6 +6362,7 @@
           <w14:ligatures w14:val="none"/>
         </w:rPr>
       </w:pPr>
+      <w:bookmarkStart w:id="3" w:name="_Toc224153124"/>
       <w:r>
         <w:rPr>
           <w:rFonts w:ascii="Times New Roman" w:eastAsia="Times New Roman" w:hAnsi="Times New Roman" w:cs="Times New Roman"/>
@@ -567,6 +6376,7 @@
         </w:rPr>
         <w:t>06.1 Performance Governance Framework</w:t>
       </w:r>
+      <w:bookmarkEnd w:id="3"/>
     </w:p>
     <w:p>
       <w:pPr>
@@ -583,6 +6393,7 @@
           <w14:ligatures w14:val="none"/>
         </w:rPr>
       </w:pPr>
+      <w:bookmarkStart w:id="4" w:name="_Toc224153125"/>
       <w:r>
         <w:rPr>
           <w:rFonts w:ascii="Times New Roman" w:eastAsia="Times New Roman" w:hAnsi="Times New Roman" w:cs="Times New Roman"/>
@@ -596,6 +6407,7 @@
         </w:rPr>
         <w:t>06.1.1 Performance Policy</w:t>
       </w:r>
+      <w:bookmarkEnd w:id="4"/>
     </w:p>
     <w:p>
       <w:pPr>
@@ -649,6 +6461,7 @@
           <w14:ligatures w14:val="none"/>
         </w:rPr>
       </w:pPr>
+      <w:bookmarkStart w:id="5" w:name="_Toc224153126"/>
       <w:r>
         <w:rPr>
           <w:rFonts w:ascii="Times New Roman" w:eastAsia="Times New Roman" w:hAnsi="Times New Roman" w:cs="Times New Roman"/>
@@ -662,6 +6475,7 @@
         </w:rPr>
         <w:t>06.1.1.1 Objectives</w:t>
       </w:r>
+      <w:bookmarkEnd w:id="5"/>
     </w:p>
     <w:p>
       <w:pPr>
@@ -762,6 +6576,7 @@
           <w14:ligatures w14:val="none"/>
         </w:rPr>
       </w:pPr>
+      <w:bookmarkStart w:id="6" w:name="_Toc224153127"/>
       <w:r>
         <w:rPr>
           <w:rFonts w:ascii="Times New Roman" w:eastAsia="Times New Roman" w:hAnsi="Times New Roman" w:cs="Times New Roman"/>
@@ -773,9 +6588,9 @@
           <w:lang w:val="en-GB" w:eastAsia="en-GB" w:bidi="ar-SA"/>
           <w14:ligatures w14:val="none"/>
         </w:rPr>
-        <w:lastRenderedPageBreak/>
         <w:t>06.1.1.2 KPI Hierarchy Structure</w:t>
       </w:r>
+      <w:bookmarkEnd w:id="6"/>
     </w:p>
     <w:p>
       <w:pPr>
@@ -886,6 +6701,7 @@
           <w:lang w:val="en-GB" w:eastAsia="en-GB" w:bidi="ar-SA"/>
           <w14:ligatures w14:val="none"/>
         </w:rPr>
+        <w:lastRenderedPageBreak/>
         <w:t>Individual KPIs</w:t>
       </w:r>
     </w:p>
@@ -904,6 +6720,7 @@
           <w14:ligatures w14:val="none"/>
         </w:rPr>
       </w:pPr>
+      <w:bookmarkStart w:id="7" w:name="_Toc224153128"/>
       <w:r>
         <w:rPr>
           <w:rFonts w:ascii="Times New Roman" w:eastAsia="Times New Roman" w:hAnsi="Times New Roman" w:cs="Times New Roman"/>
@@ -917,6 +6734,7 @@
         </w:rPr>
         <w:t>06.1.1.3 Roles &amp; Accountability</w:t>
       </w:r>
+      <w:bookmarkEnd w:id="7"/>
     </w:p>
     <w:p>
       <w:pPr>
@@ -1099,6 +6917,7 @@
           <w14:ligatures w14:val="none"/>
         </w:rPr>
       </w:pPr>
+      <w:bookmarkStart w:id="8" w:name="_Toc224153129"/>
       <w:r>
         <w:rPr>
           <w:rFonts w:ascii="Times New Roman" w:eastAsia="Times New Roman" w:hAnsi="Times New Roman" w:cs="Times New Roman"/>
@@ -1112,6 +6931,7 @@
         </w:rPr>
         <w:t>06.2 Portfolio Performance Management</w:t>
       </w:r>
+      <w:bookmarkEnd w:id="8"/>
     </w:p>
     <w:p>
       <w:pPr>
@@ -1128,6 +6948,7 @@
           <w14:ligatures w14:val="none"/>
         </w:rPr>
       </w:pPr>
+      <w:bookmarkStart w:id="9" w:name="_Toc224153130"/>
       <w:r>
         <w:rPr>
           <w:rFonts w:ascii="Times New Roman" w:eastAsia="Times New Roman" w:hAnsi="Times New Roman" w:cs="Times New Roman"/>
@@ -1141,6 +6962,7 @@
         </w:rPr>
         <w:t>06.2.1 Portfolio KPI Framework</w:t>
       </w:r>
+      <w:bookmarkEnd w:id="9"/>
     </w:p>
     <w:p>
       <w:pPr>
@@ -1157,6 +6979,7 @@
           <w14:ligatures w14:val="none"/>
         </w:rPr>
       </w:pPr>
+      <w:bookmarkStart w:id="10" w:name="_Toc224153131"/>
       <w:r>
         <w:rPr>
           <w:rFonts w:ascii="Times New Roman" w:eastAsia="Times New Roman" w:hAnsi="Times New Roman" w:cs="Times New Roman"/>
@@ -1170,6 +6993,7 @@
         </w:rPr>
         <w:t>06.2.1.1 Core Portfolio KPIs</w:t>
       </w:r>
+      <w:bookmarkEnd w:id="10"/>
     </w:p>
     <w:p>
       <w:pPr>
@@ -1382,6 +7206,7 @@
           <w14:ligatures w14:val="none"/>
         </w:rPr>
       </w:pPr>
+      <w:bookmarkStart w:id="11" w:name="_Toc224153132"/>
       <w:r>
         <w:rPr>
           <w:rFonts w:ascii="Times New Roman" w:eastAsia="Times New Roman" w:hAnsi="Times New Roman" w:cs="Times New Roman"/>
@@ -1395,6 +7220,7 @@
         </w:rPr>
         <w:t>06.2.1.2 Diversification Metrics</w:t>
       </w:r>
+      <w:bookmarkEnd w:id="11"/>
     </w:p>
     <w:p>
       <w:pPr>
@@ -1495,6 +7321,7 @@
           <w14:ligatures w14:val="none"/>
         </w:rPr>
       </w:pPr>
+      <w:bookmarkStart w:id="12" w:name="_Toc224153133"/>
       <w:r>
         <w:rPr>
           <w:rFonts w:ascii="Times New Roman" w:eastAsia="Times New Roman" w:hAnsi="Times New Roman" w:cs="Times New Roman"/>
@@ -1508,6 +7335,7 @@
         </w:rPr>
         <w:t>06.2.1.3 Benchmarking</w:t>
       </w:r>
+      <w:bookmarkEnd w:id="12"/>
     </w:p>
     <w:p>
       <w:pPr>
@@ -1608,6 +7436,7 @@
           <w14:ligatures w14:val="none"/>
         </w:rPr>
       </w:pPr>
+      <w:bookmarkStart w:id="13" w:name="_Toc224153134"/>
       <w:r>
         <w:rPr>
           <w:rFonts w:ascii="Times New Roman" w:eastAsia="Times New Roman" w:hAnsi="Times New Roman" w:cs="Times New Roman"/>
@@ -1621,6 +7450,7 @@
         </w:rPr>
         <w:t>Forms:</w:t>
       </w:r>
+      <w:bookmarkEnd w:id="13"/>
     </w:p>
     <w:p>
       <w:pPr>
@@ -1699,7 +7529,6 @@
           <w:lang w:val="en-GB" w:eastAsia="en-GB" w:bidi="ar-SA"/>
           <w14:ligatures w14:val="none"/>
         </w:rPr>
-        <w:lastRenderedPageBreak/>
         <w:pict w14:anchorId="2407A8AB">
           <v:rect id="_x0000_i1028" style="width:0;height:1.5pt" o:hralign="center" o:hrstd="t" o:hr="t" fillcolor="#a0a0a0" stroked="f"/>
         </w:pict>
@@ -1720,6 +7549,7 @@
           <w14:ligatures w14:val="none"/>
         </w:rPr>
       </w:pPr>
+      <w:bookmarkStart w:id="14" w:name="_Toc224153135"/>
       <w:r>
         <w:rPr>
           <w:rFonts w:ascii="Times New Roman" w:eastAsia="Times New Roman" w:hAnsi="Times New Roman" w:cs="Times New Roman"/>
@@ -1733,6 +7563,7 @@
         </w:rPr>
         <w:t>06.3 Asset-Level Performance Monitoring</w:t>
       </w:r>
+      <w:bookmarkEnd w:id="14"/>
     </w:p>
     <w:p>
       <w:pPr>
@@ -1749,6 +7580,7 @@
           <w14:ligatures w14:val="none"/>
         </w:rPr>
       </w:pPr>
+      <w:bookmarkStart w:id="15" w:name="_Toc224153136"/>
       <w:r>
         <w:rPr>
           <w:rFonts w:ascii="Times New Roman" w:eastAsia="Times New Roman" w:hAnsi="Times New Roman" w:cs="Times New Roman"/>
@@ -1760,8 +7592,10 @@
           <w:lang w:val="en-GB" w:eastAsia="en-GB" w:bidi="ar-SA"/>
           <w14:ligatures w14:val="none"/>
         </w:rPr>
+        <w:lastRenderedPageBreak/>
         <w:t>06.3.1 Asset KPI Matrix</w:t>
       </w:r>
+      <w:bookmarkEnd w:id="15"/>
     </w:p>
     <w:p>
       <w:pPr>
@@ -1778,6 +7612,7 @@
           <w14:ligatures w14:val="none"/>
         </w:rPr>
       </w:pPr>
+      <w:bookmarkStart w:id="16" w:name="_Toc224153137"/>
       <w:r>
         <w:rPr>
           <w:rFonts w:ascii="Times New Roman" w:eastAsia="Times New Roman" w:hAnsi="Times New Roman" w:cs="Times New Roman"/>
@@ -1791,6 +7626,7 @@
         </w:rPr>
         <w:t>06.3.1.1 Revenue Metrics</w:t>
       </w:r>
+      <w:bookmarkEnd w:id="16"/>
     </w:p>
     <w:p>
       <w:pPr>
@@ -1891,6 +7727,7 @@
           <w14:ligatures w14:val="none"/>
         </w:rPr>
       </w:pPr>
+      <w:bookmarkStart w:id="17" w:name="_Toc224153138"/>
       <w:r>
         <w:rPr>
           <w:rFonts w:ascii="Times New Roman" w:eastAsia="Times New Roman" w:hAnsi="Times New Roman" w:cs="Times New Roman"/>
@@ -1904,6 +7741,7 @@
         </w:rPr>
         <w:t>06.3.1.2 Occupancy Metrics</w:t>
       </w:r>
+      <w:bookmarkEnd w:id="17"/>
     </w:p>
     <w:p>
       <w:pPr>
@@ -2004,6 +7842,7 @@
           <w14:ligatures w14:val="none"/>
         </w:rPr>
       </w:pPr>
+      <w:bookmarkStart w:id="18" w:name="_Toc224153139"/>
       <w:r>
         <w:rPr>
           <w:rFonts w:ascii="Times New Roman" w:eastAsia="Times New Roman" w:hAnsi="Times New Roman" w:cs="Times New Roman"/>
@@ -2017,6 +7856,7 @@
         </w:rPr>
         <w:t>06.3.1.3 Asset Efficiency Metrics</w:t>
       </w:r>
+      <w:bookmarkEnd w:id="18"/>
     </w:p>
     <w:p>
       <w:pPr>
@@ -2117,6 +7957,7 @@
           <w14:ligatures w14:val="none"/>
         </w:rPr>
       </w:pPr>
+      <w:bookmarkStart w:id="19" w:name="_Toc224153140"/>
       <w:r>
         <w:rPr>
           <w:rFonts w:ascii="Times New Roman" w:eastAsia="Times New Roman" w:hAnsi="Times New Roman" w:cs="Times New Roman"/>
@@ -2130,6 +7971,7 @@
         </w:rPr>
         <w:t>06.3.1.4 Asset Rating System (1–5)</w:t>
       </w:r>
+      <w:bookmarkEnd w:id="19"/>
     </w:p>
     <w:p>
       <w:pPr>
@@ -2573,6 +8415,7 @@
           <w14:ligatures w14:val="none"/>
         </w:rPr>
       </w:pPr>
+      <w:bookmarkStart w:id="20" w:name="_Toc224153141"/>
       <w:r>
         <w:rPr>
           <w:rFonts w:ascii="Times New Roman" w:eastAsia="Times New Roman" w:hAnsi="Times New Roman" w:cs="Times New Roman"/>
@@ -2586,6 +8429,7 @@
         </w:rPr>
         <w:t>Forms:</w:t>
       </w:r>
+      <w:bookmarkEnd w:id="20"/>
     </w:p>
     <w:p>
       <w:pPr>
@@ -2688,6 +8532,7 @@
           <w14:ligatures w14:val="none"/>
         </w:rPr>
       </w:pPr>
+      <w:bookmarkStart w:id="21" w:name="_Toc224153142"/>
       <w:r>
         <w:rPr>
           <w:rFonts w:ascii="Times New Roman" w:eastAsia="Times New Roman" w:hAnsi="Times New Roman" w:cs="Times New Roman"/>
@@ -2701,6 +8546,7 @@
         </w:rPr>
         <w:t>06.4 Financial Performance &amp; Yield Monitoring</w:t>
       </w:r>
+      <w:bookmarkEnd w:id="21"/>
     </w:p>
     <w:p>
       <w:pPr>
@@ -2717,6 +8563,7 @@
           <w14:ligatures w14:val="none"/>
         </w:rPr>
       </w:pPr>
+      <w:bookmarkStart w:id="22" w:name="_Toc224153143"/>
       <w:r>
         <w:rPr>
           <w:rFonts w:ascii="Times New Roman" w:eastAsia="Times New Roman" w:hAnsi="Times New Roman" w:cs="Times New Roman"/>
@@ -2728,9 +8575,9 @@
           <w:lang w:val="en-GB" w:eastAsia="en-GB" w:bidi="ar-SA"/>
           <w14:ligatures w14:val="none"/>
         </w:rPr>
-        <w:lastRenderedPageBreak/>
         <w:t>06.4.1 Financial Metrics</w:t>
       </w:r>
+      <w:bookmarkEnd w:id="22"/>
     </w:p>
     <w:p>
       <w:pPr>
@@ -2747,6 +8594,7 @@
           <w14:ligatures w14:val="none"/>
         </w:rPr>
       </w:pPr>
+      <w:bookmarkStart w:id="23" w:name="_Toc224153144"/>
       <w:r>
         <w:rPr>
           <w:rFonts w:ascii="Times New Roman" w:eastAsia="Times New Roman" w:hAnsi="Times New Roman" w:cs="Times New Roman"/>
@@ -2760,6 +8608,7 @@
         </w:rPr>
         <w:t>06.4.1.1 Profitability</w:t>
       </w:r>
+      <w:bookmarkEnd w:id="23"/>
     </w:p>
     <w:p>
       <w:pPr>
@@ -2814,6 +8663,7 @@
           <w:lang w:val="en-GB" w:eastAsia="en-GB" w:bidi="ar-SA"/>
           <w14:ligatures w14:val="none"/>
         </w:rPr>
+        <w:lastRenderedPageBreak/>
         <w:t>EBITDA</w:t>
       </w:r>
     </w:p>
@@ -2860,6 +8710,7 @@
           <w14:ligatures w14:val="none"/>
         </w:rPr>
       </w:pPr>
+      <w:bookmarkStart w:id="24" w:name="_Toc224153145"/>
       <w:r>
         <w:rPr>
           <w:rFonts w:ascii="Times New Roman" w:eastAsia="Times New Roman" w:hAnsi="Times New Roman" w:cs="Times New Roman"/>
@@ -2873,6 +8724,7 @@
         </w:rPr>
         <w:t>06.4.1.2 Return Metrics</w:t>
       </w:r>
+      <w:bookmarkEnd w:id="24"/>
     </w:p>
     <w:p>
       <w:pPr>
@@ -3001,6 +8853,7 @@
           <w14:ligatures w14:val="none"/>
         </w:rPr>
       </w:pPr>
+      <w:bookmarkStart w:id="25" w:name="_Toc224153146"/>
       <w:r>
         <w:rPr>
           <w:rFonts w:ascii="Times New Roman" w:eastAsia="Times New Roman" w:hAnsi="Times New Roman" w:cs="Times New Roman"/>
@@ -3014,6 +8867,7 @@
         </w:rPr>
         <w:t>06.4.1.3 Liquidity Metrics</w:t>
       </w:r>
+      <w:bookmarkEnd w:id="25"/>
     </w:p>
     <w:p>
       <w:pPr>
@@ -3114,6 +8968,7 @@
           <w14:ligatures w14:val="none"/>
         </w:rPr>
       </w:pPr>
+      <w:bookmarkStart w:id="26" w:name="_Toc224153147"/>
       <w:r>
         <w:rPr>
           <w:rFonts w:ascii="Times New Roman" w:eastAsia="Times New Roman" w:hAnsi="Times New Roman" w:cs="Times New Roman"/>
@@ -3127,6 +8982,7 @@
         </w:rPr>
         <w:t>06.4.1.4 Variance Analysis Procedure</w:t>
       </w:r>
+      <w:bookmarkEnd w:id="26"/>
     </w:p>
     <w:p>
       <w:pPr>
@@ -3333,6 +9189,7 @@
           <w14:ligatures w14:val="none"/>
         </w:rPr>
       </w:pPr>
+      <w:bookmarkStart w:id="27" w:name="_Toc224153148"/>
       <w:r>
         <w:rPr>
           <w:rFonts w:ascii="Times New Roman" w:eastAsia="Times New Roman" w:hAnsi="Times New Roman" w:cs="Times New Roman"/>
@@ -3346,6 +9203,7 @@
         </w:rPr>
         <w:t>06.5 Operational Performance (Leasing &amp; FM)</w:t>
       </w:r>
+      <w:bookmarkEnd w:id="27"/>
     </w:p>
     <w:p>
       <w:pPr>
@@ -3362,6 +9220,7 @@
           <w14:ligatures w14:val="none"/>
         </w:rPr>
       </w:pPr>
+      <w:bookmarkStart w:id="28" w:name="_Toc224153149"/>
       <w:r>
         <w:rPr>
           <w:rFonts w:ascii="Times New Roman" w:eastAsia="Times New Roman" w:hAnsi="Times New Roman" w:cs="Times New Roman"/>
@@ -3375,6 +9234,7 @@
         </w:rPr>
         <w:t>06.5.1 Leasing KPIs</w:t>
       </w:r>
+      <w:bookmarkEnd w:id="28"/>
     </w:p>
     <w:p>
       <w:pPr>
@@ -3503,6 +9363,7 @@
           <w14:ligatures w14:val="none"/>
         </w:rPr>
       </w:pPr>
+      <w:bookmarkStart w:id="29" w:name="_Toc224153150"/>
       <w:r>
         <w:rPr>
           <w:rFonts w:ascii="Times New Roman" w:eastAsia="Times New Roman" w:hAnsi="Times New Roman" w:cs="Times New Roman"/>
@@ -3516,6 +9377,7 @@
         </w:rPr>
         <w:t>06.5.2 Facility Management KPIs</w:t>
       </w:r>
+      <w:bookmarkEnd w:id="29"/>
     </w:p>
     <w:p>
       <w:pPr>
@@ -3542,7 +9404,6 @@
           <w:lang w:val="en-GB" w:eastAsia="en-GB" w:bidi="ar-SA"/>
           <w14:ligatures w14:val="none"/>
         </w:rPr>
-        <w:lastRenderedPageBreak/>
         <w:t>Maintenance response time</w:t>
       </w:r>
     </w:p>
@@ -3651,6 +9512,7 @@
           <w:lang w:val="en-GB" w:eastAsia="en-GB" w:bidi="ar-SA"/>
           <w14:ligatures w14:val="none"/>
         </w:rPr>
+        <w:lastRenderedPageBreak/>
         <w:t>Forms:</w:t>
       </w:r>
     </w:p>
@@ -3751,6 +9613,7 @@
           <w14:ligatures w14:val="none"/>
         </w:rPr>
       </w:pPr>
+      <w:bookmarkStart w:id="30" w:name="_Toc224153151"/>
       <w:r>
         <w:rPr>
           <w:rFonts w:ascii="Times New Roman" w:eastAsia="Times New Roman" w:hAnsi="Times New Roman" w:cs="Times New Roman"/>
@@ -3764,6 +9627,7 @@
         </w:rPr>
         <w:t>06.6 CapEx &amp; Project Performance</w:t>
       </w:r>
+      <w:bookmarkEnd w:id="30"/>
     </w:p>
     <w:p>
       <w:pPr>
@@ -3780,6 +9644,7 @@
           <w14:ligatures w14:val="none"/>
         </w:rPr>
       </w:pPr>
+      <w:bookmarkStart w:id="31" w:name="_Toc224153152"/>
       <w:r>
         <w:rPr>
           <w:rFonts w:ascii="Times New Roman" w:eastAsia="Times New Roman" w:hAnsi="Times New Roman" w:cs="Times New Roman"/>
@@ -3793,6 +9658,7 @@
         </w:rPr>
         <w:t>06.6.1 Project KPIs</w:t>
       </w:r>
+      <w:bookmarkEnd w:id="31"/>
     </w:p>
     <w:p>
       <w:pPr>
@@ -3921,6 +9787,7 @@
           <w14:ligatures w14:val="none"/>
         </w:rPr>
       </w:pPr>
+      <w:bookmarkStart w:id="32" w:name="_Toc224153153"/>
       <w:r>
         <w:rPr>
           <w:rFonts w:ascii="Times New Roman" w:eastAsia="Times New Roman" w:hAnsi="Times New Roman" w:cs="Times New Roman"/>
@@ -3934,6 +9801,7 @@
         </w:rPr>
         <w:t>06.6.2 Post-Investment Evaluation</w:t>
       </w:r>
+      <w:bookmarkEnd w:id="32"/>
     </w:p>
     <w:p>
       <w:pPr>
@@ -4140,6 +10008,7 @@
           <w14:ligatures w14:val="none"/>
         </w:rPr>
       </w:pPr>
+      <w:bookmarkStart w:id="33" w:name="_Toc224153154"/>
       <w:r>
         <w:rPr>
           <w:rFonts w:ascii="Times New Roman" w:eastAsia="Times New Roman" w:hAnsi="Times New Roman" w:cs="Times New Roman"/>
@@ -4153,6 +10022,7 @@
         </w:rPr>
         <w:t>06.7 ESG &amp; Sustainability Performance</w:t>
       </w:r>
+      <w:bookmarkEnd w:id="33"/>
     </w:p>
     <w:p>
       <w:pPr>
@@ -4169,6 +10039,7 @@
           <w14:ligatures w14:val="none"/>
         </w:rPr>
       </w:pPr>
+      <w:bookmarkStart w:id="34" w:name="_Toc224153155"/>
       <w:r>
         <w:rPr>
           <w:rFonts w:ascii="Times New Roman" w:eastAsia="Times New Roman" w:hAnsi="Times New Roman" w:cs="Times New Roman"/>
@@ -4182,6 +10053,7 @@
         </w:rPr>
         <w:t>06.7.1 ESG KPI Framework</w:t>
       </w:r>
+      <w:bookmarkEnd w:id="34"/>
     </w:p>
     <w:p>
       <w:pPr>
@@ -4338,6 +10210,7 @@
           <w14:ligatures w14:val="none"/>
         </w:rPr>
       </w:pPr>
+      <w:bookmarkStart w:id="35" w:name="_Toc224153156"/>
       <w:r>
         <w:rPr>
           <w:rFonts w:ascii="Times New Roman" w:eastAsia="Times New Roman" w:hAnsi="Times New Roman" w:cs="Times New Roman"/>
@@ -4351,6 +10224,7 @@
         </w:rPr>
         <w:t>06.7.2 ESG Rating System</w:t>
       </w:r>
+      <w:bookmarkEnd w:id="35"/>
     </w:p>
     <w:p>
       <w:pPr>
@@ -4373,7 +10247,6 @@
           <w:lang w:val="en-GB" w:eastAsia="en-GB" w:bidi="ar-SA"/>
           <w14:ligatures w14:val="none"/>
         </w:rPr>
-        <w:lastRenderedPageBreak/>
         <w:t>Internal ESG Score 1–5</w:t>
       </w:r>
     </w:p>
@@ -4392,6 +10265,7 @@
           <w14:ligatures w14:val="none"/>
         </w:rPr>
       </w:pPr>
+      <w:bookmarkStart w:id="36" w:name="_Toc224153157"/>
       <w:r>
         <w:rPr>
           <w:rFonts w:ascii="Times New Roman" w:eastAsia="Times New Roman" w:hAnsi="Times New Roman" w:cs="Times New Roman"/>
@@ -4405,6 +10279,7 @@
         </w:rPr>
         <w:t>06.7.3 Sustainability Reporting</w:t>
       </w:r>
+      <w:bookmarkEnd w:id="36"/>
     </w:p>
     <w:p>
       <w:pPr>
@@ -4431,6 +10306,7 @@
           <w:lang w:val="en-GB" w:eastAsia="en-GB" w:bidi="ar-SA"/>
           <w14:ligatures w14:val="none"/>
         </w:rPr>
+        <w:lastRenderedPageBreak/>
         <w:t>Annual ESG Report</w:t>
       </w:r>
     </w:p>
@@ -4583,6 +10459,7 @@
           <w14:ligatures w14:val="none"/>
         </w:rPr>
       </w:pPr>
+      <w:bookmarkStart w:id="37" w:name="_Toc224153158"/>
       <w:r>
         <w:rPr>
           <w:rFonts w:ascii="Times New Roman" w:eastAsia="Times New Roman" w:hAnsi="Times New Roman" w:cs="Times New Roman"/>
@@ -4596,6 +10473,7 @@
         </w:rPr>
         <w:t>06.8 Risk-Adjusted Performance Monitoring</w:t>
       </w:r>
+      <w:bookmarkEnd w:id="37"/>
     </w:p>
     <w:p>
       <w:pPr>
@@ -4612,6 +10490,7 @@
           <w14:ligatures w14:val="none"/>
         </w:rPr>
       </w:pPr>
+      <w:bookmarkStart w:id="38" w:name="_Toc224153159"/>
       <w:r>
         <w:rPr>
           <w:rFonts w:ascii="Times New Roman" w:eastAsia="Times New Roman" w:hAnsi="Times New Roman" w:cs="Times New Roman"/>
@@ -4625,6 +10504,7 @@
         </w:rPr>
         <w:t>06.8.1 Risk-Return Matrix</w:t>
       </w:r>
+      <w:bookmarkEnd w:id="38"/>
     </w:p>
     <w:p>
       <w:pPr>
@@ -4725,6 +10605,7 @@
           <w14:ligatures w14:val="none"/>
         </w:rPr>
       </w:pPr>
+      <w:bookmarkStart w:id="39" w:name="_Toc224153160"/>
       <w:r>
         <w:rPr>
           <w:rFonts w:ascii="Times New Roman" w:eastAsia="Times New Roman" w:hAnsi="Times New Roman" w:cs="Times New Roman"/>
@@ -4738,6 +10619,7 @@
         </w:rPr>
         <w:t>06.8.2 Scenario Testing</w:t>
       </w:r>
+      <w:bookmarkEnd w:id="39"/>
     </w:p>
     <w:p>
       <w:pPr>
@@ -4944,6 +10826,7 @@
           <w14:ligatures w14:val="none"/>
         </w:rPr>
       </w:pPr>
+      <w:bookmarkStart w:id="40" w:name="_Toc224153161"/>
       <w:r>
         <w:rPr>
           <w:rFonts w:ascii="Times New Roman" w:eastAsia="Times New Roman" w:hAnsi="Times New Roman" w:cs="Times New Roman"/>
@@ -4957,6 +10840,7 @@
         </w:rPr>
         <w:t>06.9 Performance Reporting &amp; Dashboards</w:t>
       </w:r>
+      <w:bookmarkEnd w:id="40"/>
     </w:p>
     <w:p>
       <w:pPr>
@@ -4973,6 +10857,7 @@
           <w14:ligatures w14:val="none"/>
         </w:rPr>
       </w:pPr>
+      <w:bookmarkStart w:id="41" w:name="_Toc224153162"/>
       <w:r>
         <w:rPr>
           <w:rFonts w:ascii="Times New Roman" w:eastAsia="Times New Roman" w:hAnsi="Times New Roman" w:cs="Times New Roman"/>
@@ -4986,6 +10871,7 @@
         </w:rPr>
         <w:t>06.9.1 Reporting Frequency</w:t>
       </w:r>
+      <w:bookmarkEnd w:id="41"/>
     </w:p>
     <w:p>
       <w:pPr>
@@ -5086,6 +10972,7 @@
           <w14:ligatures w14:val="none"/>
         </w:rPr>
       </w:pPr>
+      <w:bookmarkStart w:id="42" w:name="_Toc224153163"/>
       <w:r>
         <w:rPr>
           <w:rFonts w:ascii="Times New Roman" w:eastAsia="Times New Roman" w:hAnsi="Times New Roman" w:cs="Times New Roman"/>
@@ -5097,9 +10984,9 @@
           <w:lang w:val="en-GB" w:eastAsia="en-GB" w:bidi="ar-SA"/>
           <w14:ligatures w14:val="none"/>
         </w:rPr>
-        <w:lastRenderedPageBreak/>
         <w:t>06.9.2 Dashboard Architecture</w:t>
       </w:r>
+      <w:bookmarkEnd w:id="42"/>
     </w:p>
     <w:p>
       <w:pPr>
@@ -5210,6 +11097,7 @@
           <w:lang w:val="en-GB" w:eastAsia="en-GB" w:bidi="ar-SA"/>
           <w14:ligatures w14:val="none"/>
         </w:rPr>
+        <w:lastRenderedPageBreak/>
         <w:t>Board Report Pack</w:t>
       </w:r>
     </w:p>
@@ -5228,6 +11116,7 @@
           <w14:ligatures w14:val="none"/>
         </w:rPr>
       </w:pPr>
+      <w:bookmarkStart w:id="43" w:name="_Toc224153164"/>
       <w:r>
         <w:rPr>
           <w:rFonts w:ascii="Times New Roman" w:eastAsia="Times New Roman" w:hAnsi="Times New Roman" w:cs="Times New Roman"/>
@@ -5241,6 +11130,7 @@
         </w:rPr>
         <w:t>06.9.3 Data Visualization Standards</w:t>
       </w:r>
+      <w:bookmarkEnd w:id="43"/>
     </w:p>
     <w:p>
       <w:pPr>
@@ -5367,6 +11257,7 @@
           <w14:ligatures w14:val="none"/>
         </w:rPr>
       </w:pPr>
+      <w:bookmarkStart w:id="44" w:name="_Toc224153165"/>
       <w:r>
         <w:rPr>
           <w:rFonts w:ascii="Times New Roman" w:eastAsia="Times New Roman" w:hAnsi="Times New Roman" w:cs="Times New Roman"/>
@@ -5380,6 +11271,7 @@
         </w:rPr>
         <w:t>06.10 Performance Review &amp; Improvement Cycle</w:t>
       </w:r>
+      <w:bookmarkEnd w:id="44"/>
     </w:p>
     <w:p>
       <w:pPr>
@@ -5396,6 +11288,7 @@
           <w14:ligatures w14:val="none"/>
         </w:rPr>
       </w:pPr>
+      <w:bookmarkStart w:id="45" w:name="_Toc224153166"/>
       <w:r>
         <w:rPr>
           <w:rFonts w:ascii="Times New Roman" w:eastAsia="Times New Roman" w:hAnsi="Times New Roman" w:cs="Times New Roman"/>
@@ -5409,6 +11302,7 @@
         </w:rPr>
         <w:t>06.10.1 Review Meetings</w:t>
       </w:r>
+      <w:bookmarkEnd w:id="45"/>
     </w:p>
     <w:p>
       <w:pPr>
@@ -5509,6 +11403,7 @@
           <w14:ligatures w14:val="none"/>
         </w:rPr>
       </w:pPr>
+      <w:bookmarkStart w:id="46" w:name="_Toc224153167"/>
       <w:r>
         <w:rPr>
           <w:rFonts w:ascii="Times New Roman" w:eastAsia="Times New Roman" w:hAnsi="Times New Roman" w:cs="Times New Roman"/>
@@ -5522,6 +11417,7 @@
         </w:rPr>
         <w:t>06.10.2 Underperformance Protocol</w:t>
       </w:r>
+      <w:bookmarkEnd w:id="46"/>
     </w:p>
     <w:p>
       <w:pPr>
@@ -5538,6 +11434,7 @@
           <w14:ligatures w14:val="none"/>
         </w:rPr>
       </w:pPr>
+      <w:bookmarkStart w:id="47" w:name="_Toc224153168"/>
       <w:r>
         <w:rPr>
           <w:rFonts w:ascii="Times New Roman" w:eastAsia="Times New Roman" w:hAnsi="Times New Roman" w:cs="Times New Roman"/>
@@ -5551,6 +11448,7 @@
         </w:rPr>
         <w:t>06.10.2.1 Trigger Threshold</w:t>
       </w:r>
+      <w:bookmarkEnd w:id="47"/>
     </w:p>
     <w:p>
       <w:pPr>
@@ -5595,6 +11493,7 @@
           <w14:ligatures w14:val="none"/>
         </w:rPr>
       </w:pPr>
+      <w:bookmarkStart w:id="48" w:name="_Toc224153169"/>
       <w:r>
         <w:rPr>
           <w:rFonts w:ascii="Times New Roman" w:eastAsia="Times New Roman" w:hAnsi="Times New Roman" w:cs="Times New Roman"/>
@@ -5608,6 +11507,7 @@
         </w:rPr>
         <w:t>06.10.2.2 Corrective Action Plan</w:t>
       </w:r>
+      <w:bookmarkEnd w:id="48"/>
     </w:p>
     <w:p>
       <w:pPr>
@@ -5762,6 +11662,7 @@
           <w14:ligatures w14:val="none"/>
         </w:rPr>
       </w:pPr>
+      <w:bookmarkStart w:id="49" w:name="_Toc224153170"/>
       <w:r>
         <w:rPr>
           <w:rFonts w:ascii="Times New Roman" w:eastAsia="Times New Roman" w:hAnsi="Times New Roman" w:cs="Times New Roman"/>
@@ -5775,6 +11676,7 @@
         </w:rPr>
         <w:t>06.11 Performance Data Governance &amp; Controls</w:t>
       </w:r>
+      <w:bookmarkEnd w:id="49"/>
     </w:p>
     <w:p>
       <w:pPr>
@@ -5791,6 +11693,7 @@
           <w14:ligatures w14:val="none"/>
         </w:rPr>
       </w:pPr>
+      <w:bookmarkStart w:id="50" w:name="_Toc224153171"/>
       <w:r>
         <w:rPr>
           <w:rFonts w:ascii="Times New Roman" w:eastAsia="Times New Roman" w:hAnsi="Times New Roman" w:cs="Times New Roman"/>
@@ -5804,6 +11707,7 @@
         </w:rPr>
         <w:t>06.11.1 Data Integrity Controls</w:t>
       </w:r>
+      <w:bookmarkEnd w:id="50"/>
     </w:p>
     <w:p>
       <w:pPr>
@@ -5830,7 +11734,6 @@
           <w:lang w:val="en-GB" w:eastAsia="en-GB" w:bidi="ar-SA"/>
           <w14:ligatures w14:val="none"/>
         </w:rPr>
-        <w:lastRenderedPageBreak/>
         <w:t>Data source validation</w:t>
       </w:r>
     </w:p>
@@ -5905,6 +11808,7 @@
           <w14:ligatures w14:val="none"/>
         </w:rPr>
       </w:pPr>
+      <w:bookmarkStart w:id="51" w:name="_Toc224153172"/>
       <w:r>
         <w:rPr>
           <w:rFonts w:ascii="Times New Roman" w:eastAsia="Times New Roman" w:hAnsi="Times New Roman" w:cs="Times New Roman"/>
@@ -5916,8 +11820,10 @@
           <w:lang w:val="en-GB" w:eastAsia="en-GB" w:bidi="ar-SA"/>
           <w14:ligatures w14:val="none"/>
         </w:rPr>
+        <w:lastRenderedPageBreak/>
         <w:t>06.11.2 Segregation of Duties</w:t>
       </w:r>
+      <w:bookmarkEnd w:id="51"/>
     </w:p>
     <w:p>
       <w:pPr>
@@ -6018,6 +11924,7 @@
           <w14:ligatures w14:val="none"/>
         </w:rPr>
       </w:pPr>
+      <w:bookmarkStart w:id="52" w:name="_Toc224153173"/>
       <w:r>
         <w:rPr>
           <w:rFonts w:ascii="Times New Roman" w:eastAsia="Times New Roman" w:hAnsi="Times New Roman" w:cs="Times New Roman"/>
@@ -6031,6 +11938,7 @@
         </w:rPr>
         <w:t>06.11.3 Compliance Alignment</w:t>
       </w:r>
+      <w:bookmarkEnd w:id="52"/>
     </w:p>
     <w:p>
       <w:pPr>
@@ -6130,6 +12038,7 @@
           <w14:ligatures w14:val="none"/>
         </w:rPr>
       </w:pPr>
+      <w:bookmarkStart w:id="53" w:name="_Toc224153174"/>
       <w:r>
         <w:rPr>
           <w:rFonts w:ascii="Segoe UI Emoji" w:eastAsia="Times New Roman" w:hAnsi="Segoe UI Emoji" w:cs="Segoe UI Emoji"/>
@@ -6172,6 +12081,7 @@
         </w:rPr>
         <w:t xml:space="preserve"> + forms</w:t>
       </w:r>
+      <w:bookmarkEnd w:id="53"/>
     </w:p>
     <w:p>
       <w:pPr>
@@ -6605,7 +12515,17 @@
         <w:t>Or full ISO-aligned integrated performance manual?</w:t>
       </w:r>
     </w:p>
-    <w:p/>
+    <w:p>
+      <w:r>
+        <w:br w:type="page"/>
+      </w:r>
+    </w:p>
+    <w:p>
+      <w:r>
+        <w:lastRenderedPageBreak/>
+        <w:t xml:space="preserve">End of document </w:t>
+      </w:r>
+    </w:p>
     <w:sectPr>
       <w:headerReference w:type="default" r:id="rId7"/>
       <w:footerReference w:type="default" r:id="rId8"/>
@@ -6765,7 +12685,13 @@
       <w:pStyle w:val="Header"/>
     </w:pPr>
     <w:r>
-      <w:t>RAM ENTERPRISE P&amp;P WBS STRUCTURE – 06_Performance</w:t>
+      <w:t xml:space="preserve">RAM ENTERPRISE P&amp;P </w:t>
+    </w:r>
+    <w:r>
+      <w:t xml:space="preserve">- </w:t>
+    </w:r>
+    <w:r>
+      <w:t>06_Performance</w:t>
     </w:r>
   </w:p>
 </w:hdr>
@@ -13866,6 +19792,75 @@
       </w:tcPr>
     </w:tblStylePr>
   </w:style>
+  <w:style w:type="paragraph" w:styleId="TOCHeading">
+    <w:name w:val="TOC Heading"/>
+    <w:basedOn w:val="Heading1"/>
+    <w:next w:val="Normal"/>
+    <w:uiPriority w:val="39"/>
+    <w:unhideWhenUsed/>
+    <w:qFormat/>
+    <w:rsid w:val="002279E9"/>
+    <w:pPr>
+      <w:spacing w:before="240" w:after="0"/>
+      <w:outlineLvl w:val="9"/>
+    </w:pPr>
+    <w:rPr>
+      <w:kern w:val="0"/>
+      <w:sz w:val="32"/>
+      <w:szCs w:val="32"/>
+      <w:lang w:bidi="ar-SA"/>
+      <w14:ligatures w14:val="none"/>
+    </w:rPr>
+  </w:style>
+  <w:style w:type="paragraph" w:styleId="TOC1">
+    <w:name w:val="toc 1"/>
+    <w:basedOn w:val="Normal"/>
+    <w:next w:val="Normal"/>
+    <w:autoRedefine/>
+    <w:uiPriority w:val="39"/>
+    <w:unhideWhenUsed/>
+    <w:rsid w:val="002279E9"/>
+    <w:pPr>
+      <w:spacing w:after="100"/>
+    </w:pPr>
+  </w:style>
+  <w:style w:type="paragraph" w:styleId="TOC2">
+    <w:name w:val="toc 2"/>
+    <w:basedOn w:val="Normal"/>
+    <w:next w:val="Normal"/>
+    <w:autoRedefine/>
+    <w:uiPriority w:val="39"/>
+    <w:unhideWhenUsed/>
+    <w:rsid w:val="002279E9"/>
+    <w:pPr>
+      <w:spacing w:after="100"/>
+      <w:ind w:left="220"/>
+    </w:pPr>
+  </w:style>
+  <w:style w:type="paragraph" w:styleId="TOC3">
+    <w:name w:val="toc 3"/>
+    <w:basedOn w:val="Normal"/>
+    <w:next w:val="Normal"/>
+    <w:autoRedefine/>
+    <w:uiPriority w:val="39"/>
+    <w:unhideWhenUsed/>
+    <w:rsid w:val="002279E9"/>
+    <w:pPr>
+      <w:spacing w:after="100"/>
+      <w:ind w:left="440"/>
+    </w:pPr>
+  </w:style>
+  <w:style w:type="character" w:styleId="Hyperlink">
+    <w:name w:val="Hyperlink"/>
+    <w:basedOn w:val="DefaultParagraphFont"/>
+    <w:uiPriority w:val="99"/>
+    <w:unhideWhenUsed/>
+    <w:rsid w:val="002279E9"/>
+    <w:rPr>
+      <w:color w:val="467886" w:themeColor="hyperlink"/>
+      <w:u w:val="single"/>
+    </w:rPr>
+  </w:style>
 </w:styles>
 </file>
 
